--- a/docs/technical_documentation.docx
+++ b/docs/technical_documentation.docx
@@ -74,32 +74,6 @@
         <w:t xml:space="preserve">2026</w:t>
       </w:r>
     </w:p>
-    <w:sdt>
-      <w:sdtPr>
-        <w:docPartObj>
-          <w:docPartGallery w:val="Table of Contents"/>
-          <w:docPartUnique/>
-        </w:docPartObj>
-      </w:sdtPr>
-      <w:sdtContent>
-        <w:p>
-          <w:pPr>
-            <w:pStyle w:val="TOCHeading"/>
-          </w:pPr>
-          <w:r>
-            <w:t xml:space="preserve">Table of Contents</w:t>
-          </w:r>
-        </w:p>
-        <w:p>
-          <w:r>
-            <w:fldChar w:fldCharType="begin" w:dirty="true"/>
-            <w:instrText xml:space="preserve">TOC \o "1-2" \h \z \u</w:instrText>
-            <w:fldChar w:fldCharType="separate"/>
-            <w:fldChar w:fldCharType="end"/>
-          </w:r>
-        </w:p>
-      </w:sdtContent>
-    </w:sdt>
     <w:bookmarkStart w:id="20" w:name="overview"/>
     <w:p>
       <w:pPr>
@@ -138,7 +112,7 @@
         <w:pStyle w:val="BodyText"/>
       </w:pPr>
       <w:r>
-        <w:t xml:space="preserve">The schema is strictly aligned with the</w:t>
+        <w:t xml:space="preserve">The schema is aligned with the</w:t>
       </w:r>
       <w:r>
         <w:t xml:space="preserve"> </w:t>
@@ -163,7 +137,39 @@
         <w:t xml:space="preserve">Fashion_DPP_Object_Field_Catalogue.xlsm</w:t>
       </w:r>
       <w:r>
-        <w:t xml:space="preserve">) — 11 MVP entities, no extras. Sprint 2+ catalogue objects (Compliance Record, Sustainability Metric, Visibility Rule, Document Link, Certificate as N:N) are intentionally deferred.</w:t>
+        <w:t xml:space="preserve">), simplified to the MVP-relevant subset (12 entities). A DPP can be issued at three granularities: on a finished product, narrowed to a concrete production batch, or — at the finest level — on an individual serialised</w:t>
+      </w:r>
+      <w:r>
+        <w:t xml:space="preserve"> </w:t>
+      </w:r>
+      <w:r>
+        <w:rPr>
+          <w:bCs/>
+          <w:b/>
+        </w:rPr>
+        <w:t xml:space="preserve">Product Item</w:t>
+      </w:r>
+      <w:r>
+        <w:t xml:space="preserve"> </w:t>
+      </w:r>
+      <w:r>
+        <w:t xml:space="preserve">within a batch. Each Product Item carries exactly one unique DPP (with its own QR code), created automatically when the item is added. Bill-of-Materials links are anchored at the variant level and may attach an internal sub-DPP or an external supplier-DPP URL, forming a DPP hierarchy that is aggregated live on public read. The public DPP view can additionally show</w:t>
+      </w:r>
+      <w:r>
+        <w:t xml:space="preserve"> </w:t>
+      </w:r>
+      <w:r>
+        <w:rPr>
+          <w:bCs/>
+          <w:b/>
+        </w:rPr>
+        <w:t xml:space="preserve">marketing links</w:t>
+      </w:r>
+      <w:r>
+        <w:t xml:space="preserve"> </w:t>
+      </w:r>
+      <w:r>
+        <w:t xml:space="preserve">(ads / product info) — either per DPP or organisation-wide (e.g. a seasonal campaign). Sprint 2+ catalogue objects (Compliance Record, Sustainability Metric, Visibility Rule, Document Link, Certificate as N:N) are intentionally deferred.</w:t>
       </w:r>
     </w:p>
     <w:p>
@@ -586,7 +592,7 @@
               <w:jc w:val="left"/>
             </w:pPr>
             <w:r>
-              <w:t xml:space="preserve">Stores all 11 catalogue tables in an isolated database container</w:t>
+              <w:t xml:space="preserve">Stores the 12 schema tables in an isolated database container</w:t>
             </w:r>
           </w:p>
         </w:tc>
@@ -1072,7 +1078,7 @@
       <w:r>
         <w:drawing>
           <wp:inline>
-            <wp:extent cx="5334000" cy="3506644"/>
+            <wp:extent cx="5334000" cy="3510255"/>
             <wp:effectExtent b="0" l="0" r="0" t="0"/>
             <wp:docPr descr="Software architecture" title="" id="1" name="Picture"/>
             <a:graphic>
@@ -1093,7 +1099,7 @@
                   <pic:spPr bwMode="auto">
                     <a:xfrm>
                       <a:off x="0" y="0"/>
-                      <a:ext cx="5334000" cy="3506644"/>
+                      <a:ext cx="5334000" cy="3510255"/>
                     </a:xfrm>
                     <a:prstGeom prst="rect">
                       <a:avLst/>
@@ -1246,7 +1252,7 @@
         <w:pStyle w:val="Compact"/>
       </w:pPr>
       <w:r>
-        <w:t xml:space="preserve">Authenticated OData V4 service exposing 11 entity projections, 4 lifecycle actions and 1 QR-image function on the passport</w:t>
+        <w:t xml:space="preserve">Authenticated OData V4 service exposing 12 entity projections, 4 lifecycle actions and 1 QR-image function on the passport</w:t>
       </w:r>
     </w:p>
     <w:p>
@@ -1306,7 +1312,7 @@
         <w:pStyle w:val="Compact"/>
       </w:pPr>
       <w:r>
-        <w:t xml:space="preserve">Passport lifecycle logic — approves, publishes, archives passports; rotates QR codes; builds aggregated snapshots</w:t>
+        <w:t xml:space="preserve">Product-item logic — on creation of a serialised item, resolves its product/variant/batch chain and auto-creates the unique item-level DPP plus an active QR code</w:t>
       </w:r>
     </w:p>
     <w:p>
@@ -1318,7 +1324,7 @@
         <w:pStyle w:val="Compact"/>
       </w:pPr>
       <w:r>
-        <w:t xml:space="preserve">Public view logic — verifies the signed QR token and assembles the consumer payload</w:t>
+        <w:t xml:space="preserve">Marketing-link logic — tenant-defaults and validates marketing links; the public view surfaces active, in-window links (per DPP or organisation-wide), sorted by display order</w:t>
       </w:r>
     </w:p>
     <w:p>
@@ -1330,6 +1336,30 @@
         <w:pStyle w:val="Compact"/>
       </w:pPr>
       <w:r>
+        <w:t xml:space="preserve">Passport lifecycle logic — approves, publishes, archives passports; rotates QR codes; builds aggregated snapshots</w:t>
+      </w:r>
+    </w:p>
+    <w:p>
+      <w:pPr>
+        <w:numPr>
+          <w:ilvl w:val="0"/>
+          <w:numId w:val="1006"/>
+        </w:numPr>
+        <w:pStyle w:val="Compact"/>
+      </w:pPr>
+      <w:r>
+        <w:t xml:space="preserve">Public view logic — verifies the signed QR token, traverses the DPP hierarchy and assembles the consumer payload including the live aggregation</w:t>
+      </w:r>
+    </w:p>
+    <w:p>
+      <w:pPr>
+        <w:numPr>
+          <w:ilvl w:val="0"/>
+          <w:numId w:val="1006"/>
+        </w:numPr>
+        <w:pStyle w:val="Compact"/>
+      </w:pPr>
+      <w:r>
         <w:t xml:space="preserve">Identity logic — returns the caller’s identity to the UI</w:t>
       </w:r>
     </w:p>
@@ -1371,6 +1401,27 @@
     </w:p>
     <w:p>
       <w:pPr>
+        <w:numPr>
+          <w:ilvl w:val="0"/>
+          <w:numId w:val="1007"/>
+        </w:numPr>
+        <w:pStyle w:val="Compact"/>
+      </w:pPr>
+      <w:r>
+        <w:t xml:space="preserve">Aggregator library (</w:t>
+      </w:r>
+      <w:r>
+        <w:rPr>
+          <w:rStyle w:val="VerbatimChar"/>
+        </w:rPr>
+        <w:t xml:space="preserve">srv/lib/aggregator.js</w:t>
+      </w:r>
+      <w:r>
+        <w:t xml:space="preserve">) — recursive DPP-hierarchy aggregation with a plug-in registry of field aggregators (weighted sum, weighted average, string union, fibre rollup). New aggregators can be registered without touching existing logic.</w:t>
+      </w:r>
+    </w:p>
+    <w:p>
+      <w:pPr>
         <w:pStyle w:val="FirstParagraph"/>
       </w:pPr>
       <w:r>
@@ -1390,7 +1441,7 @@
         <w:pStyle w:val="Compact"/>
       </w:pPr>
       <w:r>
-        <w:t xml:space="preserve">SAP HANA Cloud, single isolated database container, 11 catalogue tables</w:t>
+        <w:t xml:space="preserve">SAP HANA Cloud, single isolated database container, 12 schema tables</w:t>
       </w:r>
     </w:p>
     <w:bookmarkEnd w:id="27"/>
@@ -1554,7 +1605,7 @@
               <w:jc w:val="left"/>
             </w:pPr>
             <w:r>
-              <w:t xml:space="preserve">CRUD on the 11 catalogue entities (tenant-scoped)</w:t>
+              <w:t xml:space="preserve">CRUD on the 12 catalogue entities (tenant-scoped)</w:t>
             </w:r>
           </w:p>
         </w:tc>
@@ -2074,7 +2125,7 @@
         <w:pStyle w:val="BodyText"/>
       </w:pPr>
       <w:r>
-        <w:t xml:space="preserve">Organizations sit at the top of the master-data tree; they own Users, Business Partners, and Products. A Product fans out through Product Variants → Batches → Product Items, and each Product Item owns a 1:1 Product Passport. The Product Passport keeps a history of QR Codes (latest = active). Product BOMs link a parent Product to a component Product (back to the same entity), so the entire chain repeats recursively for materials and components.</w:t>
+        <w:t xml:space="preserve">Organizations sit at the top of the master-data tree; they own Users, Business Partners, and Products. A Product fans out through Product Variants → Batches → Product Items (individual serialised units). A Product Passport describes a finished product from the producer’s view; it is anchored on a Product and may narrow to a concrete Batch, to the producing Variant, and — at the finest level — to a single Product Item. Each Product Item carries exactly one unique Passport (1:1). Each Passport keeps a history of QR Codes (latest = active). Bill-of-Materials lines hang from a Product Variant and reference a component Product. A BOM edge can attach either an internal sub-DPP (another Passport in the system) or an external supplier-DPP URL — this forms a DPP hierarchy that is traversed and aggregated live when a public consumer scans the QR code.</w:t>
       </w:r>
     </w:p>
     <w:p>
@@ -2084,7 +2135,7 @@
       <w:r>
         <w:drawing>
           <wp:inline>
-            <wp:extent cx="5334000" cy="9507593"/>
+            <wp:extent cx="5334000" cy="8953500"/>
             <wp:effectExtent b="0" l="0" r="0" t="0"/>
             <wp:docPr descr="Semantic ER diagram" title="" id="1" name="Picture"/>
             <a:graphic>
@@ -2105,7 +2156,7 @@
                   <pic:spPr bwMode="auto">
                     <a:xfrm>
                       <a:off x="0" y="0"/>
-                      <a:ext cx="5334000" cy="9507593"/>
+                      <a:ext cx="5334000" cy="8953500"/>
                     </a:xfrm>
                     <a:prstGeom prst="rect">
                       <a:avLst/>
@@ -2248,7 +2299,7 @@
         <w:t xml:space="preserve"> </w:t>
       </w:r>
       <w:r>
-        <w:t xml:space="preserve">— Identifier, Product type (finished or material), Name, Brand, Category, Global Trade Item Number, Fibre composition, Country of origin, ESPR compliance state.</w:t>
+        <w:t xml:space="preserve">— Identifier, Product type (finished, material, component or packaging), Name, Brand, Category, Global Trade Item Number, Fibre composition, Country of origin, ESPR compliance state.</w:t>
       </w:r>
     </w:p>
     <w:p>
@@ -2314,7 +2365,7 @@
         <w:t xml:space="preserve"> </w:t>
       </w:r>
       <w:r>
-        <w:t xml:space="preserve">— Identifier, Serial number, Unique Product Identifier.</w:t>
+        <w:t xml:space="preserve">— Identifier, Serial number, UPI (Unique Product Identifier, ESPR), Manufacturing date, Status. An individual serialised unit within a batch; carries exactly one unique Passport.</w:t>
       </w:r>
     </w:p>
     <w:p>
@@ -2336,7 +2387,7 @@
         <w:t xml:space="preserve"> </w:t>
       </w:r>
       <w:r>
-        <w:t xml:space="preserve">— Identifier, Quantity, Unit, Component role, Mandatory flag.</w:t>
+        <w:t xml:space="preserve">— Identifier, Quantity, Unit, Component role, Mandatory flag, Internal sub-passport link, External supplier-DPP URL.</w:t>
       </w:r>
     </w:p>
     <w:p>
@@ -2358,7 +2409,7 @@
         <w:t xml:space="preserve"> </w:t>
       </w:r>
       <w:r>
-        <w:t xml:space="preserve">— Identifier, Status, Granularity, Visibility, Signed token, Public link, Frozen snapshot, Storytelling.</w:t>
+        <w:t xml:space="preserve">— Identifier, Passport type (product / material / item), Status, Visibility, Signed token, Public link, Optional aggregation cache, Storytelling.</w:t>
       </w:r>
     </w:p>
     <w:p>
@@ -2385,6 +2436,28 @@
     </w:p>
     <w:p>
       <w:pPr>
+        <w:numPr>
+          <w:ilvl w:val="0"/>
+          <w:numId w:val="1009"/>
+        </w:numPr>
+        <w:pStyle w:val="Compact"/>
+      </w:pPr>
+      <w:r>
+        <w:rPr>
+          <w:bCs/>
+          <w:b/>
+        </w:rPr>
+        <w:t xml:space="preserve">DPP Marketing Link</w:t>
+      </w:r>
+      <w:r>
+        <w:t xml:space="preserve"> </w:t>
+      </w:r>
+      <w:r>
+        <w:t xml:space="preserve">— Identifier, Link type, Title, URL, Display order, Active flag, Validity window. Shown on the public DPP view; either DPP-specific or organisation-wide.</w:t>
+      </w:r>
+    </w:p>
+    <w:p>
+      <w:pPr>
         <w:pStyle w:val="FirstParagraph"/>
       </w:pPr>
       <w:r>
@@ -2399,14 +2472,6 @@
       </w:pPr>
       <w:r>
         <w:t xml:space="preserve">3.2 Cardinalities</w:t>
-      </w:r>
-    </w:p>
-    <w:p>
-      <w:pPr>
-        <w:pStyle w:val="FirstParagraph"/>
-      </w:pPr>
-      <w:r>
-        <w:t xml:space="preserve">Cross-referenced with the official field catalogue (sheet 5):</w:t>
       </w:r>
     </w:p>
     <w:tbl>
@@ -2450,7 +2515,7 @@
               <w:jc w:val="left"/>
             </w:pPr>
             <w:r>
-              <w:t xml:space="preserve">Catalogue reference</w:t>
+              <w:t xml:space="preserve">Notes</w:t>
             </w:r>
           </w:p>
         </w:tc>
@@ -2485,7 +2550,7 @@
               <w:jc w:val="left"/>
             </w:pPr>
             <w:r>
-              <w:t xml:space="preserve">R2</w:t>
+              <w:t xml:space="preserve">tenant-scoped</w:t>
             </w:r>
           </w:p>
         </w:tc>
@@ -2520,7 +2585,42 @@
               <w:jc w:val="left"/>
             </w:pPr>
             <w:r>
-              <w:t xml:space="preserve">R3</w:t>
+              <w:t xml:space="preserve">tenant-scoped</w:t>
+            </w:r>
+          </w:p>
+        </w:tc>
+      </w:tr>
+      <w:tr>
+        <w:tc>
+          <w:p>
+            <w:pPr>
+              <w:pStyle w:val="Compact"/>
+              <w:jc w:val="left"/>
+            </w:pPr>
+            <w:r>
+              <w:t xml:space="preserve">Organisation → Business Partners</w:t>
+            </w:r>
+          </w:p>
+        </w:tc>
+        <w:tc>
+          <w:p>
+            <w:pPr>
+              <w:pStyle w:val="Compact"/>
+              <w:jc w:val="left"/>
+            </w:pPr>
+            <w:r>
+              <w:t xml:space="preserve">one to many</w:t>
+            </w:r>
+          </w:p>
+        </w:tc>
+        <w:tc>
+          <w:p>
+            <w:pPr>
+              <w:pStyle w:val="Compact"/>
+              <w:jc w:val="left"/>
+            </w:pPr>
+            <w:r>
+              <w:t xml:space="preserve">tenant-scoped</w:t>
             </w:r>
           </w:p>
         </w:tc>
@@ -2555,7 +2655,7 @@
               <w:jc w:val="left"/>
             </w:pPr>
             <w:r>
-              <w:t xml:space="preserve">R4</w:t>
+              <w:t xml:space="preserve">a partner can hold several roles</w:t>
             </w:r>
           </w:p>
         </w:tc>
@@ -2590,7 +2690,7 @@
               <w:jc w:val="left"/>
             </w:pPr>
             <w:r>
-              <w:t xml:space="preserve">R5</w:t>
+              <w:t xml:space="preserve">colour / size / SKU</w:t>
             </w:r>
           </w:p>
         </w:tc>
@@ -2625,7 +2725,7 @@
               <w:jc w:val="left"/>
             </w:pPr>
             <w:r>
-              <w:t xml:space="preserve">R6</w:t>
+              <w:t xml:space="preserve">production runs</w:t>
             </w:r>
           </w:p>
         </w:tc>
@@ -2660,7 +2760,217 @@
               <w:jc w:val="left"/>
             </w:pPr>
             <w:r>
-              <w:t xml:space="preserve">R7</w:t>
+              <w:t xml:space="preserve">individual serialised units</w:t>
+            </w:r>
+          </w:p>
+        </w:tc>
+      </w:tr>
+      <w:tr>
+        <w:tc>
+          <w:p>
+            <w:pPr>
+              <w:pStyle w:val="Compact"/>
+              <w:jc w:val="left"/>
+            </w:pPr>
+            <w:r>
+              <w:t xml:space="preserve">Product Variant → Bill of Materials (as parent)</w:t>
+            </w:r>
+          </w:p>
+        </w:tc>
+        <w:tc>
+          <w:p>
+            <w:pPr>
+              <w:pStyle w:val="Compact"/>
+              <w:jc w:val="left"/>
+            </w:pPr>
+            <w:r>
+              <w:t xml:space="preserve">one to many</w:t>
+            </w:r>
+          </w:p>
+        </w:tc>
+        <w:tc>
+          <w:p>
+            <w:pPr>
+              <w:pStyle w:val="Compact"/>
+              <w:jc w:val="left"/>
+            </w:pPr>
+            <w:r>
+              <w:t xml:space="preserve">BOM anchored at variant</w:t>
+            </w:r>
+          </w:p>
+        </w:tc>
+      </w:tr>
+      <w:tr>
+        <w:tc>
+          <w:p>
+            <w:pPr>
+              <w:pStyle w:val="Compact"/>
+              <w:jc w:val="left"/>
+            </w:pPr>
+            <w:r>
+              <w:t xml:space="preserve">Bill of Materials → Product (as component)</w:t>
+            </w:r>
+          </w:p>
+        </w:tc>
+        <w:tc>
+          <w:p>
+            <w:pPr>
+              <w:pStyle w:val="Compact"/>
+              <w:jc w:val="left"/>
+            </w:pPr>
+            <w:r>
+              <w:t xml:space="preserve">many to one</w:t>
+            </w:r>
+          </w:p>
+        </w:tc>
+        <w:tc>
+          <w:p>
+            <w:pPr>
+              <w:pStyle w:val="Compact"/>
+              <w:jc w:val="left"/>
+            </w:pPr>
+            <w:r>
+              <w:t xml:space="preserve">component is itself a Product</w:t>
+            </w:r>
+          </w:p>
+        </w:tc>
+      </w:tr>
+      <w:tr>
+        <w:tc>
+          <w:p>
+            <w:pPr>
+              <w:pStyle w:val="Compact"/>
+              <w:jc w:val="left"/>
+            </w:pPr>
+            <w:r>
+              <w:t xml:space="preserve">Bill of Materials → Product Passport (internal sub-DPP)</w:t>
+            </w:r>
+          </w:p>
+        </w:tc>
+        <w:tc>
+          <w:p>
+            <w:pPr>
+              <w:pStyle w:val="Compact"/>
+              <w:jc w:val="left"/>
+            </w:pPr>
+            <w:r>
+              <w:t xml:space="preserve">many to optional one</w:t>
+            </w:r>
+          </w:p>
+        </w:tc>
+        <w:tc>
+          <w:p>
+            <w:pPr>
+              <w:pStyle w:val="Compact"/>
+              <w:jc w:val="left"/>
+            </w:pPr>
+            <w:r>
+              <w:t xml:space="preserve">optional, mutually informative with the external link</w:t>
+            </w:r>
+          </w:p>
+        </w:tc>
+      </w:tr>
+      <w:tr>
+        <w:tc>
+          <w:p>
+            <w:pPr>
+              <w:pStyle w:val="Compact"/>
+              <w:jc w:val="left"/>
+            </w:pPr>
+            <w:r>
+              <w:t xml:space="preserve">Product → Product Passport</w:t>
+            </w:r>
+          </w:p>
+        </w:tc>
+        <w:tc>
+          <w:p>
+            <w:pPr>
+              <w:pStyle w:val="Compact"/>
+              <w:jc w:val="left"/>
+            </w:pPr>
+            <w:r>
+              <w:t xml:space="preserve">one to many</w:t>
+            </w:r>
+          </w:p>
+        </w:tc>
+        <w:tc>
+          <w:p>
+            <w:pPr>
+              <w:pStyle w:val="Compact"/>
+              <w:jc w:val="left"/>
+            </w:pPr>
+            <w:r>
+              <w:t xml:space="preserve">DPP describes a finished-product view</w:t>
+            </w:r>
+          </w:p>
+        </w:tc>
+      </w:tr>
+      <w:tr>
+        <w:tc>
+          <w:p>
+            <w:pPr>
+              <w:pStyle w:val="Compact"/>
+              <w:jc w:val="left"/>
+            </w:pPr>
+            <w:r>
+              <w:t xml:space="preserve">Batch → Product Passport</w:t>
+            </w:r>
+          </w:p>
+        </w:tc>
+        <w:tc>
+          <w:p>
+            <w:pPr>
+              <w:pStyle w:val="Compact"/>
+              <w:jc w:val="left"/>
+            </w:pPr>
+            <w:r>
+              <w:t xml:space="preserve">one to many (optional)</w:t>
+            </w:r>
+          </w:p>
+        </w:tc>
+        <w:tc>
+          <w:p>
+            <w:pPr>
+              <w:pStyle w:val="Compact"/>
+              <w:jc w:val="left"/>
+            </w:pPr>
+            <w:r>
+              <w:t xml:space="preserve">optional narrowing to a concrete batch</w:t>
+            </w:r>
+          </w:p>
+        </w:tc>
+      </w:tr>
+      <w:tr>
+        <w:tc>
+          <w:p>
+            <w:pPr>
+              <w:pStyle w:val="Compact"/>
+              <w:jc w:val="left"/>
+            </w:pPr>
+            <w:r>
+              <w:t xml:space="preserve">Product Variant → Product Passport</w:t>
+            </w:r>
+          </w:p>
+        </w:tc>
+        <w:tc>
+          <w:p>
+            <w:pPr>
+              <w:pStyle w:val="Compact"/>
+              <w:jc w:val="left"/>
+            </w:pPr>
+            <w:r>
+              <w:t xml:space="preserve">one to many (optional)</w:t>
+            </w:r>
+          </w:p>
+        </w:tc>
+        <w:tc>
+          <w:p>
+            <w:pPr>
+              <w:pStyle w:val="Compact"/>
+              <w:jc w:val="left"/>
+            </w:pPr>
+            <w:r>
+              <w:t xml:space="preserve">optional link to the represented variant</w:t>
             </w:r>
           </w:p>
         </w:tc>
@@ -2695,7 +3005,7 @@
               <w:jc w:val="left"/>
             </w:pPr>
             <w:r>
-              <w:t xml:space="preserve">R8</w:t>
+              <w:t xml:space="preserve">each item carries exactly one unique DPP</w:t>
             </w:r>
           </w:p>
         </w:tc>
@@ -2730,20 +3040,55 @@
               <w:jc w:val="left"/>
             </w:pPr>
             <w:r>
-              <w:t xml:space="preserve">R9</w:t>
-            </w:r>
-          </w:p>
-        </w:tc>
-      </w:tr>
-      <w:tr>
-        <w:tc>
-          <w:p>
-            <w:pPr>
-              <w:pStyle w:val="Compact"/>
-              <w:jc w:val="left"/>
-            </w:pPr>
-            <w:r>
-              <w:t xml:space="preserve">Product → Bill of Materials (as parent)</w:t>
+              <w:t xml:space="preserve">rotation keeps a single active row</w:t>
+            </w:r>
+          </w:p>
+        </w:tc>
+      </w:tr>
+      <w:tr>
+        <w:tc>
+          <w:p>
+            <w:pPr>
+              <w:pStyle w:val="Compact"/>
+              <w:jc w:val="left"/>
+            </w:pPr>
+            <w:r>
+              <w:t xml:space="preserve">Product Passport → Marketing Links</w:t>
+            </w:r>
+          </w:p>
+        </w:tc>
+        <w:tc>
+          <w:p>
+            <w:pPr>
+              <w:pStyle w:val="Compact"/>
+              <w:jc w:val="left"/>
+            </w:pPr>
+            <w:r>
+              <w:t xml:space="preserve">one to many (optional)</w:t>
+            </w:r>
+          </w:p>
+        </w:tc>
+        <w:tc>
+          <w:p>
+            <w:pPr>
+              <w:pStyle w:val="Compact"/>
+              <w:jc w:val="left"/>
+            </w:pPr>
+            <w:r>
+              <w:t xml:space="preserve">DPP-specific ads / product info</w:t>
+            </w:r>
+          </w:p>
+        </w:tc>
+      </w:tr>
+      <w:tr>
+        <w:tc>
+          <w:p>
+            <w:pPr>
+              <w:pStyle w:val="Compact"/>
+              <w:jc w:val="left"/>
+            </w:pPr>
+            <w:r>
+              <w:t xml:space="preserve">Organisation → Marketing Links</w:t>
             </w:r>
           </w:p>
         </w:tc>
@@ -2765,77 +3110,7 @@
               <w:jc w:val="left"/>
             </w:pPr>
             <w:r>
-              <w:t xml:space="preserve">R10</w:t>
-            </w:r>
-          </w:p>
-        </w:tc>
-      </w:tr>
-      <w:tr>
-        <w:tc>
-          <w:p>
-            <w:pPr>
-              <w:pStyle w:val="Compact"/>
-              <w:jc w:val="left"/>
-            </w:pPr>
-            <w:r>
-              <w:t xml:space="preserve">Bill of Materials → Product (as component)</w:t>
-            </w:r>
-          </w:p>
-        </w:tc>
-        <w:tc>
-          <w:p>
-            <w:pPr>
-              <w:pStyle w:val="Compact"/>
-              <w:jc w:val="left"/>
-            </w:pPr>
-            <w:r>
-              <w:t xml:space="preserve">many to one</w:t>
-            </w:r>
-          </w:p>
-        </w:tc>
-        <w:tc>
-          <w:p>
-            <w:pPr>
-              <w:pStyle w:val="Compact"/>
-              <w:jc w:val="left"/>
-            </w:pPr>
-            <w:r>
-              <w:t xml:space="preserve">R11</w:t>
-            </w:r>
-          </w:p>
-        </w:tc>
-      </w:tr>
-      <w:tr>
-        <w:tc>
-          <w:p>
-            <w:pPr>
-              <w:pStyle w:val="Compact"/>
-              <w:jc w:val="left"/>
-            </w:pPr>
-            <w:r>
-              <w:t xml:space="preserve">Bill of Materials → Product Passport (linked material)</w:t>
-            </w:r>
-          </w:p>
-        </w:tc>
-        <w:tc>
-          <w:p>
-            <w:pPr>
-              <w:pStyle w:val="Compact"/>
-              <w:jc w:val="left"/>
-            </w:pPr>
-            <w:r>
-              <w:t xml:space="preserve">many to optional one</w:t>
-            </w:r>
-          </w:p>
-        </w:tc>
-        <w:tc>
-          <w:p>
-            <w:pPr>
-              <w:pStyle w:val="Compact"/>
-              <w:jc w:val="left"/>
-            </w:pPr>
-            <w:r>
-              <w:t xml:space="preserve">R12</w:t>
+              <w:t xml:space="preserve">org-wide campaigns (DPP link null)</w:t>
             </w:r>
           </w:p>
         </w:tc>
@@ -2843,7 +3118,7 @@
     </w:tbl>
     <w:bookmarkEnd w:id="32"/>
     <w:bookmarkEnd w:id="33"/>
-    <w:bookmarkStart w:id="52" w:name="technical-data-model-data-schema"/>
+    <w:bookmarkStart w:id="57" w:name="technical-data-model-data-schema"/>
     <w:p>
       <w:pPr>
         <w:pStyle w:val="Heading1"/>
@@ -2857,7 +3132,7 @@
         <w:pStyle w:val="FirstParagraph"/>
       </w:pPr>
       <w:r>
-        <w:t xml:space="preserve">The physical schema as deployed to SAP HANA Cloud. The diagram below shows all 11 tables with their columns, HANA SQL data types, constraints, and foreign-key references.</w:t>
+        <w:t xml:space="preserve">The physical schema as deployed to SAP HANA Cloud. The diagram below shows all 12 tables with their columns, HANA SQL data types, constraints, and foreign-key references.</w:t>
       </w:r>
     </w:p>
     <w:p>
@@ -2867,7 +3142,7 @@
       <w:r>
         <w:drawing>
           <wp:inline>
-            <wp:extent cx="5334000" cy="9656815"/>
+            <wp:extent cx="5334000" cy="10776857"/>
             <wp:effectExtent b="0" l="0" r="0" t="0"/>
             <wp:docPr descr="Technical Data Model" title="" id="1" name="Picture"/>
             <a:graphic>
@@ -2888,7 +3163,7 @@
                   <pic:spPr bwMode="auto">
                     <a:xfrm>
                       <a:off x="0" y="0"/>
-                      <a:ext cx="5334000" cy="9656815"/>
+                      <a:ext cx="5334000" cy="10776857"/>
                     </a:xfrm>
                     <a:prstGeom prst="rect">
                       <a:avLst/>
@@ -2995,7 +3270,7 @@
         <w:t xml:space="preserve"> </w:t>
       </w:r>
       <w:r>
-        <w:t xml:space="preserve">— Products, Variants, Batches, Items, BOM</w:t>
+        <w:t xml:space="preserve">— Products, Variants, Batches, Product Items, Bill of Materials</w:t>
       </w:r>
     </w:p>
     <w:p>
@@ -3016,10 +3291,10 @@
         <w:t xml:space="preserve"> </w:t>
       </w:r>
       <w:r>
-        <w:t xml:space="preserve">— Digital Product Passport and QR Codes</w:t>
-      </w:r>
-    </w:p>
-    <w:bookmarkStart w:id="35" w:name="types-and-enumerations-common.cds"/>
+        <w:t xml:space="preserve">— Digital Product Passport, QR Codes and Marketing Links</w:t>
+      </w:r>
+    </w:p>
+    <w:bookmarkStart w:id="36" w:name="types-and-enumerations-common.cds"/>
     <w:p>
       <w:pPr>
         <w:pStyle w:val="Heading2"/>
@@ -3451,7 +3726,7 @@
               <w:rPr>
                 <w:rStyle w:val="VerbatimChar"/>
               </w:rPr>
-              <w:t xml:space="preserve">BOMStatus</w:t>
+              <w:t xml:space="preserve">ProductItemStatus</w:t>
             </w:r>
           </w:p>
         </w:tc>
@@ -3473,7 +3748,7 @@
               <w:jc w:val="left"/>
             </w:pPr>
             <w:r>
-              <w:t xml:space="preserve">active, archived</w:t>
+              <w:t xml:space="preserve">active, sold, returned, recycled, archived</w:t>
             </w:r>
           </w:p>
         </w:tc>
@@ -3489,7 +3764,7 @@
               <w:rPr>
                 <w:rStyle w:val="VerbatimChar"/>
               </w:rPr>
-              <w:t xml:space="preserve">ItemStatus</w:t>
+              <w:t xml:space="preserve">BOMStatus</w:t>
             </w:r>
           </w:p>
         </w:tc>
@@ -3511,7 +3786,7 @@
               <w:jc w:val="left"/>
             </w:pPr>
             <w:r>
-              <w:t xml:space="preserve">active, sold, repaired, recycled, disposed, archived</w:t>
+              <w:t xml:space="preserve">active, archived</w:t>
             </w:r>
           </w:p>
         </w:tc>
@@ -3587,7 +3862,7 @@
               <w:jc w:val="left"/>
             </w:pPr>
             <w:r>
-              <w:t xml:space="preserve">product, material</w:t>
+              <w:t xml:space="preserve">product, material, item</w:t>
             </w:r>
           </w:p>
         </w:tc>
@@ -3641,44 +3916,6 @@
               <w:rPr>
                 <w:rStyle w:val="VerbatimChar"/>
               </w:rPr>
-              <w:t xml:space="preserve">Granularity</w:t>
-            </w:r>
-          </w:p>
-        </w:tc>
-        <w:tc>
-          <w:p>
-            <w:pPr>
-              <w:pStyle w:val="Compact"/>
-              <w:jc w:val="left"/>
-            </w:pPr>
-            <w:r>
-              <w:t xml:space="preserve">enum</w:t>
-            </w:r>
-          </w:p>
-        </w:tc>
-        <w:tc>
-          <w:p>
-            <w:pPr>
-              <w:pStyle w:val="Compact"/>
-              <w:jc w:val="left"/>
-            </w:pPr>
-            <w:r>
-              <w:t xml:space="preserve">model, batch, item</w:t>
-            </w:r>
-          </w:p>
-        </w:tc>
-      </w:tr>
-      <w:tr>
-        <w:tc>
-          <w:p>
-            <w:pPr>
-              <w:pStyle w:val="Compact"/>
-              <w:jc w:val="left"/>
-            </w:pPr>
-            <w:r>
-              <w:rPr>
-                <w:rStyle w:val="VerbatimChar"/>
-              </w:rPr>
               <w:t xml:space="preserve">QRCodeStatus</w:t>
             </w:r>
           </w:p>
@@ -3755,6 +3992,44 @@
               <w:rPr>
                 <w:rStyle w:val="VerbatimChar"/>
               </w:rPr>
+              <w:t xml:space="preserve">MarketingLinkType</w:t>
+            </w:r>
+          </w:p>
+        </w:tc>
+        <w:tc>
+          <w:p>
+            <w:pPr>
+              <w:pStyle w:val="Compact"/>
+              <w:jc w:val="left"/>
+            </w:pPr>
+            <w:r>
+              <w:t xml:space="preserve">enum</w:t>
+            </w:r>
+          </w:p>
+        </w:tc>
+        <w:tc>
+          <w:p>
+            <w:pPr>
+              <w:pStyle w:val="Compact"/>
+              <w:jc w:val="left"/>
+            </w:pPr>
+            <w:r>
+              <w:t xml:space="preserve">advertisement, product_info, care_product, promotion, related_product, other</w:t>
+            </w:r>
+          </w:p>
+        </w:tc>
+      </w:tr>
+      <w:tr>
+        <w:tc>
+          <w:p>
+            <w:pPr>
+              <w:pStyle w:val="Compact"/>
+              <w:jc w:val="left"/>
+            </w:pPr>
+            <w:r>
+              <w:rPr>
+                <w:rStyle w:val="VerbatimChar"/>
+              </w:rPr>
               <w:t xml:space="preserve">UserRole</w:t>
             </w:r>
           </w:p>
@@ -3874,32 +4149,28 @@
         <w:t xml:space="preserve">and upstream system identifiers can be kept unchanged.</w:t>
       </w:r>
     </w:p>
-    <w:bookmarkEnd w:id="35"/>
-    <w:bookmarkStart w:id="40" w:name="Xc70433723f369991225749f9af92b72062f63f5"/>
-    <w:p>
-      <w:pPr>
-        <w:pStyle w:val="Heading2"/>
-      </w:pPr>
-      <w:r>
-        <w:t xml:space="preserve">4.2 Company, User and Business Partner Entities (</w:t>
+    <w:bookmarkStart w:id="35" w:name="X2acbe133eaaa4673abe0d3861943d02ea909aee"/>
+    <w:p>
+      <w:pPr>
+        <w:pStyle w:val="Heading3"/>
+      </w:pPr>
+      <w:r>
+        <w:t xml:space="preserve">The</w:t>
+      </w:r>
+      <w:r>
+        <w:t xml:space="preserve"> </w:t>
       </w:r>
       <w:r>
         <w:rPr>
           <w:rStyle w:val="VerbatimChar"/>
         </w:rPr>
-        <w:t xml:space="preserve">org.cds</w:t>
-      </w:r>
-      <w:r>
-        <w:t xml:space="preserve">)</w:t>
-      </w:r>
-    </w:p>
-    <w:bookmarkStart w:id="36" w:name="organizations-company"/>
-    <w:p>
-      <w:pPr>
-        <w:pStyle w:val="Heading3"/>
-      </w:pPr>
-      <w:r>
-        <w:t xml:space="preserve">Organizations (Company)</w:t>
+        <w:t xml:space="preserve">audited</w:t>
+      </w:r>
+      <w:r>
+        <w:t xml:space="preserve"> </w:t>
+      </w:r>
+      <w:r>
+        <w:t xml:space="preserve">aspect (catalogue audit fields)</w:t>
       </w:r>
     </w:p>
     <w:p>
@@ -3907,7 +4178,7 @@
         <w:pStyle w:val="FirstParagraph"/>
       </w:pPr>
       <w:r>
-        <w:t xml:space="preserve">The tenant is represented by the</w:t>
+        <w:t xml:space="preserve">The catalogue business objects — Organizations, BusinessPartners, Products, ProductVariants, Batches, ProductItems, ProductBOMs and DPPs — plus the DPPMarketingLinks extension include a shared</w:t>
       </w:r>
       <w:r>
         <w:t xml:space="preserve"> </w:t>
@@ -3916,31 +4187,25 @@
         <w:rPr>
           <w:rStyle w:val="VerbatimChar"/>
         </w:rPr>
-        <w:t xml:space="preserve">tenant_id</w:t>
-      </w:r>
-      <w:r>
-        <w:t xml:space="preserve"> </w:t>
-      </w:r>
-      <w:r>
-        <w:t xml:space="preserve">column (UNIQUE). Mapped to the catalogue’s</w:t>
-      </w:r>
-      <w:r>
-        <w:t xml:space="preserve"> </w:t>
-      </w:r>
-      <w:r>
-        <w:t xml:space="preserve">“</w:t>
-      </w:r>
-      <w:r>
-        <w:t xml:space="preserve">Company</w:t>
-      </w:r>
-      <w:r>
-        <w:t xml:space="preserve">”</w:t>
-      </w:r>
-      <w:r>
-        <w:t xml:space="preserve"> </w:t>
-      </w:r>
-      <w:r>
-        <w:t xml:space="preserve">object.</w:t>
+        <w:t xml:space="preserve">audited</w:t>
+      </w:r>
+      <w:r>
+        <w:t xml:space="preserve"> </w:t>
+      </w:r>
+      <w:r>
+        <w:t xml:space="preserve">aspect (defined in</w:t>
+      </w:r>
+      <w:r>
+        <w:t xml:space="preserve"> </w:t>
+      </w:r>
+      <w:r>
+        <w:rPr>
+          <w:rStyle w:val="VerbatimChar"/>
+        </w:rPr>
+        <w:t xml:space="preserve">db/org.cds</w:t>
+      </w:r>
+      <w:r>
+        <w:t xml:space="preserve">) with the four catalogue audit fields:</w:t>
       </w:r>
     </w:p>
     <w:tbl>
@@ -3980,330 +4245,241 @@
               <w:jc w:val="left"/>
             </w:pPr>
             <w:r>
-              <w:t xml:space="preserve">Constraint</w:t>
-            </w:r>
-          </w:p>
-        </w:tc>
-      </w:tr>
-      <w:tr>
-        <w:tc>
-          <w:p>
-            <w:pPr>
-              <w:pStyle w:val="Compact"/>
-              <w:jc w:val="left"/>
-            </w:pPr>
-            <w:r>
-              <w:t xml:space="preserve">ID</w:t>
-            </w:r>
-          </w:p>
-        </w:tc>
-        <w:tc>
-          <w:p>
-            <w:pPr>
-              <w:pStyle w:val="Compact"/>
-              <w:jc w:val="left"/>
-            </w:pPr>
-            <w:r>
-              <w:t xml:space="preserve">String(36)</w:t>
-            </w:r>
-          </w:p>
-        </w:tc>
-        <w:tc>
-          <w:p>
-            <w:pPr>
-              <w:pStyle w:val="Compact"/>
-              <w:jc w:val="left"/>
-            </w:pPr>
-            <w:r>
-              <w:t xml:space="preserve">Primary key</w:t>
-            </w:r>
-          </w:p>
-        </w:tc>
-      </w:tr>
-      <w:tr>
-        <w:tc>
-          <w:p>
-            <w:pPr>
-              <w:pStyle w:val="Compact"/>
-              <w:jc w:val="left"/>
-            </w:pPr>
-            <w:r>
-              <w:t xml:space="preserve">legal_name</w:t>
-            </w:r>
-          </w:p>
-        </w:tc>
-        <w:tc>
-          <w:p>
-            <w:pPr>
-              <w:pStyle w:val="Compact"/>
-              <w:jc w:val="left"/>
-            </w:pPr>
-            <w:r>
-              <w:t xml:space="preserve">String(120)</w:t>
-            </w:r>
-          </w:p>
-        </w:tc>
-        <w:tc>
-          <w:p>
-            <w:pPr>
-              <w:pStyle w:val="Compact"/>
-              <w:jc w:val="left"/>
-            </w:pPr>
-            <w:r>
-              <w:t xml:space="preserve">not null</w:t>
-            </w:r>
-          </w:p>
-        </w:tc>
-      </w:tr>
-      <w:tr>
-        <w:tc>
-          <w:p>
-            <w:pPr>
-              <w:pStyle w:val="Compact"/>
-              <w:jc w:val="left"/>
-            </w:pPr>
-            <w:r>
-              <w:t xml:space="preserve">trade_name</w:t>
-            </w:r>
-          </w:p>
-        </w:tc>
-        <w:tc>
-          <w:p>
-            <w:pPr>
-              <w:pStyle w:val="Compact"/>
-              <w:jc w:val="left"/>
-            </w:pPr>
-            <w:r>
-              <w:t xml:space="preserve">String(120)</w:t>
-            </w:r>
-          </w:p>
-        </w:tc>
-        <w:tc>
-          <w:p/>
-        </w:tc>
-      </w:tr>
-      <w:tr>
-        <w:tc>
-          <w:p>
-            <w:pPr>
-              <w:pStyle w:val="Compact"/>
-              <w:jc w:val="left"/>
-            </w:pPr>
-            <w:r>
-              <w:t xml:space="preserve">country_iso2</w:t>
-            </w:r>
-          </w:p>
-        </w:tc>
-        <w:tc>
-          <w:p>
-            <w:pPr>
-              <w:pStyle w:val="Compact"/>
-              <w:jc w:val="left"/>
-            </w:pPr>
-            <w:r>
-              <w:t xml:space="preserve">CountryISO2</w:t>
-            </w:r>
-          </w:p>
-        </w:tc>
-        <w:tc>
-          <w:p/>
-        </w:tc>
-      </w:tr>
-      <w:tr>
-        <w:tc>
-          <w:p>
-            <w:pPr>
-              <w:pStyle w:val="Compact"/>
-              <w:jc w:val="left"/>
-            </w:pPr>
-            <w:r>
-              <w:t xml:space="preserve">city</w:t>
-            </w:r>
-          </w:p>
-        </w:tc>
-        <w:tc>
-          <w:p>
-            <w:pPr>
-              <w:pStyle w:val="Compact"/>
-              <w:jc w:val="left"/>
-            </w:pPr>
-            <w:r>
-              <w:t xml:space="preserve">String(80)</w:t>
-            </w:r>
-          </w:p>
-        </w:tc>
-        <w:tc>
-          <w:p/>
-        </w:tc>
-      </w:tr>
-      <w:tr>
-        <w:tc>
-          <w:p>
-            <w:pPr>
-              <w:pStyle w:val="Compact"/>
-              <w:jc w:val="left"/>
-            </w:pPr>
-            <w:r>
-              <w:t xml:space="preserve">gln</w:t>
-            </w:r>
-          </w:p>
-        </w:tc>
-        <w:tc>
-          <w:p>
-            <w:pPr>
-              <w:pStyle w:val="Compact"/>
-              <w:jc w:val="left"/>
-            </w:pPr>
-            <w:r>
-              <w:t xml:space="preserve">GLN</w:t>
-            </w:r>
-          </w:p>
-        </w:tc>
-        <w:tc>
-          <w:p/>
-        </w:tc>
-      </w:tr>
-      <w:tr>
-        <w:tc>
-          <w:p>
-            <w:pPr>
-              <w:pStyle w:val="Compact"/>
-              <w:jc w:val="left"/>
-            </w:pPr>
-            <w:r>
-              <w:t xml:space="preserve">website_url</w:t>
-            </w:r>
-          </w:p>
-        </w:tc>
-        <w:tc>
-          <w:p>
-            <w:pPr>
-              <w:pStyle w:val="Compact"/>
-              <w:jc w:val="left"/>
-            </w:pPr>
-            <w:r>
-              <w:t xml:space="preserve">URL</w:t>
-            </w:r>
-          </w:p>
-        </w:tc>
-        <w:tc>
-          <w:p/>
-        </w:tc>
-      </w:tr>
-      <w:tr>
-        <w:tc>
-          <w:p>
-            <w:pPr>
-              <w:pStyle w:val="Compact"/>
-              <w:jc w:val="left"/>
-            </w:pPr>
-            <w:r>
-              <w:t xml:space="preserve">contact_email</w:t>
-            </w:r>
-          </w:p>
-        </w:tc>
-        <w:tc>
-          <w:p>
-            <w:pPr>
-              <w:pStyle w:val="Compact"/>
-              <w:jc w:val="left"/>
-            </w:pPr>
-            <w:r>
-              <w:t xml:space="preserve">EmailAddr</w:t>
-            </w:r>
-          </w:p>
-        </w:tc>
-        <w:tc>
-          <w:p/>
-        </w:tc>
-      </w:tr>
-      <w:tr>
-        <w:tc>
-          <w:p>
-            <w:pPr>
-              <w:pStyle w:val="Compact"/>
-              <w:jc w:val="left"/>
-            </w:pPr>
-            <w:r>
-              <w:t xml:space="preserve">tenant_id</w:t>
-            </w:r>
-          </w:p>
-        </w:tc>
-        <w:tc>
-          <w:p>
-            <w:pPr>
-              <w:pStyle w:val="Compact"/>
-              <w:jc w:val="left"/>
-            </w:pPr>
-            <w:r>
-              <w:t xml:space="preserve">String(64)</w:t>
-            </w:r>
-          </w:p>
-        </w:tc>
-        <w:tc>
-          <w:p>
-            <w:pPr>
-              <w:pStyle w:val="Compact"/>
-              <w:jc w:val="left"/>
-            </w:pPr>
-            <w:r>
-              <w:t xml:space="preserve">not null, UNIQUE</w:t>
-            </w:r>
-          </w:p>
-        </w:tc>
-      </w:tr>
-      <w:tr>
-        <w:tc>
-          <w:p>
-            <w:pPr>
-              <w:pStyle w:val="Compact"/>
-              <w:jc w:val="left"/>
-            </w:pPr>
-            <w:r>
-              <w:t xml:space="preserve">is_platform_tenant</w:t>
-            </w:r>
-          </w:p>
-        </w:tc>
-        <w:tc>
-          <w:p>
-            <w:pPr>
-              <w:pStyle w:val="Compact"/>
-              <w:jc w:val="left"/>
-            </w:pPr>
-            <w:r>
-              <w:t xml:space="preserve">Boolean</w:t>
-            </w:r>
-          </w:p>
-        </w:tc>
-        <w:tc>
-          <w:p>
-            <w:pPr>
-              <w:pStyle w:val="Compact"/>
-              <w:jc w:val="left"/>
-            </w:pPr>
-            <w:r>
-              <w:t xml:space="preserve">default false</w:t>
+              <w:t xml:space="preserve">Column</w:t>
+            </w:r>
+          </w:p>
+        </w:tc>
+        <w:tc>
+          <w:p>
+            <w:pPr>
+              <w:pStyle w:val="Compact"/>
+              <w:jc w:val="left"/>
+            </w:pPr>
+            <w:r>
+              <w:t xml:space="preserve">Meaning</w:t>
+            </w:r>
+          </w:p>
+        </w:tc>
+      </w:tr>
+      <w:tr>
+        <w:tc>
+          <w:p>
+            <w:pPr>
+              <w:pStyle w:val="Compact"/>
+              <w:jc w:val="left"/>
+            </w:pPr>
+            <w:r>
+              <w:t xml:space="preserve">createdBy</w:t>
+            </w:r>
+          </w:p>
+        </w:tc>
+        <w:tc>
+          <w:p>
+            <w:pPr>
+              <w:pStyle w:val="Compact"/>
+              <w:jc w:val="left"/>
+            </w:pPr>
+            <w:r>
+              <w:t xml:space="preserve">Association to Users</w:t>
+            </w:r>
+          </w:p>
+        </w:tc>
+        <w:tc>
+          <w:p>
+            <w:pPr>
+              <w:pStyle w:val="Compact"/>
+              <w:jc w:val="left"/>
+            </w:pPr>
+            <w:r>
+              <w:rPr>
+                <w:rStyle w:val="VerbatimChar"/>
+              </w:rPr>
+              <w:t xml:space="preserve">createdBy_ID</w:t>
+            </w:r>
+          </w:p>
+        </w:tc>
+        <w:tc>
+          <w:p>
+            <w:pPr>
+              <w:pStyle w:val="Compact"/>
+              <w:jc w:val="left"/>
+            </w:pPr>
+            <w:r>
+              <w:t xml:space="preserve">user who created the row</w:t>
+            </w:r>
+          </w:p>
+        </w:tc>
+      </w:tr>
+      <w:tr>
+        <w:tc>
+          <w:p>
+            <w:pPr>
+              <w:pStyle w:val="Compact"/>
+              <w:jc w:val="left"/>
+            </w:pPr>
+            <w:r>
+              <w:t xml:space="preserve">changedBy</w:t>
+            </w:r>
+          </w:p>
+        </w:tc>
+        <w:tc>
+          <w:p>
+            <w:pPr>
+              <w:pStyle w:val="Compact"/>
+              <w:jc w:val="left"/>
+            </w:pPr>
+            <w:r>
+              <w:t xml:space="preserve">Association to Users</w:t>
+            </w:r>
+          </w:p>
+        </w:tc>
+        <w:tc>
+          <w:p>
+            <w:pPr>
+              <w:pStyle w:val="Compact"/>
+              <w:jc w:val="left"/>
+            </w:pPr>
+            <w:r>
+              <w:rPr>
+                <w:rStyle w:val="VerbatimChar"/>
+              </w:rPr>
+              <w:t xml:space="preserve">changedBy_ID</w:t>
+            </w:r>
+          </w:p>
+        </w:tc>
+        <w:tc>
+          <w:p>
+            <w:pPr>
+              <w:pStyle w:val="Compact"/>
+              <w:jc w:val="left"/>
+            </w:pPr>
+            <w:r>
+              <w:t xml:space="preserve">user of the most recent change</w:t>
+            </w:r>
+          </w:p>
+        </w:tc>
+      </w:tr>
+      <w:tr>
+        <w:tc>
+          <w:p>
+            <w:pPr>
+              <w:pStyle w:val="Compact"/>
+              <w:jc w:val="left"/>
+            </w:pPr>
+            <w:r>
+              <w:t xml:space="preserve">createdAt</w:t>
+            </w:r>
+          </w:p>
+        </w:tc>
+        <w:tc>
+          <w:p>
+            <w:pPr>
+              <w:pStyle w:val="Compact"/>
+              <w:jc w:val="left"/>
+            </w:pPr>
+            <w:r>
+              <w:t xml:space="preserve">Timestamp</w:t>
+            </w:r>
+          </w:p>
+        </w:tc>
+        <w:tc>
+          <w:p>
+            <w:pPr>
+              <w:pStyle w:val="Compact"/>
+              <w:jc w:val="left"/>
+            </w:pPr>
+            <w:r>
+              <w:rPr>
+                <w:rStyle w:val="VerbatimChar"/>
+              </w:rPr>
+              <w:t xml:space="preserve">createdAt</w:t>
+            </w:r>
+          </w:p>
+        </w:tc>
+        <w:tc>
+          <w:p>
+            <w:pPr>
+              <w:pStyle w:val="Compact"/>
+              <w:jc w:val="left"/>
+            </w:pPr>
+            <w:r>
+              <w:t xml:space="preserve">creation time</w:t>
+            </w:r>
+          </w:p>
+        </w:tc>
+      </w:tr>
+      <w:tr>
+        <w:tc>
+          <w:p>
+            <w:pPr>
+              <w:pStyle w:val="Compact"/>
+              <w:jc w:val="left"/>
+            </w:pPr>
+            <w:r>
+              <w:t xml:space="preserve">lastChange</w:t>
+            </w:r>
+          </w:p>
+        </w:tc>
+        <w:tc>
+          <w:p>
+            <w:pPr>
+              <w:pStyle w:val="Compact"/>
+              <w:jc w:val="left"/>
+            </w:pPr>
+            <w:r>
+              <w:t xml:space="preserve">Timestamp</w:t>
+            </w:r>
+          </w:p>
+        </w:tc>
+        <w:tc>
+          <w:p>
+            <w:pPr>
+              <w:pStyle w:val="Compact"/>
+              <w:jc w:val="left"/>
+            </w:pPr>
+            <w:r>
+              <w:rPr>
+                <w:rStyle w:val="VerbatimChar"/>
+              </w:rPr>
+              <w:t xml:space="preserve">lastChange</w:t>
+            </w:r>
+          </w:p>
+        </w:tc>
+        <w:tc>
+          <w:p>
+            <w:pPr>
+              <w:pStyle w:val="Compact"/>
+              <w:jc w:val="left"/>
+            </w:pPr>
+            <w:r>
+              <w:t xml:space="preserve">time of the most recent change</w:t>
             </w:r>
           </w:p>
         </w:tc>
       </w:tr>
     </w:tbl>
-    <w:bookmarkEnd w:id="36"/>
-    <w:bookmarkStart w:id="37" w:name="users"/>
-    <w:p>
-      <w:pPr>
-        <w:pStyle w:val="Heading3"/>
-      </w:pPr>
-      <w:r>
-        <w:t xml:space="preserve">Users</w:t>
-      </w:r>
-    </w:p>
-    <w:p>
-      <w:pPr>
-        <w:pStyle w:val="FirstParagraph"/>
-      </w:pPr>
-      <w:r>
-        <w:t xml:space="preserve">n:1 to Organizations; UNIQUE constraint on</w:t>
+    <w:p>
+      <w:pPr>
+        <w:pStyle w:val="BodyText"/>
+      </w:pPr>
+      <w:r>
+        <w:t xml:space="preserve">All four are stamped</w:t>
+      </w:r>
+      <w:r>
+        <w:t xml:space="preserve"> </w:t>
+      </w:r>
+      <w:r>
+        <w:rPr>
+          <w:bCs/>
+          <w:b/>
+        </w:rPr>
+        <w:t xml:space="preserve">server-side</w:t>
+      </w:r>
+      <w:r>
+        <w:t xml:space="preserve"> </w:t>
+      </w:r>
+      <w:r>
+        <w:t xml:space="preserve">by the central</w:t>
       </w:r>
       <w:r>
         <w:t xml:space="preserve"> </w:t>
@@ -4312,10 +4488,13 @@
         <w:rPr>
           <w:rStyle w:val="VerbatimChar"/>
         </w:rPr>
-        <w:t xml:space="preserve">(email, organization)</w:t>
-      </w:r>
-      <w:r>
-        <w:t xml:space="preserve">;</w:t>
+        <w:t xml:space="preserve">before('CREATE')</w:t>
+      </w:r>
+      <w:r>
+        <w:t xml:space="preserve"> </w:t>
+      </w:r>
+      <w:r>
+        <w:t xml:space="preserve">/</w:t>
       </w:r>
       <w:r>
         <w:t xml:space="preserve"> </w:t>
@@ -4324,13 +4503,168 @@
         <w:rPr>
           <w:rStyle w:val="VerbatimChar"/>
         </w:rPr>
-        <w:t xml:space="preserve">external_user_id</w:t>
-      </w:r>
-      <w:r>
-        <w:t xml:space="preserve"> </w:t>
-      </w:r>
-      <w:r>
-        <w:t xml:space="preserve">links to the XSUAA subject.</w:t>
+        <w:t xml:space="preserve">before('UPDATE')</w:t>
+      </w:r>
+      <w:r>
+        <w:t xml:space="preserve"> </w:t>
+      </w:r>
+      <w:r>
+        <w:t xml:space="preserve">handlers in</w:t>
+      </w:r>
+      <w:r>
+        <w:t xml:space="preserve"> </w:t>
+      </w:r>
+      <w:r>
+        <w:rPr>
+          <w:rStyle w:val="VerbatimChar"/>
+        </w:rPr>
+        <w:t xml:space="preserve">srv/dpp-service.js</w:t>
+      </w:r>
+      <w:r>
+        <w:t xml:space="preserve">; client-supplied values are ignored.</w:t>
+      </w:r>
+      <w:r>
+        <w:t xml:space="preserve"> </w:t>
+      </w:r>
+      <w:r>
+        <w:rPr>
+          <w:rStyle w:val="VerbatimChar"/>
+        </w:rPr>
+        <w:t xml:space="preserve">createdBy</w:t>
+      </w:r>
+      <w:r>
+        <w:t xml:space="preserve"> </w:t>
+      </w:r>
+      <w:r>
+        <w:t xml:space="preserve">/</w:t>
+      </w:r>
+      <w:r>
+        <w:t xml:space="preserve"> </w:t>
+      </w:r>
+      <w:r>
+        <w:rPr>
+          <w:rStyle w:val="VerbatimChar"/>
+        </w:rPr>
+        <w:t xml:space="preserve">changedBy</w:t>
+      </w:r>
+      <w:r>
+        <w:t xml:space="preserve"> </w:t>
+      </w:r>
+      <w:r>
+        <w:t xml:space="preserve">reference the acting</w:t>
+      </w:r>
+      <w:r>
+        <w:t xml:space="preserve"> </w:t>
+      </w:r>
+      <w:r>
+        <w:rPr>
+          <w:rStyle w:val="VerbatimChar"/>
+        </w:rPr>
+        <w:t xml:space="preserve">Users</w:t>
+      </w:r>
+      <w:r>
+        <w:t xml:space="preserve"> </w:t>
+      </w:r>
+      <w:r>
+        <w:t xml:space="preserve">row (resolved from the authenticated identity). Per the catalogue, Users, BusinessPartnerRoles and QRCodes are</w:t>
+      </w:r>
+      <w:r>
+        <w:t xml:space="preserve"> </w:t>
+      </w:r>
+      <w:r>
+        <w:rPr>
+          <w:bCs/>
+          <w:b/>
+        </w:rPr>
+        <w:t xml:space="preserve">not</w:t>
+      </w:r>
+      <w:r>
+        <w:t xml:space="preserve"> </w:t>
+      </w:r>
+      <w:r>
+        <w:t xml:space="preserve">audited (QRCodes already carries its own</w:t>
+      </w:r>
+      <w:r>
+        <w:t xml:space="preserve"> </w:t>
+      </w:r>
+      <w:r>
+        <w:rPr>
+          <w:rStyle w:val="VerbatimChar"/>
+        </w:rPr>
+        <w:t xml:space="preserve">created_at</w:t>
+      </w:r>
+      <w:r>
+        <w:t xml:space="preserve">).</w:t>
+      </w:r>
+    </w:p>
+    <w:bookmarkEnd w:id="35"/>
+    <w:bookmarkEnd w:id="36"/>
+    <w:bookmarkStart w:id="41" w:name="Xc70433723f369991225749f9af92b72062f63f5"/>
+    <w:p>
+      <w:pPr>
+        <w:pStyle w:val="Heading2"/>
+      </w:pPr>
+      <w:r>
+        <w:t xml:space="preserve">4.2 Company, User and Business Partner Entities (</w:t>
+      </w:r>
+      <w:r>
+        <w:rPr>
+          <w:rStyle w:val="VerbatimChar"/>
+        </w:rPr>
+        <w:t xml:space="preserve">org.cds</w:t>
+      </w:r>
+      <w:r>
+        <w:t xml:space="preserve">)</w:t>
+      </w:r>
+    </w:p>
+    <w:bookmarkStart w:id="37" w:name="organizations-company"/>
+    <w:p>
+      <w:pPr>
+        <w:pStyle w:val="Heading3"/>
+      </w:pPr>
+      <w:r>
+        <w:t xml:space="preserve">Organizations (Company)</w:t>
+      </w:r>
+    </w:p>
+    <w:p>
+      <w:pPr>
+        <w:pStyle w:val="FirstParagraph"/>
+      </w:pPr>
+      <w:r>
+        <w:t xml:space="preserve">The tenant is represented by the</w:t>
+      </w:r>
+      <w:r>
+        <w:t xml:space="preserve"> </w:t>
+      </w:r>
+      <w:r>
+        <w:rPr>
+          <w:rStyle w:val="VerbatimChar"/>
+        </w:rPr>
+        <w:t xml:space="preserve">tenant_id</w:t>
+      </w:r>
+      <w:r>
+        <w:t xml:space="preserve"> </w:t>
+      </w:r>
+      <w:r>
+        <w:t xml:space="preserve">column (UNIQUE). Mapped to the catalogue’s</w:t>
+      </w:r>
+      <w:r>
+        <w:t xml:space="preserve"> </w:t>
+      </w:r>
+      <w:r>
+        <w:t xml:space="preserve">“</w:t>
+      </w:r>
+      <w:r>
+        <w:t xml:space="preserve">Company</w:t>
+      </w:r>
+      <w:r>
+        <w:t xml:space="preserve">”</w:t>
+      </w:r>
+      <w:r>
+        <w:t xml:space="preserve"> </w:t>
+      </w:r>
+      <w:r>
+        <w:t xml:space="preserve">object.</w:t>
       </w:r>
     </w:p>
     <w:tbl>
@@ -4370,7 +4704,7 @@
               <w:jc w:val="left"/>
             </w:pPr>
             <w:r>
-              <w:t xml:space="preserve">Notes</w:t>
+              <w:t xml:space="preserve">Constraint</w:t>
             </w:r>
           </w:p>
         </w:tc>
@@ -4418,7 +4752,177 @@
               <w:jc w:val="left"/>
             </w:pPr>
             <w:r>
-              <w:t xml:space="preserve">email</w:t>
+              <w:t xml:space="preserve">legal_name</w:t>
+            </w:r>
+          </w:p>
+        </w:tc>
+        <w:tc>
+          <w:p>
+            <w:pPr>
+              <w:pStyle w:val="Compact"/>
+              <w:jc w:val="left"/>
+            </w:pPr>
+            <w:r>
+              <w:t xml:space="preserve">String(120)</w:t>
+            </w:r>
+          </w:p>
+        </w:tc>
+        <w:tc>
+          <w:p>
+            <w:pPr>
+              <w:pStyle w:val="Compact"/>
+              <w:jc w:val="left"/>
+            </w:pPr>
+            <w:r>
+              <w:t xml:space="preserve">not null</w:t>
+            </w:r>
+          </w:p>
+        </w:tc>
+      </w:tr>
+      <w:tr>
+        <w:tc>
+          <w:p>
+            <w:pPr>
+              <w:pStyle w:val="Compact"/>
+              <w:jc w:val="left"/>
+            </w:pPr>
+            <w:r>
+              <w:t xml:space="preserve">trade_name</w:t>
+            </w:r>
+          </w:p>
+        </w:tc>
+        <w:tc>
+          <w:p>
+            <w:pPr>
+              <w:pStyle w:val="Compact"/>
+              <w:jc w:val="left"/>
+            </w:pPr>
+            <w:r>
+              <w:t xml:space="preserve">String(120)</w:t>
+            </w:r>
+          </w:p>
+        </w:tc>
+        <w:tc>
+          <w:p/>
+        </w:tc>
+      </w:tr>
+      <w:tr>
+        <w:tc>
+          <w:p>
+            <w:pPr>
+              <w:pStyle w:val="Compact"/>
+              <w:jc w:val="left"/>
+            </w:pPr>
+            <w:r>
+              <w:t xml:space="preserve">country_iso2</w:t>
+            </w:r>
+          </w:p>
+        </w:tc>
+        <w:tc>
+          <w:p>
+            <w:pPr>
+              <w:pStyle w:val="Compact"/>
+              <w:jc w:val="left"/>
+            </w:pPr>
+            <w:r>
+              <w:t xml:space="preserve">CountryISO2</w:t>
+            </w:r>
+          </w:p>
+        </w:tc>
+        <w:tc>
+          <w:p/>
+        </w:tc>
+      </w:tr>
+      <w:tr>
+        <w:tc>
+          <w:p>
+            <w:pPr>
+              <w:pStyle w:val="Compact"/>
+              <w:jc w:val="left"/>
+            </w:pPr>
+            <w:r>
+              <w:t xml:space="preserve">city</w:t>
+            </w:r>
+          </w:p>
+        </w:tc>
+        <w:tc>
+          <w:p>
+            <w:pPr>
+              <w:pStyle w:val="Compact"/>
+              <w:jc w:val="left"/>
+            </w:pPr>
+            <w:r>
+              <w:t xml:space="preserve">String(80)</w:t>
+            </w:r>
+          </w:p>
+        </w:tc>
+        <w:tc>
+          <w:p/>
+        </w:tc>
+      </w:tr>
+      <w:tr>
+        <w:tc>
+          <w:p>
+            <w:pPr>
+              <w:pStyle w:val="Compact"/>
+              <w:jc w:val="left"/>
+            </w:pPr>
+            <w:r>
+              <w:t xml:space="preserve">gln</w:t>
+            </w:r>
+          </w:p>
+        </w:tc>
+        <w:tc>
+          <w:p>
+            <w:pPr>
+              <w:pStyle w:val="Compact"/>
+              <w:jc w:val="left"/>
+            </w:pPr>
+            <w:r>
+              <w:t xml:space="preserve">GLN</w:t>
+            </w:r>
+          </w:p>
+        </w:tc>
+        <w:tc>
+          <w:p/>
+        </w:tc>
+      </w:tr>
+      <w:tr>
+        <w:tc>
+          <w:p>
+            <w:pPr>
+              <w:pStyle w:val="Compact"/>
+              <w:jc w:val="left"/>
+            </w:pPr>
+            <w:r>
+              <w:t xml:space="preserve">website_url</w:t>
+            </w:r>
+          </w:p>
+        </w:tc>
+        <w:tc>
+          <w:p>
+            <w:pPr>
+              <w:pStyle w:val="Compact"/>
+              <w:jc w:val="left"/>
+            </w:pPr>
+            <w:r>
+              <w:t xml:space="preserve">URL</w:t>
+            </w:r>
+          </w:p>
+        </w:tc>
+        <w:tc>
+          <w:p/>
+        </w:tc>
+      </w:tr>
+      <w:tr>
+        <w:tc>
+          <w:p>
+            <w:pPr>
+              <w:pStyle w:val="Compact"/>
+              <w:jc w:val="left"/>
+            </w:pPr>
+            <w:r>
+              <w:t xml:space="preserve">contact_email</w:t>
             </w:r>
           </w:p>
         </w:tc>
@@ -4434,41 +4938,6 @@
           </w:p>
         </w:tc>
         <w:tc>
-          <w:p>
-            <w:pPr>
-              <w:pStyle w:val="Compact"/>
-              <w:jc w:val="left"/>
-            </w:pPr>
-            <w:r>
-              <w:t xml:space="preserve">not null</w:t>
-            </w:r>
-          </w:p>
-        </w:tc>
-      </w:tr>
-      <w:tr>
-        <w:tc>
-          <w:p>
-            <w:pPr>
-              <w:pStyle w:val="Compact"/>
-              <w:jc w:val="left"/>
-            </w:pPr>
-            <w:r>
-              <w:t xml:space="preserve">display_name</w:t>
-            </w:r>
-          </w:p>
-        </w:tc>
-        <w:tc>
-          <w:p>
-            <w:pPr>
-              <w:pStyle w:val="Compact"/>
-              <w:jc w:val="left"/>
-            </w:pPr>
-            <w:r>
-              <w:t xml:space="preserve">String(120)</w:t>
-            </w:r>
-          </w:p>
-        </w:tc>
-        <w:tc>
           <w:p/>
         </w:tc>
       </w:tr>
@@ -4480,112 +4949,42 @@
               <w:jc w:val="left"/>
             </w:pPr>
             <w:r>
-              <w:t xml:space="preserve">organization</w:t>
-            </w:r>
-          </w:p>
-        </w:tc>
-        <w:tc>
-          <w:p>
-            <w:pPr>
-              <w:pStyle w:val="Compact"/>
-              <w:jc w:val="left"/>
-            </w:pPr>
-            <w:r>
-              <w:t xml:space="preserve">Association to Organizations</w:t>
-            </w:r>
-          </w:p>
-        </w:tc>
-        <w:tc>
-          <w:p>
-            <w:pPr>
-              <w:pStyle w:val="Compact"/>
-              <w:jc w:val="left"/>
-            </w:pPr>
-            <w:r>
-              <w:t xml:space="preserve">not null</w:t>
-            </w:r>
-          </w:p>
-        </w:tc>
-      </w:tr>
-      <w:tr>
-        <w:tc>
-          <w:p>
-            <w:pPr>
-              <w:pStyle w:val="Compact"/>
-              <w:jc w:val="left"/>
-            </w:pPr>
-            <w:r>
-              <w:t xml:space="preserve">role</w:t>
-            </w:r>
-          </w:p>
-        </w:tc>
-        <w:tc>
-          <w:p>
-            <w:pPr>
-              <w:pStyle w:val="Compact"/>
-              <w:jc w:val="left"/>
-            </w:pPr>
-            <w:r>
-              <w:t xml:space="preserve">UserRole</w:t>
-            </w:r>
-          </w:p>
-        </w:tc>
-        <w:tc>
-          <w:p>
-            <w:pPr>
-              <w:pStyle w:val="Compact"/>
-              <w:jc w:val="left"/>
-            </w:pPr>
-            <w:r>
-              <w:t xml:space="preserve">not null</w:t>
-            </w:r>
-          </w:p>
-        </w:tc>
-      </w:tr>
-      <w:tr>
-        <w:tc>
-          <w:p>
-            <w:pPr>
-              <w:pStyle w:val="Compact"/>
-              <w:jc w:val="left"/>
-            </w:pPr>
-            <w:r>
-              <w:t xml:space="preserve">external_user_id</w:t>
-            </w:r>
-          </w:p>
-        </w:tc>
-        <w:tc>
-          <w:p>
-            <w:pPr>
-              <w:pStyle w:val="Compact"/>
-              <w:jc w:val="left"/>
-            </w:pPr>
-            <w:r>
-              <w:t xml:space="preserve">String(120)</w:t>
-            </w:r>
-          </w:p>
-        </w:tc>
-        <w:tc>
-          <w:p>
-            <w:pPr>
-              <w:pStyle w:val="Compact"/>
-              <w:jc w:val="left"/>
-            </w:pPr>
-            <w:r>
-              <w:t xml:space="preserve">XSUAA subject mapping</w:t>
-            </w:r>
-          </w:p>
-        </w:tc>
-      </w:tr>
-      <w:tr>
-        <w:tc>
-          <w:p>
-            <w:pPr>
-              <w:pStyle w:val="Compact"/>
-              <w:jc w:val="left"/>
-            </w:pPr>
-            <w:r>
-              <w:t xml:space="preserve">active</w:t>
+              <w:t xml:space="preserve">tenant_id</w:t>
+            </w:r>
+          </w:p>
+        </w:tc>
+        <w:tc>
+          <w:p>
+            <w:pPr>
+              <w:pStyle w:val="Compact"/>
+              <w:jc w:val="left"/>
+            </w:pPr>
+            <w:r>
+              <w:t xml:space="preserve">String(64)</w:t>
+            </w:r>
+          </w:p>
+        </w:tc>
+        <w:tc>
+          <w:p>
+            <w:pPr>
+              <w:pStyle w:val="Compact"/>
+              <w:jc w:val="left"/>
+            </w:pPr>
+            <w:r>
+              <w:t xml:space="preserve">not null, UNIQUE</w:t>
+            </w:r>
+          </w:p>
+        </w:tc>
+      </w:tr>
+      <w:tr>
+        <w:tc>
+          <w:p>
+            <w:pPr>
+              <w:pStyle w:val="Compact"/>
+              <w:jc w:val="left"/>
+            </w:pPr>
+            <w:r>
+              <w:t xml:space="preserve">is_platform_tenant</w:t>
             </w:r>
           </w:p>
         </w:tc>
@@ -4607,14 +5006,339 @@
               <w:jc w:val="left"/>
             </w:pPr>
             <w:r>
-              <w:t xml:space="preserve">default true</w:t>
+              <w:t xml:space="preserve">default false</w:t>
             </w:r>
           </w:p>
         </w:tc>
       </w:tr>
     </w:tbl>
     <w:bookmarkEnd w:id="37"/>
-    <w:bookmarkStart w:id="38" w:name="businesspartners"/>
+    <w:bookmarkStart w:id="38" w:name="users"/>
+    <w:p>
+      <w:pPr>
+        <w:pStyle w:val="Heading3"/>
+      </w:pPr>
+      <w:r>
+        <w:t xml:space="preserve">Users</w:t>
+      </w:r>
+    </w:p>
+    <w:p>
+      <w:pPr>
+        <w:pStyle w:val="FirstParagraph"/>
+      </w:pPr>
+      <w:r>
+        <w:t xml:space="preserve">n:1 to Organizations; UNIQUE constraint on</w:t>
+      </w:r>
+      <w:r>
+        <w:t xml:space="preserve"> </w:t>
+      </w:r>
+      <w:r>
+        <w:rPr>
+          <w:rStyle w:val="VerbatimChar"/>
+        </w:rPr>
+        <w:t xml:space="preserve">(email, organization)</w:t>
+      </w:r>
+      <w:r>
+        <w:t xml:space="preserve">;</w:t>
+      </w:r>
+      <w:r>
+        <w:t xml:space="preserve"> </w:t>
+      </w:r>
+      <w:r>
+        <w:rPr>
+          <w:rStyle w:val="VerbatimChar"/>
+        </w:rPr>
+        <w:t xml:space="preserve">external_user_id</w:t>
+      </w:r>
+      <w:r>
+        <w:t xml:space="preserve"> </w:t>
+      </w:r>
+      <w:r>
+        <w:t xml:space="preserve">links to the XSUAA subject.</w:t>
+      </w:r>
+    </w:p>
+    <w:tbl>
+      <w:tblPr>
+        <w:tblStyle w:val="Table"/>
+        <w:tblW w:type="pct" w:w="0.0"/>
+        <w:tblLook w:firstRow="1" w:lastRow="0" w:firstColumn="0" w:lastColumn="0" w:noHBand="0" w:noVBand="0" w:val="0020"/>
+      </w:tblPr>
+      <w:tblGrid/>
+      <w:tr>
+        <w:tc>
+          <w:p>
+            <w:pPr>
+              <w:pStyle w:val="Compact"/>
+              <w:jc w:val="left"/>
+            </w:pPr>
+            <w:r>
+              <w:t xml:space="preserve">Field</w:t>
+            </w:r>
+          </w:p>
+        </w:tc>
+        <w:tc>
+          <w:p>
+            <w:pPr>
+              <w:pStyle w:val="Compact"/>
+              <w:jc w:val="left"/>
+            </w:pPr>
+            <w:r>
+              <w:t xml:space="preserve">Type</w:t>
+            </w:r>
+          </w:p>
+        </w:tc>
+        <w:tc>
+          <w:p>
+            <w:pPr>
+              <w:pStyle w:val="Compact"/>
+              <w:jc w:val="left"/>
+            </w:pPr>
+            <w:r>
+              <w:t xml:space="preserve">Notes</w:t>
+            </w:r>
+          </w:p>
+        </w:tc>
+      </w:tr>
+      <w:tr>
+        <w:tc>
+          <w:p>
+            <w:pPr>
+              <w:pStyle w:val="Compact"/>
+              <w:jc w:val="left"/>
+            </w:pPr>
+            <w:r>
+              <w:t xml:space="preserve">ID</w:t>
+            </w:r>
+          </w:p>
+        </w:tc>
+        <w:tc>
+          <w:p>
+            <w:pPr>
+              <w:pStyle w:val="Compact"/>
+              <w:jc w:val="left"/>
+            </w:pPr>
+            <w:r>
+              <w:t xml:space="preserve">String(36)</w:t>
+            </w:r>
+          </w:p>
+        </w:tc>
+        <w:tc>
+          <w:p>
+            <w:pPr>
+              <w:pStyle w:val="Compact"/>
+              <w:jc w:val="left"/>
+            </w:pPr>
+            <w:r>
+              <w:t xml:space="preserve">Primary key</w:t>
+            </w:r>
+          </w:p>
+        </w:tc>
+      </w:tr>
+      <w:tr>
+        <w:tc>
+          <w:p>
+            <w:pPr>
+              <w:pStyle w:val="Compact"/>
+              <w:jc w:val="left"/>
+            </w:pPr>
+            <w:r>
+              <w:t xml:space="preserve">email</w:t>
+            </w:r>
+          </w:p>
+        </w:tc>
+        <w:tc>
+          <w:p>
+            <w:pPr>
+              <w:pStyle w:val="Compact"/>
+              <w:jc w:val="left"/>
+            </w:pPr>
+            <w:r>
+              <w:t xml:space="preserve">EmailAddr</w:t>
+            </w:r>
+          </w:p>
+        </w:tc>
+        <w:tc>
+          <w:p>
+            <w:pPr>
+              <w:pStyle w:val="Compact"/>
+              <w:jc w:val="left"/>
+            </w:pPr>
+            <w:r>
+              <w:t xml:space="preserve">not null</w:t>
+            </w:r>
+          </w:p>
+        </w:tc>
+      </w:tr>
+      <w:tr>
+        <w:tc>
+          <w:p>
+            <w:pPr>
+              <w:pStyle w:val="Compact"/>
+              <w:jc w:val="left"/>
+            </w:pPr>
+            <w:r>
+              <w:t xml:space="preserve">display_name</w:t>
+            </w:r>
+          </w:p>
+        </w:tc>
+        <w:tc>
+          <w:p>
+            <w:pPr>
+              <w:pStyle w:val="Compact"/>
+              <w:jc w:val="left"/>
+            </w:pPr>
+            <w:r>
+              <w:t xml:space="preserve">String(120)</w:t>
+            </w:r>
+          </w:p>
+        </w:tc>
+        <w:tc>
+          <w:p/>
+        </w:tc>
+      </w:tr>
+      <w:tr>
+        <w:tc>
+          <w:p>
+            <w:pPr>
+              <w:pStyle w:val="Compact"/>
+              <w:jc w:val="left"/>
+            </w:pPr>
+            <w:r>
+              <w:t xml:space="preserve">organization</w:t>
+            </w:r>
+          </w:p>
+        </w:tc>
+        <w:tc>
+          <w:p>
+            <w:pPr>
+              <w:pStyle w:val="Compact"/>
+              <w:jc w:val="left"/>
+            </w:pPr>
+            <w:r>
+              <w:t xml:space="preserve">Association to Organizations</w:t>
+            </w:r>
+          </w:p>
+        </w:tc>
+        <w:tc>
+          <w:p>
+            <w:pPr>
+              <w:pStyle w:val="Compact"/>
+              <w:jc w:val="left"/>
+            </w:pPr>
+            <w:r>
+              <w:t xml:space="preserve">not null</w:t>
+            </w:r>
+          </w:p>
+        </w:tc>
+      </w:tr>
+      <w:tr>
+        <w:tc>
+          <w:p>
+            <w:pPr>
+              <w:pStyle w:val="Compact"/>
+              <w:jc w:val="left"/>
+            </w:pPr>
+            <w:r>
+              <w:t xml:space="preserve">role</w:t>
+            </w:r>
+          </w:p>
+        </w:tc>
+        <w:tc>
+          <w:p>
+            <w:pPr>
+              <w:pStyle w:val="Compact"/>
+              <w:jc w:val="left"/>
+            </w:pPr>
+            <w:r>
+              <w:t xml:space="preserve">UserRole</w:t>
+            </w:r>
+          </w:p>
+        </w:tc>
+        <w:tc>
+          <w:p>
+            <w:pPr>
+              <w:pStyle w:val="Compact"/>
+              <w:jc w:val="left"/>
+            </w:pPr>
+            <w:r>
+              <w:t xml:space="preserve">not null</w:t>
+            </w:r>
+          </w:p>
+        </w:tc>
+      </w:tr>
+      <w:tr>
+        <w:tc>
+          <w:p>
+            <w:pPr>
+              <w:pStyle w:val="Compact"/>
+              <w:jc w:val="left"/>
+            </w:pPr>
+            <w:r>
+              <w:t xml:space="preserve">external_user_id</w:t>
+            </w:r>
+          </w:p>
+        </w:tc>
+        <w:tc>
+          <w:p>
+            <w:pPr>
+              <w:pStyle w:val="Compact"/>
+              <w:jc w:val="left"/>
+            </w:pPr>
+            <w:r>
+              <w:t xml:space="preserve">String(120)</w:t>
+            </w:r>
+          </w:p>
+        </w:tc>
+        <w:tc>
+          <w:p>
+            <w:pPr>
+              <w:pStyle w:val="Compact"/>
+              <w:jc w:val="left"/>
+            </w:pPr>
+            <w:r>
+              <w:t xml:space="preserve">XSUAA subject mapping</w:t>
+            </w:r>
+          </w:p>
+        </w:tc>
+      </w:tr>
+      <w:tr>
+        <w:tc>
+          <w:p>
+            <w:pPr>
+              <w:pStyle w:val="Compact"/>
+              <w:jc w:val="left"/>
+            </w:pPr>
+            <w:r>
+              <w:t xml:space="preserve">active</w:t>
+            </w:r>
+          </w:p>
+        </w:tc>
+        <w:tc>
+          <w:p>
+            <w:pPr>
+              <w:pStyle w:val="Compact"/>
+              <w:jc w:val="left"/>
+            </w:pPr>
+            <w:r>
+              <w:t xml:space="preserve">Boolean</w:t>
+            </w:r>
+          </w:p>
+        </w:tc>
+        <w:tc>
+          <w:p>
+            <w:pPr>
+              <w:pStyle w:val="Compact"/>
+              <w:jc w:val="left"/>
+            </w:pPr>
+            <w:r>
+              <w:t xml:space="preserve">default true</w:t>
+            </w:r>
+          </w:p>
+        </w:tc>
+      </w:tr>
+    </w:tbl>
+    <w:bookmarkEnd w:id="38"/>
+    <w:bookmarkStart w:id="39" w:name="businesspartners"/>
     <w:p>
       <w:pPr>
         <w:pStyle w:val="Heading3"/>
@@ -5035,8 +5759,8 @@
         </w:tc>
       </w:tr>
     </w:tbl>
-    <w:bookmarkEnd w:id="38"/>
-    <w:bookmarkStart w:id="39" w:name="businesspartnerroles"/>
+    <w:bookmarkEnd w:id="39"/>
+    <w:bookmarkStart w:id="40" w:name="businesspartnerroles"/>
     <w:p>
       <w:pPr>
         <w:pStyle w:val="Heading3"/>
@@ -5221,9 +5945,9 @@
         <w:t xml:space="preserve">.</w:t>
       </w:r>
     </w:p>
-    <w:bookmarkEnd w:id="39"/>
     <w:bookmarkEnd w:id="40"/>
-    <w:bookmarkStart w:id="46" w:name="product-hierarchy-product.cds"/>
+    <w:bookmarkEnd w:id="41"/>
+    <w:bookmarkStart w:id="48" w:name="product-hierarchy-product.cds"/>
     <w:p>
       <w:pPr>
         <w:pStyle w:val="Heading2"/>
@@ -5246,7 +5970,7 @@
         <w:pStyle w:val="FirstParagraph"/>
       </w:pPr>
       <w:r>
-        <w:t xml:space="preserve">The catalogue-aligned hierarchy is</w:t>
+        <w:t xml:space="preserve">The hierarchy is</w:t>
       </w:r>
       <w:r>
         <w:t xml:space="preserve"> </w:t>
@@ -5259,7 +5983,22 @@
         <w:t xml:space="preserve">Product → ProductVariant → Batch → ProductItem → DPP + QR</w:t>
       </w:r>
       <w:r>
-        <w:t xml:space="preserve">. BOM lines link a parent product to a component product (back to the same</w:t>
+        <w:t xml:space="preserve">. Bill-of-Materials lines hang from a</w:t>
+      </w:r>
+      <w:r>
+        <w:t xml:space="preserve"> </w:t>
+      </w:r>
+      <w:r>
+        <w:rPr>
+          <w:rStyle w:val="VerbatimChar"/>
+        </w:rPr>
+        <w:t xml:space="preserve">ProductVariants</w:t>
+      </w:r>
+      <w:r>
+        <w:t xml:space="preserve"> </w:t>
+      </w:r>
+      <w:r>
+        <w:t xml:space="preserve">row and reference a component</w:t>
       </w:r>
       <w:r>
         <w:t xml:space="preserve"> </w:t>
@@ -5274,10 +6013,43 @@
         <w:t xml:space="preserve"> </w:t>
       </w:r>
       <w:r>
-        <w:t xml:space="preserve">entity), so the chain repeats recursively for materials/components.</w:t>
-      </w:r>
-    </w:p>
-    <w:bookmarkStart w:id="41" w:name="products"/>
+        <w:t xml:space="preserve">row. A BOM edge can attach either an internal</w:t>
+      </w:r>
+      <w:r>
+        <w:t xml:space="preserve"> </w:t>
+      </w:r>
+      <w:r>
+        <w:rPr>
+          <w:rStyle w:val="VerbatimChar"/>
+        </w:rPr>
+        <w:t xml:space="preserve">DPPs</w:t>
+      </w:r>
+      <w:r>
+        <w:t xml:space="preserve"> </w:t>
+      </w:r>
+      <w:r>
+        <w:t xml:space="preserve">row (</w:t>
+      </w:r>
+      <w:r>
+        <w:rPr>
+          <w:rStyle w:val="VerbatimChar"/>
+        </w:rPr>
+        <w:t xml:space="preserve">sub_dpp</w:t>
+      </w:r>
+      <w:r>
+        <w:t xml:space="preserve">) or an external supplier-DPP URL (</w:t>
+      </w:r>
+      <w:r>
+        <w:rPr>
+          <w:rStyle w:val="VerbatimChar"/>
+        </w:rPr>
+        <w:t xml:space="preserve">external_dpp_url</w:t>
+      </w:r>
+      <w:r>
+        <w:t xml:space="preserve">); the consumer-facing read traverses this graph recursively and aggregates values across levels.</w:t>
+      </w:r>
+    </w:p>
+    <w:bookmarkStart w:id="42" w:name="products"/>
     <w:p>
       <w:pPr>
         <w:pStyle w:val="Heading3"/>
@@ -5915,8 +6687,8 @@
         </w:tc>
       </w:tr>
     </w:tbl>
-    <w:bookmarkEnd w:id="41"/>
-    <w:bookmarkStart w:id="42" w:name="productvariants"/>
+    <w:bookmarkEnd w:id="42"/>
+    <w:bookmarkStart w:id="43" w:name="productvariants"/>
     <w:p>
       <w:pPr>
         <w:pStyle w:val="Heading3"/>
@@ -5930,7 +6702,19 @@
         <w:pStyle w:val="FirstParagraph"/>
       </w:pPr>
       <w:r>
-        <w:t xml:space="preserve">n:1 to Products. A variant captures color/size/SKU and identification at variant level.</w:t>
+        <w:t xml:space="preserve">n:1 to Products. A variant captures color/size/SKU and identification at variant level. The Bill of Materials is anchored here (</w:t>
+      </w:r>
+      <w:r>
+        <w:rPr>
+          <w:rStyle w:val="VerbatimChar"/>
+        </w:rPr>
+        <w:t xml:space="preserve">bom</w:t>
+      </w:r>
+      <w:r>
+        <w:t xml:space="preserve"> </w:t>
+      </w:r>
+      <w:r>
+        <w:t xml:space="preserve">Composition).</w:t>
       </w:r>
     </w:p>
     <w:tbl>
@@ -6232,9 +7016,44 @@
           </w:p>
         </w:tc>
       </w:tr>
+      <w:tr>
+        <w:tc>
+          <w:p>
+            <w:pPr>
+              <w:pStyle w:val="Compact"/>
+              <w:jc w:val="left"/>
+            </w:pPr>
+            <w:r>
+              <w:t xml:space="preserve">bom</w:t>
+            </w:r>
+          </w:p>
+        </w:tc>
+        <w:tc>
+          <w:p>
+            <w:pPr>
+              <w:pStyle w:val="Compact"/>
+              <w:jc w:val="left"/>
+            </w:pPr>
+            <w:r>
+              <w:t xml:space="preserve">Composition of many ProductBOMs</w:t>
+            </w:r>
+          </w:p>
+        </w:tc>
+        <w:tc>
+          <w:p>
+            <w:pPr>
+              <w:pStyle w:val="Compact"/>
+              <w:jc w:val="left"/>
+            </w:pPr>
+            <w:r>
+              <w:t xml:space="preserve">child BOM edges</w:t>
+            </w:r>
+          </w:p>
+        </w:tc>
+      </w:tr>
     </w:tbl>
-    <w:bookmarkEnd w:id="42"/>
-    <w:bookmarkStart w:id="43" w:name="batches"/>
+    <w:bookmarkEnd w:id="43"/>
+    <w:bookmarkStart w:id="44" w:name="batches"/>
     <w:p>
       <w:pPr>
         <w:pStyle w:val="Heading3"/>
@@ -6249,6 +7068,940 @@
       </w:pPr>
       <w:r>
         <w:t xml:space="preserve">n:1 to ProductVariants. Captures production-time information (factory, country, CO₂).</w:t>
+      </w:r>
+    </w:p>
+    <w:tbl>
+      <w:tblPr>
+        <w:tblStyle w:val="Table"/>
+        <w:tblW w:type="pct" w:w="4999.999999999999"/>
+        <w:tblLook w:firstRow="1" w:lastRow="0" w:firstColumn="0" w:lastColumn="0" w:noHBand="0" w:noVBand="0" w:val="0020"/>
+      </w:tblPr>
+      <w:tblGrid>
+        <w:gridCol w:w="2772"/>
+        <w:gridCol w:w="2376"/>
+        <w:gridCol w:w="2772"/>
+      </w:tblGrid>
+      <w:tr>
+        <w:tc>
+          <w:p>
+            <w:pPr>
+              <w:pStyle w:val="Compact"/>
+              <w:jc w:val="left"/>
+            </w:pPr>
+            <w:r>
+              <w:t xml:space="preserve">Field</w:t>
+            </w:r>
+          </w:p>
+        </w:tc>
+        <w:tc>
+          <w:p>
+            <w:pPr>
+              <w:pStyle w:val="Compact"/>
+              <w:jc w:val="left"/>
+            </w:pPr>
+            <w:r>
+              <w:t xml:space="preserve">Type</w:t>
+            </w:r>
+          </w:p>
+        </w:tc>
+        <w:tc>
+          <w:p>
+            <w:pPr>
+              <w:pStyle w:val="Compact"/>
+              <w:jc w:val="left"/>
+            </w:pPr>
+            <w:r>
+              <w:t xml:space="preserve">Notes</w:t>
+            </w:r>
+          </w:p>
+        </w:tc>
+      </w:tr>
+      <w:tr>
+        <w:tc>
+          <w:p>
+            <w:pPr>
+              <w:pStyle w:val="Compact"/>
+              <w:jc w:val="left"/>
+            </w:pPr>
+            <w:r>
+              <w:t xml:space="preserve">ID</w:t>
+            </w:r>
+          </w:p>
+        </w:tc>
+        <w:tc>
+          <w:p>
+            <w:pPr>
+              <w:pStyle w:val="Compact"/>
+              <w:jc w:val="left"/>
+            </w:pPr>
+            <w:r>
+              <w:t xml:space="preserve">String(36)</w:t>
+            </w:r>
+          </w:p>
+        </w:tc>
+        <w:tc>
+          <w:p>
+            <w:pPr>
+              <w:pStyle w:val="Compact"/>
+              <w:jc w:val="left"/>
+            </w:pPr>
+            <w:r>
+              <w:t xml:space="preserve">Primary key</w:t>
+            </w:r>
+          </w:p>
+        </w:tc>
+      </w:tr>
+      <w:tr>
+        <w:tc>
+          <w:p>
+            <w:pPr>
+              <w:pStyle w:val="Compact"/>
+              <w:jc w:val="left"/>
+            </w:pPr>
+            <w:r>
+              <w:t xml:space="preserve">variant</w:t>
+            </w:r>
+          </w:p>
+        </w:tc>
+        <w:tc>
+          <w:p>
+            <w:pPr>
+              <w:pStyle w:val="Compact"/>
+              <w:jc w:val="left"/>
+            </w:pPr>
+            <w:r>
+              <w:t xml:space="preserve">Association to ProductVariants</w:t>
+            </w:r>
+          </w:p>
+        </w:tc>
+        <w:tc>
+          <w:p>
+            <w:pPr>
+              <w:pStyle w:val="Compact"/>
+              <w:jc w:val="left"/>
+            </w:pPr>
+            <w:r>
+              <w:t xml:space="preserve">not null</w:t>
+            </w:r>
+          </w:p>
+        </w:tc>
+      </w:tr>
+      <w:tr>
+        <w:tc>
+          <w:p>
+            <w:pPr>
+              <w:pStyle w:val="Compact"/>
+              <w:jc w:val="left"/>
+            </w:pPr>
+            <w:r>
+              <w:t xml:space="preserve">batch_number</w:t>
+            </w:r>
+          </w:p>
+        </w:tc>
+        <w:tc>
+          <w:p>
+            <w:pPr>
+              <w:pStyle w:val="Compact"/>
+              <w:jc w:val="left"/>
+            </w:pPr>
+            <w:r>
+              <w:t xml:space="preserve">String(40)</w:t>
+            </w:r>
+          </w:p>
+        </w:tc>
+        <w:tc>
+          <w:p>
+            <w:pPr>
+              <w:pStyle w:val="Compact"/>
+              <w:jc w:val="left"/>
+            </w:pPr>
+            <w:r>
+              <w:t xml:space="preserve">UNIQUE per variant</w:t>
+            </w:r>
+          </w:p>
+        </w:tc>
+      </w:tr>
+      <w:tr>
+        <w:tc>
+          <w:p>
+            <w:pPr>
+              <w:pStyle w:val="Compact"/>
+              <w:jc w:val="left"/>
+            </w:pPr>
+            <w:r>
+              <w:t xml:space="preserve">production_date</w:t>
+            </w:r>
+          </w:p>
+        </w:tc>
+        <w:tc>
+          <w:p>
+            <w:pPr>
+              <w:pStyle w:val="Compact"/>
+              <w:jc w:val="left"/>
+            </w:pPr>
+            <w:r>
+              <w:t xml:space="preserve">Date</w:t>
+            </w:r>
+          </w:p>
+        </w:tc>
+        <w:tc>
+          <w:p/>
+        </w:tc>
+      </w:tr>
+      <w:tr>
+        <w:tc>
+          <w:p>
+            <w:pPr>
+              <w:pStyle w:val="Compact"/>
+              <w:jc w:val="left"/>
+            </w:pPr>
+            <w:r>
+              <w:t xml:space="preserve">factory</w:t>
+            </w:r>
+          </w:p>
+        </w:tc>
+        <w:tc>
+          <w:p>
+            <w:pPr>
+              <w:pStyle w:val="Compact"/>
+              <w:jc w:val="left"/>
+            </w:pPr>
+            <w:r>
+              <w:t xml:space="preserve">Association to BusinessPartners</w:t>
+            </w:r>
+          </w:p>
+        </w:tc>
+        <w:tc>
+          <w:p>
+            <w:pPr>
+              <w:pStyle w:val="Compact"/>
+              <w:jc w:val="left"/>
+            </w:pPr>
+            <w:r>
+              <w:t xml:space="preserve">optional</w:t>
+            </w:r>
+          </w:p>
+        </w:tc>
+      </w:tr>
+      <w:tr>
+        <w:tc>
+          <w:p>
+            <w:pPr>
+              <w:pStyle w:val="Compact"/>
+              <w:jc w:val="left"/>
+            </w:pPr>
+            <w:r>
+              <w:t xml:space="preserve">supplier</w:t>
+            </w:r>
+          </w:p>
+        </w:tc>
+        <w:tc>
+          <w:p>
+            <w:pPr>
+              <w:pStyle w:val="Compact"/>
+              <w:jc w:val="left"/>
+            </w:pPr>
+            <w:r>
+              <w:t xml:space="preserve">Association to BusinessPartners</w:t>
+            </w:r>
+          </w:p>
+        </w:tc>
+        <w:tc>
+          <w:p>
+            <w:pPr>
+              <w:pStyle w:val="Compact"/>
+              <w:jc w:val="left"/>
+            </w:pPr>
+            <w:r>
+              <w:t xml:space="preserve">optional</w:t>
+            </w:r>
+          </w:p>
+        </w:tc>
+      </w:tr>
+      <w:tr>
+        <w:tc>
+          <w:p>
+            <w:pPr>
+              <w:pStyle w:val="Compact"/>
+              <w:jc w:val="left"/>
+            </w:pPr>
+            <w:r>
+              <w:t xml:space="preserve">country_of_origin</w:t>
+            </w:r>
+          </w:p>
+        </w:tc>
+        <w:tc>
+          <w:p>
+            <w:pPr>
+              <w:pStyle w:val="Compact"/>
+              <w:jc w:val="left"/>
+            </w:pPr>
+            <w:r>
+              <w:t xml:space="preserve">CountryISO2</w:t>
+            </w:r>
+          </w:p>
+        </w:tc>
+        <w:tc>
+          <w:p/>
+        </w:tc>
+      </w:tr>
+      <w:tr>
+        <w:tc>
+          <w:p>
+            <w:pPr>
+              <w:pStyle w:val="Compact"/>
+              <w:jc w:val="left"/>
+            </w:pPr>
+            <w:r>
+              <w:t xml:space="preserve">production_stage</w:t>
+            </w:r>
+          </w:p>
+        </w:tc>
+        <w:tc>
+          <w:p>
+            <w:pPr>
+              <w:pStyle w:val="Compact"/>
+              <w:jc w:val="left"/>
+            </w:pPr>
+            <w:r>
+              <w:t xml:space="preserve">String(60)</w:t>
+            </w:r>
+          </w:p>
+        </w:tc>
+        <w:tc>
+          <w:p/>
+        </w:tc>
+      </w:tr>
+      <w:tr>
+        <w:tc>
+          <w:p>
+            <w:pPr>
+              <w:pStyle w:val="Compact"/>
+              <w:jc w:val="left"/>
+            </w:pPr>
+            <w:r>
+              <w:t xml:space="preserve">co2_footprint_kg</w:t>
+            </w:r>
+          </w:p>
+        </w:tc>
+        <w:tc>
+          <w:p>
+            <w:pPr>
+              <w:pStyle w:val="Compact"/>
+              <w:jc w:val="left"/>
+            </w:pPr>
+            <w:r>
+              <w:t xml:space="preserve">Decimal(10,3)</w:t>
+            </w:r>
+          </w:p>
+        </w:tc>
+        <w:tc>
+          <w:p/>
+        </w:tc>
+      </w:tr>
+      <w:tr>
+        <w:tc>
+          <w:p>
+            <w:pPr>
+              <w:pStyle w:val="Compact"/>
+              <w:jc w:val="left"/>
+            </w:pPr>
+            <w:r>
+              <w:t xml:space="preserve">recycled_content_pct</w:t>
+            </w:r>
+          </w:p>
+        </w:tc>
+        <w:tc>
+          <w:p>
+            <w:pPr>
+              <w:pStyle w:val="Compact"/>
+              <w:jc w:val="left"/>
+            </w:pPr>
+            <w:r>
+              <w:t xml:space="preserve">Decimal(5,2)</w:t>
+            </w:r>
+          </w:p>
+        </w:tc>
+        <w:tc>
+          <w:p/>
+        </w:tc>
+      </w:tr>
+      <w:tr>
+        <w:tc>
+          <w:p>
+            <w:pPr>
+              <w:pStyle w:val="Compact"/>
+              <w:jc w:val="left"/>
+            </w:pPr>
+            <w:r>
+              <w:t xml:space="preserve">status</w:t>
+            </w:r>
+          </w:p>
+        </w:tc>
+        <w:tc>
+          <w:p>
+            <w:pPr>
+              <w:pStyle w:val="Compact"/>
+              <w:jc w:val="left"/>
+            </w:pPr>
+            <w:r>
+              <w:t xml:space="preserve">BatchStatus</w:t>
+            </w:r>
+          </w:p>
+        </w:tc>
+        <w:tc>
+          <w:p>
+            <w:pPr>
+              <w:pStyle w:val="Compact"/>
+              <w:jc w:val="left"/>
+            </w:pPr>
+            <w:r>
+              <w:t xml:space="preserve">default</w:t>
+            </w:r>
+            <w:r>
+              <w:t xml:space="preserve"> </w:t>
+            </w:r>
+            <w:r>
+              <w:rPr>
+                <w:rStyle w:val="VerbatimChar"/>
+              </w:rPr>
+              <w:t xml:space="preserve">draft</w:t>
+            </w:r>
+          </w:p>
+        </w:tc>
+      </w:tr>
+      <w:tr>
+        <w:tc>
+          <w:p>
+            <w:pPr>
+              <w:pStyle w:val="Compact"/>
+              <w:jc w:val="left"/>
+            </w:pPr>
+            <w:r>
+              <w:t xml:space="preserve">items</w:t>
+            </w:r>
+          </w:p>
+        </w:tc>
+        <w:tc>
+          <w:p>
+            <w:pPr>
+              <w:pStyle w:val="Compact"/>
+              <w:jc w:val="left"/>
+            </w:pPr>
+            <w:r>
+              <w:t xml:space="preserve">Association to many ProductItems</w:t>
+            </w:r>
+          </w:p>
+        </w:tc>
+        <w:tc>
+          <w:p>
+            <w:pPr>
+              <w:pStyle w:val="Compact"/>
+              <w:jc w:val="left"/>
+            </w:pPr>
+            <w:r>
+              <w:t xml:space="preserve">serialised units produced in the batch</w:t>
+            </w:r>
+          </w:p>
+        </w:tc>
+      </w:tr>
+    </w:tbl>
+    <w:bookmarkEnd w:id="44"/>
+    <w:bookmarkStart w:id="46" w:name="productitems"/>
+    <w:p>
+      <w:pPr>
+        <w:pStyle w:val="Heading3"/>
+      </w:pPr>
+      <w:r>
+        <w:t xml:space="preserve">ProductItems</w:t>
+      </w:r>
+    </w:p>
+    <w:p>
+      <w:pPr>
+        <w:pStyle w:val="FirstParagraph"/>
+      </w:pPr>
+      <w:r>
+        <w:t xml:space="preserve">n:1 to Batches. An individual serialised unit produced within a batch — the finest level of the product hierarchy. Each item carries exactly one unique DPP, created automatically on insert (see</w:t>
+      </w:r>
+      <w:r>
+        <w:t xml:space="preserve"> </w:t>
+      </w:r>
+      <w:hyperlink r:id="rId45">
+        <w:r>
+          <w:rPr>
+            <w:rStyle w:val="VerbatimChar"/>
+          </w:rPr>
+          <w:t xml:space="preserve">srv/handlers/product-item-handlers.js</w:t>
+        </w:r>
+      </w:hyperlink>
+      <w:r>
+        <w:t xml:space="preserve">).</w:t>
+      </w:r>
+    </w:p>
+    <w:tbl>
+      <w:tblPr>
+        <w:tblStyle w:val="Table"/>
+        <w:tblW w:type="pct" w:w="4999.999999999999"/>
+        <w:tblLook w:firstRow="1" w:lastRow="0" w:firstColumn="0" w:lastColumn="0" w:noHBand="0" w:noVBand="0" w:val="0020"/>
+      </w:tblPr>
+      <w:tblGrid>
+        <w:gridCol w:w="2772"/>
+        <w:gridCol w:w="2376"/>
+        <w:gridCol w:w="2772"/>
+      </w:tblGrid>
+      <w:tr>
+        <w:tc>
+          <w:p>
+            <w:pPr>
+              <w:pStyle w:val="Compact"/>
+              <w:jc w:val="left"/>
+            </w:pPr>
+            <w:r>
+              <w:t xml:space="preserve">Field</w:t>
+            </w:r>
+          </w:p>
+        </w:tc>
+        <w:tc>
+          <w:p>
+            <w:pPr>
+              <w:pStyle w:val="Compact"/>
+              <w:jc w:val="left"/>
+            </w:pPr>
+            <w:r>
+              <w:t xml:space="preserve">Type</w:t>
+            </w:r>
+          </w:p>
+        </w:tc>
+        <w:tc>
+          <w:p>
+            <w:pPr>
+              <w:pStyle w:val="Compact"/>
+              <w:jc w:val="left"/>
+            </w:pPr>
+            <w:r>
+              <w:t xml:space="preserve">Notes</w:t>
+            </w:r>
+          </w:p>
+        </w:tc>
+      </w:tr>
+      <w:tr>
+        <w:tc>
+          <w:p>
+            <w:pPr>
+              <w:pStyle w:val="Compact"/>
+              <w:jc w:val="left"/>
+            </w:pPr>
+            <w:r>
+              <w:t xml:space="preserve">ID</w:t>
+            </w:r>
+          </w:p>
+        </w:tc>
+        <w:tc>
+          <w:p>
+            <w:pPr>
+              <w:pStyle w:val="Compact"/>
+              <w:jc w:val="left"/>
+            </w:pPr>
+            <w:r>
+              <w:t xml:space="preserve">String(36)</w:t>
+            </w:r>
+          </w:p>
+        </w:tc>
+        <w:tc>
+          <w:p>
+            <w:pPr>
+              <w:pStyle w:val="Compact"/>
+              <w:jc w:val="left"/>
+            </w:pPr>
+            <w:r>
+              <w:t xml:space="preserve">Primary key</w:t>
+            </w:r>
+          </w:p>
+        </w:tc>
+      </w:tr>
+      <w:tr>
+        <w:tc>
+          <w:p>
+            <w:pPr>
+              <w:pStyle w:val="Compact"/>
+              <w:jc w:val="left"/>
+            </w:pPr>
+            <w:r>
+              <w:t xml:space="preserve">batch</w:t>
+            </w:r>
+          </w:p>
+        </w:tc>
+        <w:tc>
+          <w:p>
+            <w:pPr>
+              <w:pStyle w:val="Compact"/>
+              <w:jc w:val="left"/>
+            </w:pPr>
+            <w:r>
+              <w:t xml:space="preserve">Association to Batches</w:t>
+            </w:r>
+          </w:p>
+        </w:tc>
+        <w:tc>
+          <w:p>
+            <w:pPr>
+              <w:pStyle w:val="Compact"/>
+              <w:jc w:val="left"/>
+            </w:pPr>
+            <w:r>
+              <w:t xml:space="preserve">not null</w:t>
+            </w:r>
+          </w:p>
+        </w:tc>
+      </w:tr>
+      <w:tr>
+        <w:tc>
+          <w:p>
+            <w:pPr>
+              <w:pStyle w:val="Compact"/>
+              <w:jc w:val="left"/>
+            </w:pPr>
+            <w:r>
+              <w:t xml:space="preserve">serial_number</w:t>
+            </w:r>
+          </w:p>
+        </w:tc>
+        <w:tc>
+          <w:p>
+            <w:pPr>
+              <w:pStyle w:val="Compact"/>
+              <w:jc w:val="left"/>
+            </w:pPr>
+            <w:r>
+              <w:t xml:space="preserve">String(60)</w:t>
+            </w:r>
+          </w:p>
+        </w:tc>
+        <w:tc>
+          <w:p>
+            <w:pPr>
+              <w:pStyle w:val="Compact"/>
+              <w:jc w:val="left"/>
+            </w:pPr>
+            <w:r>
+              <w:t xml:space="preserve">not null — manufacturer serial, UNIQUE per batch</w:t>
+            </w:r>
+          </w:p>
+        </w:tc>
+      </w:tr>
+      <w:tr>
+        <w:tc>
+          <w:p>
+            <w:pPr>
+              <w:pStyle w:val="Compact"/>
+              <w:jc w:val="left"/>
+            </w:pPr>
+            <w:r>
+              <w:t xml:space="preserve">upi</w:t>
+            </w:r>
+          </w:p>
+        </w:tc>
+        <w:tc>
+          <w:p>
+            <w:pPr>
+              <w:pStyle w:val="Compact"/>
+              <w:jc w:val="left"/>
+            </w:pPr>
+            <w:r>
+              <w:t xml:space="preserve">String(60)</w:t>
+            </w:r>
+          </w:p>
+        </w:tc>
+        <w:tc>
+          <w:p>
+            <w:pPr>
+              <w:pStyle w:val="Compact"/>
+              <w:jc w:val="left"/>
+            </w:pPr>
+            <w:r>
+              <w:t xml:space="preserve">not null, globally UNIQUE — Unique Product Identifier (ESPR); the identifier the DPP/QR resolves to</w:t>
+            </w:r>
+          </w:p>
+        </w:tc>
+      </w:tr>
+      <w:tr>
+        <w:tc>
+          <w:p>
+            <w:pPr>
+              <w:pStyle w:val="Compact"/>
+              <w:jc w:val="left"/>
+            </w:pPr>
+            <w:r>
+              <w:t xml:space="preserve">manufacturing_date</w:t>
+            </w:r>
+          </w:p>
+        </w:tc>
+        <w:tc>
+          <w:p>
+            <w:pPr>
+              <w:pStyle w:val="Compact"/>
+              <w:jc w:val="left"/>
+            </w:pPr>
+            <w:r>
+              <w:t xml:space="preserve">Date</w:t>
+            </w:r>
+          </w:p>
+        </w:tc>
+        <w:tc>
+          <w:p/>
+        </w:tc>
+      </w:tr>
+      <w:tr>
+        <w:tc>
+          <w:p>
+            <w:pPr>
+              <w:pStyle w:val="Compact"/>
+              <w:jc w:val="left"/>
+            </w:pPr>
+            <w:r>
+              <w:t xml:space="preserve">status</w:t>
+            </w:r>
+          </w:p>
+        </w:tc>
+        <w:tc>
+          <w:p>
+            <w:pPr>
+              <w:pStyle w:val="Compact"/>
+              <w:jc w:val="left"/>
+            </w:pPr>
+            <w:r>
+              <w:t xml:space="preserve">ProductItemStatus</w:t>
+            </w:r>
+          </w:p>
+        </w:tc>
+        <w:tc>
+          <w:p>
+            <w:pPr>
+              <w:pStyle w:val="Compact"/>
+              <w:jc w:val="left"/>
+            </w:pPr>
+            <w:r>
+              <w:t xml:space="preserve">default</w:t>
+            </w:r>
+            <w:r>
+              <w:t xml:space="preserve"> </w:t>
+            </w:r>
+            <w:r>
+              <w:rPr>
+                <w:rStyle w:val="VerbatimChar"/>
+              </w:rPr>
+              <w:t xml:space="preserve">active</w:t>
+            </w:r>
+          </w:p>
+        </w:tc>
+      </w:tr>
+      <w:tr>
+        <w:tc>
+          <w:p>
+            <w:pPr>
+              <w:pStyle w:val="Compact"/>
+              <w:jc w:val="left"/>
+            </w:pPr>
+            <w:r>
+              <w:t xml:space="preserve">dpp</w:t>
+            </w:r>
+          </w:p>
+        </w:tc>
+        <w:tc>
+          <w:p>
+            <w:pPr>
+              <w:pStyle w:val="Compact"/>
+              <w:jc w:val="left"/>
+            </w:pPr>
+            <w:r>
+              <w:t xml:space="preserve">Association to DPPs</w:t>
+            </w:r>
+          </w:p>
+        </w:tc>
+        <w:tc>
+          <w:p>
+            <w:pPr>
+              <w:pStyle w:val="Compact"/>
+              <w:jc w:val="left"/>
+            </w:pPr>
+            <w:r>
+              <w:t xml:space="preserve">1:1 reverse navigation (</w:t>
+            </w:r>
+            <w:r>
+              <w:rPr>
+                <w:rStyle w:val="VerbatimChar"/>
+              </w:rPr>
+              <w:t xml:space="preserve">dpp.item = $self</w:t>
+            </w:r>
+            <w:r>
+              <w:t xml:space="preserve">)</w:t>
+            </w:r>
+          </w:p>
+        </w:tc>
+      </w:tr>
+    </w:tbl>
+    <w:p>
+      <w:pPr>
+        <w:pStyle w:val="BodyText"/>
+      </w:pPr>
+      <w:r>
+        <w:t xml:space="preserve">The</w:t>
+      </w:r>
+      <w:r>
+        <w:t xml:space="preserve"> </w:t>
+      </w:r>
+      <w:r>
+        <w:rPr>
+          <w:bCs/>
+          <w:b/>
+        </w:rPr>
+        <w:t xml:space="preserve">UPI</w:t>
+      </w:r>
+      <w:r>
+        <w:t xml:space="preserve"> </w:t>
+      </w:r>
+      <w:r>
+        <w:t xml:space="preserve">(Unique Product Identifier) is the ESPR-defined, globally unique product key carried by the data carrier (QR). A caller may supply a standardised UPI (e.g. GS1 / GTIN + serial); if omitted, the handler mints a unique one (</w:t>
+      </w:r>
+      <w:r>
+        <w:rPr>
+          <w:rStyle w:val="VerbatimChar"/>
+        </w:rPr>
+        <w:t xml:space="preserve">UPI-&lt;uuid&gt;</w:t>
+      </w:r>
+      <w:r>
+        <w:t xml:space="preserve">). It is distinct from</w:t>
+      </w:r>
+      <w:r>
+        <w:t xml:space="preserve"> </w:t>
+      </w:r>
+      <w:r>
+        <w:rPr>
+          <w:rStyle w:val="VerbatimChar"/>
+        </w:rPr>
+        <w:t xml:space="preserve">serial_number</w:t>
+      </w:r>
+      <w:r>
+        <w:t xml:space="preserve">, which is the manufacturer’s internal serial (unique only within its batch).</w:t>
+      </w:r>
+    </w:p>
+    <w:p>
+      <w:pPr>
+        <w:pStyle w:val="BodyText"/>
+      </w:pPr>
+      <w:r>
+        <w:t xml:space="preserve">On</w:t>
+      </w:r>
+      <w:r>
+        <w:t xml:space="preserve"> </w:t>
+      </w:r>
+      <w:r>
+        <w:rPr>
+          <w:rStyle w:val="VerbatimChar"/>
+        </w:rPr>
+        <w:t xml:space="preserve">CREATE</w:t>
+      </w:r>
+      <w:r>
+        <w:t xml:space="preserve">, the handler resolves the batch → variant → product chain and inserts a matching</w:t>
+      </w:r>
+      <w:r>
+        <w:t xml:space="preserve"> </w:t>
+      </w:r>
+      <w:r>
+        <w:rPr>
+          <w:rStyle w:val="VerbatimChar"/>
+        </w:rPr>
+        <w:t xml:space="preserve">DPPs</w:t>
+      </w:r>
+      <w:r>
+        <w:t xml:space="preserve"> </w:t>
+      </w:r>
+      <w:r>
+        <w:t xml:space="preserve">row (</w:t>
+      </w:r>
+      <w:r>
+        <w:rPr>
+          <w:rStyle w:val="VerbatimChar"/>
+        </w:rPr>
+        <w:t xml:space="preserve">dpp_type='item'</w:t>
+      </w:r>
+      <w:r>
+        <w:t xml:space="preserve">,</w:t>
+      </w:r>
+      <w:r>
+        <w:t xml:space="preserve"> </w:t>
+      </w:r>
+      <w:r>
+        <w:rPr>
+          <w:rStyle w:val="VerbatimChar"/>
+        </w:rPr>
+        <w:t xml:space="preserve">status='draft'</w:t>
+      </w:r>
+      <w:r>
+        <w:t xml:space="preserve">) with a freshly minted</w:t>
+      </w:r>
+      <w:r>
+        <w:t xml:space="preserve"> </w:t>
+      </w:r>
+      <w:r>
+        <w:rPr>
+          <w:rStyle w:val="VerbatimChar"/>
+        </w:rPr>
+        <w:t xml:space="preserve">qr_token</w:t>
+      </w:r>
+      <w:r>
+        <w:t xml:space="preserve"> </w:t>
+      </w:r>
+      <w:r>
+        <w:t xml:space="preserve">and an active</w:t>
+      </w:r>
+      <w:r>
+        <w:t xml:space="preserve"> </w:t>
+      </w:r>
+      <w:r>
+        <w:rPr>
+          <w:rStyle w:val="VerbatimChar"/>
+        </w:rPr>
+        <w:t xml:space="preserve">QRCodes</w:t>
+      </w:r>
+      <w:r>
+        <w:t xml:space="preserve"> </w:t>
+      </w:r>
+      <w:r>
+        <w:t xml:space="preserve">row, so every serialised item immediately has a unique, scannable passport.</w:t>
+      </w:r>
+    </w:p>
+    <w:bookmarkEnd w:id="46"/>
+    <w:bookmarkStart w:id="47" w:name="productboms"/>
+    <w:p>
+      <w:pPr>
+        <w:pStyle w:val="Heading3"/>
+      </w:pPr>
+      <w:r>
+        <w:t xml:space="preserve">ProductBOMs</w:t>
+      </w:r>
+    </w:p>
+    <w:p>
+      <w:pPr>
+        <w:pStyle w:val="FirstParagraph"/>
+      </w:pPr>
+      <w:r>
+        <w:t xml:space="preserve">Bill of Materials: an edge between a parent ProductVariant and a component Product. The component is itself a</w:t>
+      </w:r>
+      <w:r>
+        <w:t xml:space="preserve"> </w:t>
+      </w:r>
+      <w:r>
+        <w:rPr>
+          <w:rStyle w:val="VerbatimChar"/>
+        </w:rPr>
+        <w:t xml:space="preserve">Products</w:t>
+      </w:r>
+      <w:r>
+        <w:t xml:space="preserve"> </w:t>
+      </w:r>
+      <w:r>
+        <w:t xml:space="preserve">row, so the chain repeats recursively (its own variants, batches and DPPs). A BOM line may attach an internal sub-DPP and/or an external supplier-DPP URL — the consumer-side read traverses these links to build a hierarchical aggregation.</w:t>
       </w:r>
     </w:p>
     <w:tbl>
@@ -6336,7 +8089,7 @@
               <w:jc w:val="left"/>
             </w:pPr>
             <w:r>
-              <w:t xml:space="preserve">variant</w:t>
+              <w:t xml:space="preserve">parent</w:t>
             </w:r>
           </w:p>
         </w:tc>
@@ -6358,66 +8111,66 @@
               <w:jc w:val="left"/>
             </w:pPr>
             <w:r>
-              <w:t xml:space="preserve">not null</w:t>
-            </w:r>
-          </w:p>
-        </w:tc>
-      </w:tr>
-      <w:tr>
-        <w:tc>
-          <w:p>
-            <w:pPr>
-              <w:pStyle w:val="Compact"/>
-              <w:jc w:val="left"/>
-            </w:pPr>
-            <w:r>
-              <w:t xml:space="preserve">batch_number</w:t>
-            </w:r>
-          </w:p>
-        </w:tc>
-        <w:tc>
-          <w:p>
-            <w:pPr>
-              <w:pStyle w:val="Compact"/>
-              <w:jc w:val="left"/>
-            </w:pPr>
-            <w:r>
-              <w:t xml:space="preserve">String(40)</w:t>
-            </w:r>
-          </w:p>
-        </w:tc>
-        <w:tc>
-          <w:p>
-            <w:pPr>
-              <w:pStyle w:val="Compact"/>
-              <w:jc w:val="left"/>
-            </w:pPr>
-            <w:r>
-              <w:t xml:space="preserve">UNIQUE per variant</w:t>
-            </w:r>
-          </w:p>
-        </w:tc>
-      </w:tr>
-      <w:tr>
-        <w:tc>
-          <w:p>
-            <w:pPr>
-              <w:pStyle w:val="Compact"/>
-              <w:jc w:val="left"/>
-            </w:pPr>
-            <w:r>
-              <w:t xml:space="preserve">production_date</w:t>
-            </w:r>
-          </w:p>
-        </w:tc>
-        <w:tc>
-          <w:p>
-            <w:pPr>
-              <w:pStyle w:val="Compact"/>
-              <w:jc w:val="left"/>
-            </w:pPr>
-            <w:r>
-              <w:t xml:space="preserve">Date</w:t>
+              <w:t xml:space="preserve">not null — finished-product variant</w:t>
+            </w:r>
+          </w:p>
+        </w:tc>
+      </w:tr>
+      <w:tr>
+        <w:tc>
+          <w:p>
+            <w:pPr>
+              <w:pStyle w:val="Compact"/>
+              <w:jc w:val="left"/>
+            </w:pPr>
+            <w:r>
+              <w:t xml:space="preserve">component</w:t>
+            </w:r>
+          </w:p>
+        </w:tc>
+        <w:tc>
+          <w:p>
+            <w:pPr>
+              <w:pStyle w:val="Compact"/>
+              <w:jc w:val="left"/>
+            </w:pPr>
+            <w:r>
+              <w:t xml:space="preserve">Association to Products</w:t>
+            </w:r>
+          </w:p>
+        </w:tc>
+        <w:tc>
+          <w:p>
+            <w:pPr>
+              <w:pStyle w:val="Compact"/>
+              <w:jc w:val="left"/>
+            </w:pPr>
+            <w:r>
+              <w:t xml:space="preserve">not null — material/component product</w:t>
+            </w:r>
+          </w:p>
+        </w:tc>
+      </w:tr>
+      <w:tr>
+        <w:tc>
+          <w:p>
+            <w:pPr>
+              <w:pStyle w:val="Compact"/>
+              <w:jc w:val="left"/>
+            </w:pPr>
+            <w:r>
+              <w:t xml:space="preserve">quantity</w:t>
+            </w:r>
+          </w:p>
+        </w:tc>
+        <w:tc>
+          <w:p>
+            <w:pPr>
+              <w:pStyle w:val="Compact"/>
+              <w:jc w:val="left"/>
+            </w:pPr>
+            <w:r>
+              <w:t xml:space="preserve">Decimal(10,3)</w:t>
             </w:r>
           </w:p>
         </w:tc>
@@ -6433,395 +8186,81 @@
               <w:jc w:val="left"/>
             </w:pPr>
             <w:r>
-              <w:t xml:space="preserve">factory</w:t>
-            </w:r>
-          </w:p>
-        </w:tc>
-        <w:tc>
-          <w:p>
-            <w:pPr>
-              <w:pStyle w:val="Compact"/>
-              <w:jc w:val="left"/>
-            </w:pPr>
-            <w:r>
-              <w:t xml:space="preserve">Association to BusinessPartners</w:t>
-            </w:r>
-          </w:p>
-        </w:tc>
-        <w:tc>
-          <w:p>
-            <w:pPr>
-              <w:pStyle w:val="Compact"/>
-              <w:jc w:val="left"/>
-            </w:pPr>
-            <w:r>
-              <w:t xml:space="preserve">optional</w:t>
-            </w:r>
-          </w:p>
-        </w:tc>
-      </w:tr>
-      <w:tr>
-        <w:tc>
-          <w:p>
-            <w:pPr>
-              <w:pStyle w:val="Compact"/>
-              <w:jc w:val="left"/>
-            </w:pPr>
-            <w:r>
-              <w:t xml:space="preserve">supplier</w:t>
-            </w:r>
-          </w:p>
-        </w:tc>
-        <w:tc>
-          <w:p>
-            <w:pPr>
-              <w:pStyle w:val="Compact"/>
-              <w:jc w:val="left"/>
-            </w:pPr>
-            <w:r>
-              <w:t xml:space="preserve">Association to BusinessPartners</w:t>
-            </w:r>
-          </w:p>
-        </w:tc>
-        <w:tc>
-          <w:p>
-            <w:pPr>
-              <w:pStyle w:val="Compact"/>
-              <w:jc w:val="left"/>
-            </w:pPr>
-            <w:r>
-              <w:t xml:space="preserve">optional</w:t>
-            </w:r>
-          </w:p>
-        </w:tc>
-      </w:tr>
-      <w:tr>
-        <w:tc>
-          <w:p>
-            <w:pPr>
-              <w:pStyle w:val="Compact"/>
-              <w:jc w:val="left"/>
-            </w:pPr>
-            <w:r>
-              <w:t xml:space="preserve">country_of_origin</w:t>
-            </w:r>
-          </w:p>
-        </w:tc>
-        <w:tc>
-          <w:p>
-            <w:pPr>
-              <w:pStyle w:val="Compact"/>
-              <w:jc w:val="left"/>
-            </w:pPr>
-            <w:r>
-              <w:t xml:space="preserve">CountryISO2</w:t>
-            </w:r>
-          </w:p>
-        </w:tc>
-        <w:tc>
-          <w:p/>
-        </w:tc>
-      </w:tr>
-      <w:tr>
-        <w:tc>
-          <w:p>
-            <w:pPr>
-              <w:pStyle w:val="Compact"/>
-              <w:jc w:val="left"/>
-            </w:pPr>
-            <w:r>
-              <w:t xml:space="preserve">production_stage</w:t>
-            </w:r>
-          </w:p>
-        </w:tc>
-        <w:tc>
-          <w:p>
-            <w:pPr>
-              <w:pStyle w:val="Compact"/>
-              <w:jc w:val="left"/>
-            </w:pPr>
-            <w:r>
-              <w:t xml:space="preserve">String(60)</w:t>
-            </w:r>
-          </w:p>
-        </w:tc>
-        <w:tc>
-          <w:p/>
-        </w:tc>
-      </w:tr>
-      <w:tr>
-        <w:tc>
-          <w:p>
-            <w:pPr>
-              <w:pStyle w:val="Compact"/>
-              <w:jc w:val="left"/>
-            </w:pPr>
-            <w:r>
-              <w:t xml:space="preserve">co2_footprint_kg</w:t>
-            </w:r>
-          </w:p>
-        </w:tc>
-        <w:tc>
-          <w:p>
-            <w:pPr>
-              <w:pStyle w:val="Compact"/>
-              <w:jc w:val="left"/>
-            </w:pPr>
-            <w:r>
-              <w:t xml:space="preserve">Decimal(10,3)</w:t>
-            </w:r>
-          </w:p>
-        </w:tc>
-        <w:tc>
-          <w:p/>
-        </w:tc>
-      </w:tr>
-      <w:tr>
-        <w:tc>
-          <w:p>
-            <w:pPr>
-              <w:pStyle w:val="Compact"/>
-              <w:jc w:val="left"/>
-            </w:pPr>
-            <w:r>
-              <w:t xml:space="preserve">recycled_content_pct</w:t>
-            </w:r>
-          </w:p>
-        </w:tc>
-        <w:tc>
-          <w:p>
-            <w:pPr>
-              <w:pStyle w:val="Compact"/>
-              <w:jc w:val="left"/>
-            </w:pPr>
-            <w:r>
-              <w:t xml:space="preserve">Decimal(5,2)</w:t>
-            </w:r>
-          </w:p>
-        </w:tc>
-        <w:tc>
-          <w:p/>
-        </w:tc>
-      </w:tr>
-      <w:tr>
-        <w:tc>
-          <w:p>
-            <w:pPr>
-              <w:pStyle w:val="Compact"/>
-              <w:jc w:val="left"/>
-            </w:pPr>
-            <w:r>
-              <w:t xml:space="preserve">status</w:t>
-            </w:r>
-          </w:p>
-        </w:tc>
-        <w:tc>
-          <w:p>
-            <w:pPr>
-              <w:pStyle w:val="Compact"/>
-              <w:jc w:val="left"/>
-            </w:pPr>
-            <w:r>
-              <w:t xml:space="preserve">BatchStatus</w:t>
-            </w:r>
-          </w:p>
-        </w:tc>
-        <w:tc>
-          <w:p>
-            <w:pPr>
-              <w:pStyle w:val="Compact"/>
-              <w:jc w:val="left"/>
-            </w:pPr>
-            <w:r>
-              <w:t xml:space="preserve">default</w:t>
-            </w:r>
-            <w:r>
-              <w:t xml:space="preserve"> </w:t>
-            </w:r>
+              <w:t xml:space="preserve">unit</w:t>
+            </w:r>
+          </w:p>
+        </w:tc>
+        <w:tc>
+          <w:p>
+            <w:pPr>
+              <w:pStyle w:val="Compact"/>
+              <w:jc w:val="left"/>
+            </w:pPr>
+            <w:r>
+              <w:t xml:space="preserve">String(8)</w:t>
+            </w:r>
+          </w:p>
+        </w:tc>
+        <w:tc>
+          <w:p>
+            <w:pPr>
+              <w:pStyle w:val="Compact"/>
+              <w:jc w:val="left"/>
+            </w:pPr>
             <w:r>
               <w:rPr>
                 <w:rStyle w:val="VerbatimChar"/>
               </w:rPr>
-              <w:t xml:space="preserve">draft</w:t>
-            </w:r>
-          </w:p>
-        </w:tc>
-      </w:tr>
-    </w:tbl>
-    <w:bookmarkEnd w:id="43"/>
-    <w:bookmarkStart w:id="44" w:name="productitems"/>
-    <w:p>
-      <w:pPr>
-        <w:pStyle w:val="Heading3"/>
-      </w:pPr>
-      <w:r>
-        <w:t xml:space="preserve">ProductItems</w:t>
-      </w:r>
-    </w:p>
-    <w:p>
-      <w:pPr>
-        <w:pStyle w:val="FirstParagraph"/>
-      </w:pPr>
-      <w:r>
-        <w:t xml:space="preserve">The serialised, uniquely identifiable physical item. Each item gets its own DPP.</w:t>
-      </w:r>
-    </w:p>
-    <w:tbl>
-      <w:tblPr>
-        <w:tblStyle w:val="Table"/>
-        <w:tblW w:type="pct" w:w="0.0"/>
-        <w:tblLook w:firstRow="1" w:lastRow="0" w:firstColumn="0" w:lastColumn="0" w:noHBand="0" w:noVBand="0" w:val="0020"/>
-      </w:tblPr>
-      <w:tblGrid/>
-      <w:tr>
-        <w:tc>
-          <w:p>
-            <w:pPr>
-              <w:pStyle w:val="Compact"/>
-              <w:jc w:val="left"/>
-            </w:pPr>
-            <w:r>
-              <w:t xml:space="preserve">Field</w:t>
-            </w:r>
-          </w:p>
-        </w:tc>
-        <w:tc>
-          <w:p>
-            <w:pPr>
-              <w:pStyle w:val="Compact"/>
-              <w:jc w:val="left"/>
-            </w:pPr>
-            <w:r>
-              <w:t xml:space="preserve">Type</w:t>
-            </w:r>
-          </w:p>
-        </w:tc>
-        <w:tc>
-          <w:p>
-            <w:pPr>
-              <w:pStyle w:val="Compact"/>
-              <w:jc w:val="left"/>
-            </w:pPr>
-            <w:r>
-              <w:t xml:space="preserve">Notes</w:t>
-            </w:r>
-          </w:p>
-        </w:tc>
-      </w:tr>
-      <w:tr>
-        <w:tc>
-          <w:p>
-            <w:pPr>
-              <w:pStyle w:val="Compact"/>
-              <w:jc w:val="left"/>
-            </w:pPr>
-            <w:r>
-              <w:t xml:space="preserve">ID</w:t>
-            </w:r>
-          </w:p>
-        </w:tc>
-        <w:tc>
-          <w:p>
-            <w:pPr>
-              <w:pStyle w:val="Compact"/>
-              <w:jc w:val="left"/>
-            </w:pPr>
-            <w:r>
-              <w:t xml:space="preserve">String(36)</w:t>
-            </w:r>
-          </w:p>
-        </w:tc>
-        <w:tc>
-          <w:p>
-            <w:pPr>
-              <w:pStyle w:val="Compact"/>
-              <w:jc w:val="left"/>
-            </w:pPr>
-            <w:r>
-              <w:t xml:space="preserve">Primary key</w:t>
-            </w:r>
-          </w:p>
-        </w:tc>
-      </w:tr>
-      <w:tr>
-        <w:tc>
-          <w:p>
-            <w:pPr>
-              <w:pStyle w:val="Compact"/>
-              <w:jc w:val="left"/>
-            </w:pPr>
-            <w:r>
-              <w:t xml:space="preserve">batch</w:t>
-            </w:r>
-          </w:p>
-        </w:tc>
-        <w:tc>
-          <w:p>
-            <w:pPr>
-              <w:pStyle w:val="Compact"/>
-              <w:jc w:val="left"/>
-            </w:pPr>
-            <w:r>
-              <w:t xml:space="preserve">Association to Batches</w:t>
-            </w:r>
-          </w:p>
-        </w:tc>
-        <w:tc>
-          <w:p>
-            <w:pPr>
-              <w:pStyle w:val="Compact"/>
-              <w:jc w:val="left"/>
-            </w:pPr>
-            <w:r>
-              <w:t xml:space="preserve">not null</w:t>
-            </w:r>
-          </w:p>
-        </w:tc>
-      </w:tr>
-      <w:tr>
-        <w:tc>
-          <w:p>
-            <w:pPr>
-              <w:pStyle w:val="Compact"/>
-              <w:jc w:val="left"/>
-            </w:pPr>
-            <w:r>
-              <w:t xml:space="preserve">serial_number</w:t>
-            </w:r>
-          </w:p>
-        </w:tc>
-        <w:tc>
-          <w:p>
-            <w:pPr>
-              <w:pStyle w:val="Compact"/>
-              <w:jc w:val="left"/>
-            </w:pPr>
-            <w:r>
-              <w:t xml:space="preserve">String(40)</w:t>
-            </w:r>
-          </w:p>
-        </w:tc>
-        <w:tc>
-          <w:p>
-            <w:pPr>
-              <w:pStyle w:val="Compact"/>
-              <w:jc w:val="left"/>
-            </w:pPr>
-            <w:r>
-              <w:t xml:space="preserve">UNIQUE per batch</w:t>
-            </w:r>
-          </w:p>
-        </w:tc>
-      </w:tr>
-      <w:tr>
-        <w:tc>
-          <w:p>
-            <w:pPr>
-              <w:pStyle w:val="Compact"/>
-              <w:jc w:val="left"/>
-            </w:pPr>
-            <w:r>
-              <w:t xml:space="preserve">upi</w:t>
+              <w:t xml:space="preserve">%</w:t>
+            </w:r>
+            <w:r>
+              <w:t xml:space="preserve">,</w:t>
+            </w:r>
+            <w:r>
+              <w:t xml:space="preserve"> </w:t>
+            </w:r>
+            <w:r>
+              <w:rPr>
+                <w:rStyle w:val="VerbatimChar"/>
+              </w:rPr>
+              <w:t xml:space="preserve">kg</w:t>
+            </w:r>
+            <w:r>
+              <w:t xml:space="preserve">,</w:t>
+            </w:r>
+            <w:r>
+              <w:t xml:space="preserve"> </w:t>
+            </w:r>
+            <w:r>
+              <w:rPr>
+                <w:rStyle w:val="VerbatimChar"/>
+              </w:rPr>
+              <w:t xml:space="preserve">m</w:t>
+            </w:r>
+            <w:r>
+              <w:t xml:space="preserve">,</w:t>
+            </w:r>
+            <w:r>
+              <w:t xml:space="preserve"> </w:t>
+            </w:r>
+            <w:r>
+              <w:rPr>
+                <w:rStyle w:val="VerbatimChar"/>
+              </w:rPr>
+              <w:t xml:space="preserve">pcs</w:t>
+            </w:r>
+          </w:p>
+        </w:tc>
+      </w:tr>
+      <w:tr>
+        <w:tc>
+          <w:p>
+            <w:pPr>
+              <w:pStyle w:val="Compact"/>
+              <w:jc w:val="left"/>
+            </w:pPr>
+            <w:r>
+              <w:t xml:space="preserve">component_role</w:t>
             </w:r>
           </w:p>
         </w:tc>
@@ -6843,31 +8282,145 @@
               <w:jc w:val="left"/>
             </w:pPr>
             <w:r>
-              <w:t xml:space="preserve">UNIQUE global — Unique Product Identity (catalogue R61)</w:t>
-            </w:r>
-          </w:p>
-        </w:tc>
-      </w:tr>
-      <w:tr>
-        <w:tc>
-          <w:p>
-            <w:pPr>
-              <w:pStyle w:val="Compact"/>
-              <w:jc w:val="left"/>
-            </w:pPr>
-            <w:r>
-              <w:t xml:space="preserve">item_status</w:t>
-            </w:r>
-          </w:p>
-        </w:tc>
-        <w:tc>
-          <w:p>
-            <w:pPr>
-              <w:pStyle w:val="Compact"/>
-              <w:jc w:val="left"/>
-            </w:pPr>
-            <w:r>
-              <w:t xml:space="preserve">ItemStatus</w:t>
+              <w:t xml:space="preserve">e.g. </w:t>
+            </w:r>
+            <w:r>
+              <w:t xml:space="preserve">“</w:t>
+            </w:r>
+            <w:r>
+              <w:t xml:space="preserve">Main fabric</w:t>
+            </w:r>
+            <w:r>
+              <w:t xml:space="preserve">”</w:t>
+            </w:r>
+          </w:p>
+        </w:tc>
+      </w:tr>
+      <w:tr>
+        <w:tc>
+          <w:p>
+            <w:pPr>
+              <w:pStyle w:val="Compact"/>
+              <w:jc w:val="left"/>
+            </w:pPr>
+            <w:r>
+              <w:t xml:space="preserve">is_mandatory</w:t>
+            </w:r>
+          </w:p>
+        </w:tc>
+        <w:tc>
+          <w:p>
+            <w:pPr>
+              <w:pStyle w:val="Compact"/>
+              <w:jc w:val="left"/>
+            </w:pPr>
+            <w:r>
+              <w:t xml:space="preserve">Boolean</w:t>
+            </w:r>
+          </w:p>
+        </w:tc>
+        <w:tc>
+          <w:p>
+            <w:pPr>
+              <w:pStyle w:val="Compact"/>
+              <w:jc w:val="left"/>
+            </w:pPr>
+            <w:r>
+              <w:t xml:space="preserve">default true</w:t>
+            </w:r>
+          </w:p>
+        </w:tc>
+      </w:tr>
+      <w:tr>
+        <w:tc>
+          <w:p>
+            <w:pPr>
+              <w:pStyle w:val="Compact"/>
+              <w:jc w:val="left"/>
+            </w:pPr>
+            <w:r>
+              <w:t xml:space="preserve">sub_dpp</w:t>
+            </w:r>
+          </w:p>
+        </w:tc>
+        <w:tc>
+          <w:p>
+            <w:pPr>
+              <w:pStyle w:val="Compact"/>
+              <w:jc w:val="left"/>
+            </w:pPr>
+            <w:r>
+              <w:t xml:space="preserve">Association to DPPs</w:t>
+            </w:r>
+          </w:p>
+        </w:tc>
+        <w:tc>
+          <w:p>
+            <w:pPr>
+              <w:pStyle w:val="Compact"/>
+              <w:jc w:val="left"/>
+            </w:pPr>
+            <w:r>
+              <w:t xml:space="preserve">optional internal sub-DPP</w:t>
+            </w:r>
+          </w:p>
+        </w:tc>
+      </w:tr>
+      <w:tr>
+        <w:tc>
+          <w:p>
+            <w:pPr>
+              <w:pStyle w:val="Compact"/>
+              <w:jc w:val="left"/>
+            </w:pPr>
+            <w:r>
+              <w:t xml:space="preserve">external_dpp_url</w:t>
+            </w:r>
+          </w:p>
+        </w:tc>
+        <w:tc>
+          <w:p>
+            <w:pPr>
+              <w:pStyle w:val="Compact"/>
+              <w:jc w:val="left"/>
+            </w:pPr>
+            <w:r>
+              <w:t xml:space="preserve">URL</w:t>
+            </w:r>
+          </w:p>
+        </w:tc>
+        <w:tc>
+          <w:p>
+            <w:pPr>
+              <w:pStyle w:val="Compact"/>
+              <w:jc w:val="left"/>
+            </w:pPr>
+            <w:r>
+              <w:t xml:space="preserve">optional external supplier-DPP link</w:t>
+            </w:r>
+          </w:p>
+        </w:tc>
+      </w:tr>
+      <w:tr>
+        <w:tc>
+          <w:p>
+            <w:pPr>
+              <w:pStyle w:val="Compact"/>
+              <w:jc w:val="left"/>
+            </w:pPr>
+            <w:r>
+              <w:t xml:space="preserve">status</w:t>
+            </w:r>
+          </w:p>
+        </w:tc>
+        <w:tc>
+          <w:p>
+            <w:pPr>
+              <w:pStyle w:val="Compact"/>
+              <w:jc w:val="left"/>
+            </w:pPr>
+            <w:r>
+              <w:t xml:space="preserve">BOMStatus</w:t>
             </w:r>
           </w:p>
         </w:tc>
@@ -6892,535 +8445,6 @@
           </w:p>
         </w:tc>
       </w:tr>
-      <w:tr>
-        <w:tc>
-          <w:p>
-            <w:pPr>
-              <w:pStyle w:val="Compact"/>
-              <w:jc w:val="left"/>
-            </w:pPr>
-            <w:r>
-              <w:t xml:space="preserve">created_date</w:t>
-            </w:r>
-          </w:p>
-        </w:tc>
-        <w:tc>
-          <w:p>
-            <w:pPr>
-              <w:pStyle w:val="Compact"/>
-              <w:jc w:val="left"/>
-            </w:pPr>
-            <w:r>
-              <w:t xml:space="preserve">Date</w:t>
-            </w:r>
-          </w:p>
-        </w:tc>
-        <w:tc>
-          <w:p/>
-        </w:tc>
-      </w:tr>
-      <w:tr>
-        <w:tc>
-          <w:p>
-            <w:pPr>
-              <w:pStyle w:val="Compact"/>
-              <w:jc w:val="left"/>
-            </w:pPr>
-            <w:r>
-              <w:t xml:space="preserve">dpp</w:t>
-            </w:r>
-          </w:p>
-        </w:tc>
-        <w:tc>
-          <w:p>
-            <w:pPr>
-              <w:pStyle w:val="Compact"/>
-              <w:jc w:val="left"/>
-            </w:pPr>
-            <w:r>
-              <w:t xml:space="preserve">Association to DPPs</w:t>
-            </w:r>
-          </w:p>
-        </w:tc>
-        <w:tc>
-          <w:p>
-            <w:pPr>
-              <w:pStyle w:val="Compact"/>
-              <w:jc w:val="left"/>
-            </w:pPr>
-            <w:r>
-              <w:t xml:space="preserve">linked after publish</w:t>
-            </w:r>
-          </w:p>
-        </w:tc>
-      </w:tr>
-    </w:tbl>
-    <w:bookmarkEnd w:id="44"/>
-    <w:bookmarkStart w:id="45" w:name="productboms"/>
-    <w:p>
-      <w:pPr>
-        <w:pStyle w:val="Heading3"/>
-      </w:pPr>
-      <w:r>
-        <w:t xml:space="preserve">ProductBOMs</w:t>
-      </w:r>
-    </w:p>
-    <w:p>
-      <w:pPr>
-        <w:pStyle w:val="FirstParagraph"/>
-      </w:pPr>
-      <w:r>
-        <w:t xml:space="preserve">Bill of Materials: an edge between a parent Product and a component Product. The component is</w:t>
-      </w:r>
-      <w:r>
-        <w:t xml:space="preserve"> </w:t>
-      </w:r>
-      <w:r>
-        <w:rPr>
-          <w:bCs/>
-          <w:b/>
-        </w:rPr>
-        <w:t xml:space="preserve">also a</w:t>
-      </w:r>
-      <w:r>
-        <w:rPr>
-          <w:bCs/>
-          <w:b/>
-        </w:rPr>
-        <w:t xml:space="preserve"> </w:t>
-      </w:r>
-      <w:r>
-        <w:rPr>
-          <w:rStyle w:val="VerbatimChar"/>
-          <w:bCs/>
-          <w:b/>
-        </w:rPr>
-        <w:t xml:space="preserve">Products</w:t>
-      </w:r>
-      <w:r>
-        <w:rPr>
-          <w:bCs/>
-          <w:b/>
-        </w:rPr>
-        <w:t xml:space="preserve"> </w:t>
-      </w:r>
-      <w:r>
-        <w:rPr>
-          <w:bCs/>
-          <w:b/>
-        </w:rPr>
-        <w:t xml:space="preserve">row</w:t>
-      </w:r>
-      <w:r>
-        <w:t xml:space="preserve">, so it can carry its own variants/batches/items/DPPs.</w:t>
-      </w:r>
-    </w:p>
-    <w:tbl>
-      <w:tblPr>
-        <w:tblStyle w:val="Table"/>
-        <w:tblW w:type="pct" w:w="0.0"/>
-        <w:tblLook w:firstRow="1" w:lastRow="0" w:firstColumn="0" w:lastColumn="0" w:noHBand="0" w:noVBand="0" w:val="0020"/>
-      </w:tblPr>
-      <w:tblGrid/>
-      <w:tr>
-        <w:tc>
-          <w:p>
-            <w:pPr>
-              <w:pStyle w:val="Compact"/>
-              <w:jc w:val="left"/>
-            </w:pPr>
-            <w:r>
-              <w:t xml:space="preserve">Field</w:t>
-            </w:r>
-          </w:p>
-        </w:tc>
-        <w:tc>
-          <w:p>
-            <w:pPr>
-              <w:pStyle w:val="Compact"/>
-              <w:jc w:val="left"/>
-            </w:pPr>
-            <w:r>
-              <w:t xml:space="preserve">Type</w:t>
-            </w:r>
-          </w:p>
-        </w:tc>
-        <w:tc>
-          <w:p>
-            <w:pPr>
-              <w:pStyle w:val="Compact"/>
-              <w:jc w:val="left"/>
-            </w:pPr>
-            <w:r>
-              <w:t xml:space="preserve">Notes</w:t>
-            </w:r>
-          </w:p>
-        </w:tc>
-      </w:tr>
-      <w:tr>
-        <w:tc>
-          <w:p>
-            <w:pPr>
-              <w:pStyle w:val="Compact"/>
-              <w:jc w:val="left"/>
-            </w:pPr>
-            <w:r>
-              <w:t xml:space="preserve">ID</w:t>
-            </w:r>
-          </w:p>
-        </w:tc>
-        <w:tc>
-          <w:p>
-            <w:pPr>
-              <w:pStyle w:val="Compact"/>
-              <w:jc w:val="left"/>
-            </w:pPr>
-            <w:r>
-              <w:t xml:space="preserve">String(36)</w:t>
-            </w:r>
-          </w:p>
-        </w:tc>
-        <w:tc>
-          <w:p>
-            <w:pPr>
-              <w:pStyle w:val="Compact"/>
-              <w:jc w:val="left"/>
-            </w:pPr>
-            <w:r>
-              <w:t xml:space="preserve">Primary key</w:t>
-            </w:r>
-          </w:p>
-        </w:tc>
-      </w:tr>
-      <w:tr>
-        <w:tc>
-          <w:p>
-            <w:pPr>
-              <w:pStyle w:val="Compact"/>
-              <w:jc w:val="left"/>
-            </w:pPr>
-            <w:r>
-              <w:t xml:space="preserve">parent</w:t>
-            </w:r>
-          </w:p>
-        </w:tc>
-        <w:tc>
-          <w:p>
-            <w:pPr>
-              <w:pStyle w:val="Compact"/>
-              <w:jc w:val="left"/>
-            </w:pPr>
-            <w:r>
-              <w:t xml:space="preserve">Association to Products</w:t>
-            </w:r>
-          </w:p>
-        </w:tc>
-        <w:tc>
-          <w:p>
-            <w:pPr>
-              <w:pStyle w:val="Compact"/>
-              <w:jc w:val="left"/>
-            </w:pPr>
-            <w:r>
-              <w:t xml:space="preserve">not null — finished/parent product</w:t>
-            </w:r>
-          </w:p>
-        </w:tc>
-      </w:tr>
-      <w:tr>
-        <w:tc>
-          <w:p>
-            <w:pPr>
-              <w:pStyle w:val="Compact"/>
-              <w:jc w:val="left"/>
-            </w:pPr>
-            <w:r>
-              <w:t xml:space="preserve">component</w:t>
-            </w:r>
-          </w:p>
-        </w:tc>
-        <w:tc>
-          <w:p>
-            <w:pPr>
-              <w:pStyle w:val="Compact"/>
-              <w:jc w:val="left"/>
-            </w:pPr>
-            <w:r>
-              <w:t xml:space="preserve">Association to Products</w:t>
-            </w:r>
-          </w:p>
-        </w:tc>
-        <w:tc>
-          <w:p>
-            <w:pPr>
-              <w:pStyle w:val="Compact"/>
-              <w:jc w:val="left"/>
-            </w:pPr>
-            <w:r>
-              <w:t xml:space="preserve">not null — material/component</w:t>
-            </w:r>
-          </w:p>
-        </w:tc>
-      </w:tr>
-      <w:tr>
-        <w:tc>
-          <w:p>
-            <w:pPr>
-              <w:pStyle w:val="Compact"/>
-              <w:jc w:val="left"/>
-            </w:pPr>
-            <w:r>
-              <w:t xml:space="preserve">quantity</w:t>
-            </w:r>
-          </w:p>
-        </w:tc>
-        <w:tc>
-          <w:p>
-            <w:pPr>
-              <w:pStyle w:val="Compact"/>
-              <w:jc w:val="left"/>
-            </w:pPr>
-            <w:r>
-              <w:t xml:space="preserve">Decimal(10,3)</w:t>
-            </w:r>
-          </w:p>
-        </w:tc>
-        <w:tc>
-          <w:p/>
-        </w:tc>
-      </w:tr>
-      <w:tr>
-        <w:tc>
-          <w:p>
-            <w:pPr>
-              <w:pStyle w:val="Compact"/>
-              <w:jc w:val="left"/>
-            </w:pPr>
-            <w:r>
-              <w:t xml:space="preserve">unit</w:t>
-            </w:r>
-          </w:p>
-        </w:tc>
-        <w:tc>
-          <w:p>
-            <w:pPr>
-              <w:pStyle w:val="Compact"/>
-              <w:jc w:val="left"/>
-            </w:pPr>
-            <w:r>
-              <w:t xml:space="preserve">String(8)</w:t>
-            </w:r>
-          </w:p>
-        </w:tc>
-        <w:tc>
-          <w:p>
-            <w:pPr>
-              <w:pStyle w:val="Compact"/>
-              <w:jc w:val="left"/>
-            </w:pPr>
-            <w:r>
-              <w:rPr>
-                <w:rStyle w:val="VerbatimChar"/>
-              </w:rPr>
-              <w:t xml:space="preserve">%</w:t>
-            </w:r>
-            <w:r>
-              <w:t xml:space="preserve">,</w:t>
-            </w:r>
-            <w:r>
-              <w:t xml:space="preserve"> </w:t>
-            </w:r>
-            <w:r>
-              <w:rPr>
-                <w:rStyle w:val="VerbatimChar"/>
-              </w:rPr>
-              <w:t xml:space="preserve">kg</w:t>
-            </w:r>
-            <w:r>
-              <w:t xml:space="preserve">,</w:t>
-            </w:r>
-            <w:r>
-              <w:t xml:space="preserve"> </w:t>
-            </w:r>
-            <w:r>
-              <w:rPr>
-                <w:rStyle w:val="VerbatimChar"/>
-              </w:rPr>
-              <w:t xml:space="preserve">m</w:t>
-            </w:r>
-            <w:r>
-              <w:t xml:space="preserve">,</w:t>
-            </w:r>
-            <w:r>
-              <w:t xml:space="preserve"> </w:t>
-            </w:r>
-            <w:r>
-              <w:rPr>
-                <w:rStyle w:val="VerbatimChar"/>
-              </w:rPr>
-              <w:t xml:space="preserve">pcs</w:t>
-            </w:r>
-          </w:p>
-        </w:tc>
-      </w:tr>
-      <w:tr>
-        <w:tc>
-          <w:p>
-            <w:pPr>
-              <w:pStyle w:val="Compact"/>
-              <w:jc w:val="left"/>
-            </w:pPr>
-            <w:r>
-              <w:t xml:space="preserve">component_role</w:t>
-            </w:r>
-          </w:p>
-        </w:tc>
-        <w:tc>
-          <w:p>
-            <w:pPr>
-              <w:pStyle w:val="Compact"/>
-              <w:jc w:val="left"/>
-            </w:pPr>
-            <w:r>
-              <w:t xml:space="preserve">String(60)</w:t>
-            </w:r>
-          </w:p>
-        </w:tc>
-        <w:tc>
-          <w:p>
-            <w:pPr>
-              <w:pStyle w:val="Compact"/>
-              <w:jc w:val="left"/>
-            </w:pPr>
-            <w:r>
-              <w:t xml:space="preserve">e.g. </w:t>
-            </w:r>
-            <w:r>
-              <w:t xml:space="preserve">“</w:t>
-            </w:r>
-            <w:r>
-              <w:t xml:space="preserve">Main fabric</w:t>
-            </w:r>
-            <w:r>
-              <w:t xml:space="preserve">”</w:t>
-            </w:r>
-          </w:p>
-        </w:tc>
-      </w:tr>
-      <w:tr>
-        <w:tc>
-          <w:p>
-            <w:pPr>
-              <w:pStyle w:val="Compact"/>
-              <w:jc w:val="left"/>
-            </w:pPr>
-            <w:r>
-              <w:t xml:space="preserve">is_mandatory</w:t>
-            </w:r>
-          </w:p>
-        </w:tc>
-        <w:tc>
-          <w:p>
-            <w:pPr>
-              <w:pStyle w:val="Compact"/>
-              <w:jc w:val="left"/>
-            </w:pPr>
-            <w:r>
-              <w:t xml:space="preserve">Boolean</w:t>
-            </w:r>
-          </w:p>
-        </w:tc>
-        <w:tc>
-          <w:p>
-            <w:pPr>
-              <w:pStyle w:val="Compact"/>
-              <w:jc w:val="left"/>
-            </w:pPr>
-            <w:r>
-              <w:t xml:space="preserve">default true</w:t>
-            </w:r>
-          </w:p>
-        </w:tc>
-      </w:tr>
-      <w:tr>
-        <w:tc>
-          <w:p>
-            <w:pPr>
-              <w:pStyle w:val="Compact"/>
-              <w:jc w:val="left"/>
-            </w:pPr>
-            <w:r>
-              <w:t xml:space="preserve">linked_dpp</w:t>
-            </w:r>
-          </w:p>
-        </w:tc>
-        <w:tc>
-          <w:p>
-            <w:pPr>
-              <w:pStyle w:val="Compact"/>
-              <w:jc w:val="left"/>
-            </w:pPr>
-            <w:r>
-              <w:t xml:space="preserve">Association to DPPs</w:t>
-            </w:r>
-          </w:p>
-        </w:tc>
-        <w:tc>
-          <w:p>
-            <w:pPr>
-              <w:pStyle w:val="Compact"/>
-              <w:jc w:val="left"/>
-            </w:pPr>
-            <w:r>
-              <w:t xml:space="preserve">optional link to a material DPP</w:t>
-            </w:r>
-          </w:p>
-        </w:tc>
-      </w:tr>
-      <w:tr>
-        <w:tc>
-          <w:p>
-            <w:pPr>
-              <w:pStyle w:val="Compact"/>
-              <w:jc w:val="left"/>
-            </w:pPr>
-            <w:r>
-              <w:t xml:space="preserve">status</w:t>
-            </w:r>
-          </w:p>
-        </w:tc>
-        <w:tc>
-          <w:p>
-            <w:pPr>
-              <w:pStyle w:val="Compact"/>
-              <w:jc w:val="left"/>
-            </w:pPr>
-            <w:r>
-              <w:t xml:space="preserve">BOMStatus</w:t>
-            </w:r>
-          </w:p>
-        </w:tc>
-        <w:tc>
-          <w:p>
-            <w:pPr>
-              <w:pStyle w:val="Compact"/>
-              <w:jc w:val="left"/>
-            </w:pPr>
-            <w:r>
-              <w:t xml:space="preserve">default</w:t>
-            </w:r>
-            <w:r>
-              <w:t xml:space="preserve"> </w:t>
-            </w:r>
-            <w:r>
-              <w:rPr>
-                <w:rStyle w:val="VerbatimChar"/>
-              </w:rPr>
-              <w:t xml:space="preserve">active</w:t>
-            </w:r>
-          </w:p>
-        </w:tc>
-      </w:tr>
     </w:tbl>
     <w:p>
       <w:pPr>
@@ -7439,12 +8463,21 @@
         <w:t xml:space="preserve">(parent, component)</w:t>
       </w:r>
       <w:r>
-        <w:t xml:space="preserve">. Self-loops and transitive cycles are rejected by handler.</w:t>
-      </w:r>
-    </w:p>
-    <w:bookmarkEnd w:id="45"/>
-    <w:bookmarkEnd w:id="46"/>
-    <w:bookmarkStart w:id="49" w:name="digital-product-passport-dpp.cds"/>
+        <w:t xml:space="preserve">. A self-loop (</w:t>
+      </w:r>
+      <w:r>
+        <w:rPr>
+          <w:rStyle w:val="VerbatimChar"/>
+        </w:rPr>
+        <w:t xml:space="preserve">parent.product = component</w:t>
+      </w:r>
+      <w:r>
+        <w:t xml:space="preserve">) and transitive cycles are rejected by handler. The cycle check walks BOM edges by expanding each Product into its Variants and then into their outgoing BOM rows.</w:t>
+      </w:r>
+    </w:p>
+    <w:bookmarkEnd w:id="47"/>
+    <w:bookmarkEnd w:id="48"/>
+    <w:bookmarkStart w:id="54" w:name="digital-product-passport-dpp.cds"/>
     <w:p>
       <w:pPr>
         <w:pStyle w:val="Heading2"/>
@@ -7462,7 +8495,7 @@
         <w:t xml:space="preserve">)</w:t>
       </w:r>
     </w:p>
-    <w:bookmarkStart w:id="47" w:name="dpps"/>
+    <w:bookmarkStart w:id="50" w:name="dpps"/>
     <w:p>
       <w:pPr>
         <w:pStyle w:val="Heading3"/>
@@ -7476,7 +8509,118 @@
         <w:pStyle w:val="FirstParagraph"/>
       </w:pPr>
       <w:r>
-        <w:t xml:space="preserve">The central passport entity. Item-level by default but supports model- and batch-granularity for non-serialised products.</w:t>
+        <w:t xml:space="preserve">The central passport entity. A DPP represents a finished product from the perspective of its producer. The optional</w:t>
+      </w:r>
+      <w:r>
+        <w:t xml:space="preserve"> </w:t>
+      </w:r>
+      <w:r>
+        <w:rPr>
+          <w:rStyle w:val="VerbatimChar"/>
+        </w:rPr>
+        <w:t xml:space="preserve">batch</w:t>
+      </w:r>
+      <w:r>
+        <w:t xml:space="preserve">,</w:t>
+      </w:r>
+      <w:r>
+        <w:t xml:space="preserve"> </w:t>
+      </w:r>
+      <w:r>
+        <w:rPr>
+          <w:rStyle w:val="VerbatimChar"/>
+        </w:rPr>
+        <w:t xml:space="preserve">variant</w:t>
+      </w:r>
+      <w:r>
+        <w:t xml:space="preserve"> </w:t>
+      </w:r>
+      <w:r>
+        <w:t xml:space="preserve">and</w:t>
+      </w:r>
+      <w:r>
+        <w:t xml:space="preserve"> </w:t>
+      </w:r>
+      <w:r>
+        <w:rPr>
+          <w:rStyle w:val="VerbatimChar"/>
+        </w:rPr>
+        <w:t xml:space="preserve">item</w:t>
+      </w:r>
+      <w:r>
+        <w:t xml:space="preserve"> </w:t>
+      </w:r>
+      <w:r>
+        <w:t xml:space="preserve">links progressively narrow the passport:</w:t>
+      </w:r>
+      <w:r>
+        <w:t xml:space="preserve"> </w:t>
+      </w:r>
+      <w:r>
+        <w:rPr>
+          <w:rStyle w:val="VerbatimChar"/>
+        </w:rPr>
+        <w:t xml:space="preserve">batch</w:t>
+      </w:r>
+      <w:r>
+        <w:t xml:space="preserve"> </w:t>
+      </w:r>
+      <w:r>
+        <w:t xml:space="preserve">to a concrete production run,</w:t>
+      </w:r>
+      <w:r>
+        <w:t xml:space="preserve"> </w:t>
+      </w:r>
+      <w:r>
+        <w:rPr>
+          <w:rStyle w:val="VerbatimChar"/>
+        </w:rPr>
+        <w:t xml:space="preserve">variant</w:t>
+      </w:r>
+      <w:r>
+        <w:t xml:space="preserve"> </w:t>
+      </w:r>
+      <w:r>
+        <w:t xml:space="preserve">to the represented variant, and</w:t>
+      </w:r>
+      <w:r>
+        <w:t xml:space="preserve"> </w:t>
+      </w:r>
+      <w:r>
+        <w:rPr>
+          <w:rStyle w:val="VerbatimChar"/>
+        </w:rPr>
+        <w:t xml:space="preserve">item</w:t>
+      </w:r>
+      <w:r>
+        <w:t xml:space="preserve"> </w:t>
+      </w:r>
+      <w:r>
+        <w:t xml:space="preserve">to a single serialised unit. An item-level DPP (</w:t>
+      </w:r>
+      <w:r>
+        <w:rPr>
+          <w:rStyle w:val="VerbatimChar"/>
+        </w:rPr>
+        <w:t xml:space="preserve">dpp_type='item'</w:t>
+      </w:r>
+      <w:r>
+        <w:t xml:space="preserve">) is linked 1:1 to its</w:t>
+      </w:r>
+      <w:r>
+        <w:t xml:space="preserve"> </w:t>
+      </w:r>
+      <w:r>
+        <w:rPr>
+          <w:rStyle w:val="VerbatimChar"/>
+        </w:rPr>
+        <w:t xml:space="preserve">ProductItems</w:t>
+      </w:r>
+      <w:r>
+        <w:t xml:space="preserve"> </w:t>
+      </w:r>
+      <w:r>
+        <w:t xml:space="preserve">row. Without these links the passport applies on a model/product level.</w:t>
       </w:r>
     </w:p>
     <w:tbl>
@@ -7590,7 +8734,77 @@
               <w:jc w:val="left"/>
             </w:pPr>
             <w:r>
-              <w:t xml:space="preserve">not null — always anchored on the model</w:t>
+              <w:t xml:space="preserve">not null — describes which product the DPP belongs to</w:t>
+            </w:r>
+          </w:p>
+        </w:tc>
+      </w:tr>
+      <w:tr>
+        <w:tc>
+          <w:p>
+            <w:pPr>
+              <w:pStyle w:val="Compact"/>
+              <w:jc w:val="left"/>
+            </w:pPr>
+            <w:r>
+              <w:t xml:space="preserve">batch</w:t>
+            </w:r>
+          </w:p>
+        </w:tc>
+        <w:tc>
+          <w:p>
+            <w:pPr>
+              <w:pStyle w:val="Compact"/>
+              <w:jc w:val="left"/>
+            </w:pPr>
+            <w:r>
+              <w:t xml:space="preserve">Association to Batches</w:t>
+            </w:r>
+          </w:p>
+        </w:tc>
+        <w:tc>
+          <w:p>
+            <w:pPr>
+              <w:pStyle w:val="Compact"/>
+              <w:jc w:val="left"/>
+            </w:pPr>
+            <w:r>
+              <w:t xml:space="preserve">optional — narrows the DPP to a specific batch</w:t>
+            </w:r>
+          </w:p>
+        </w:tc>
+      </w:tr>
+      <w:tr>
+        <w:tc>
+          <w:p>
+            <w:pPr>
+              <w:pStyle w:val="Compact"/>
+              <w:jc w:val="left"/>
+            </w:pPr>
+            <w:r>
+              <w:t xml:space="preserve">variant</w:t>
+            </w:r>
+          </w:p>
+        </w:tc>
+        <w:tc>
+          <w:p>
+            <w:pPr>
+              <w:pStyle w:val="Compact"/>
+              <w:jc w:val="left"/>
+            </w:pPr>
+            <w:r>
+              <w:t xml:space="preserve">Association to ProductVariants</w:t>
+            </w:r>
+          </w:p>
+        </w:tc>
+        <w:tc>
+          <w:p>
+            <w:pPr>
+              <w:pStyle w:val="Compact"/>
+              <w:jc w:val="left"/>
+            </w:pPr>
+            <w:r>
+              <w:t xml:space="preserve">optional — which variant the DPP represents</w:t>
             </w:r>
           </w:p>
         </w:tc>
@@ -7625,31 +8839,31 @@
               <w:jc w:val="left"/>
             </w:pPr>
             <w:r>
-              <w:t xml:space="preserve">optional — required for item-level DPPs</w:t>
-            </w:r>
-          </w:p>
-        </w:tc>
-      </w:tr>
-      <w:tr>
-        <w:tc>
-          <w:p>
-            <w:pPr>
-              <w:pStyle w:val="Compact"/>
-              <w:jc w:val="left"/>
-            </w:pPr>
-            <w:r>
-              <w:t xml:space="preserve">granularity</w:t>
-            </w:r>
-          </w:p>
-        </w:tc>
-        <w:tc>
-          <w:p>
-            <w:pPr>
-              <w:pStyle w:val="Compact"/>
-              <w:jc w:val="left"/>
-            </w:pPr>
-            <w:r>
-              <w:t xml:space="preserve">Granularity</w:t>
+              <w:t xml:space="preserve">optional, UNIQUE — 1:1 link for serialised item-level DPPs</w:t>
+            </w:r>
+          </w:p>
+        </w:tc>
+      </w:tr>
+      <w:tr>
+        <w:tc>
+          <w:p>
+            <w:pPr>
+              <w:pStyle w:val="Compact"/>
+              <w:jc w:val="left"/>
+            </w:pPr>
+            <w:r>
+              <w:t xml:space="preserve">dpp_type</w:t>
+            </w:r>
+          </w:p>
+        </w:tc>
+        <w:tc>
+          <w:p>
+            <w:pPr>
+              <w:pStyle w:val="Compact"/>
+              <w:jc w:val="left"/>
+            </w:pPr>
+            <w:r>
+              <w:t xml:space="preserve">DPPType</w:t>
             </w:r>
           </w:p>
         </w:tc>
@@ -7661,6 +8875,48 @@
             </w:pPr>
             <w:r>
               <w:t xml:space="preserve">default</w:t>
+            </w:r>
+            <w:r>
+              <w:t xml:space="preserve"> </w:t>
+            </w:r>
+            <w:r>
+              <w:rPr>
+                <w:rStyle w:val="VerbatimChar"/>
+              </w:rPr>
+              <w:t xml:space="preserve">product</w:t>
+            </w:r>
+            <w:r>
+              <w:t xml:space="preserve"> </w:t>
+            </w:r>
+            <w:r>
+              <w:t xml:space="preserve">(</w:t>
+            </w:r>
+            <w:r>
+              <w:rPr>
+                <w:rStyle w:val="VerbatimChar"/>
+              </w:rPr>
+              <w:t xml:space="preserve">product</w:t>
+            </w:r>
+            <w:r>
+              <w:t xml:space="preserve"> </w:t>
+            </w:r>
+            <w:r>
+              <w:t xml:space="preserve">/</w:t>
+            </w:r>
+            <w:r>
+              <w:t xml:space="preserve"> </w:t>
+            </w:r>
+            <w:r>
+              <w:rPr>
+                <w:rStyle w:val="VerbatimChar"/>
+              </w:rPr>
+              <w:t xml:space="preserve">material</w:t>
+            </w:r>
+            <w:r>
+              <w:t xml:space="preserve"> </w:t>
+            </w:r>
+            <w:r>
+              <w:t xml:space="preserve">/</w:t>
             </w:r>
             <w:r>
               <w:t xml:space="preserve"> </w:t>
@@ -7671,49 +8927,8 @@
               </w:rPr>
               <w:t xml:space="preserve">item</w:t>
             </w:r>
-          </w:p>
-        </w:tc>
-      </w:tr>
-      <w:tr>
-        <w:tc>
-          <w:p>
-            <w:pPr>
-              <w:pStyle w:val="Compact"/>
-              <w:jc w:val="left"/>
-            </w:pPr>
-            <w:r>
-              <w:t xml:space="preserve">dpp_type</w:t>
-            </w:r>
-          </w:p>
-        </w:tc>
-        <w:tc>
-          <w:p>
-            <w:pPr>
-              <w:pStyle w:val="Compact"/>
-              <w:jc w:val="left"/>
-            </w:pPr>
-            <w:r>
-              <w:t xml:space="preserve">DPPType</w:t>
-            </w:r>
-          </w:p>
-        </w:tc>
-        <w:tc>
-          <w:p>
-            <w:pPr>
-              <w:pStyle w:val="Compact"/>
-              <w:jc w:val="left"/>
-            </w:pPr>
-            <w:r>
-              <w:t xml:space="preserve">default</w:t>
-            </w:r>
-            <w:r>
-              <w:t xml:space="preserve"> </w:t>
-            </w:r>
-            <w:r>
-              <w:rPr>
-                <w:rStyle w:val="VerbatimChar"/>
-              </w:rPr>
-              <w:t xml:space="preserve">product</w:t>
+            <w:r>
+              <w:t xml:space="preserve">)</w:t>
             </w:r>
           </w:p>
         </w:tc>
@@ -8065,7 +9280,7 @@
               <w:jc w:val="left"/>
             </w:pPr>
             <w:r>
-              <w:t xml:space="preserve">JSON snapshot built on publish</w:t>
+              <w:t xml:space="preserve">optional cache of the last aggregation; the public read computes aggregations live</w:t>
             </w:r>
           </w:p>
         </w:tc>
@@ -8115,8 +9330,144 @@
         </w:tc>
       </w:tr>
     </w:tbl>
-    <w:bookmarkEnd w:id="47"/>
-    <w:bookmarkStart w:id="48" w:name="qrcodes"/>
+    <w:p>
+      <w:pPr>
+        <w:pStyle w:val="BodyText"/>
+      </w:pPr>
+      <w:r>
+        <w:t xml:space="preserve">The hierarchical aggregation is computed on-demand by</w:t>
+      </w:r>
+      <w:r>
+        <w:t xml:space="preserve"> </w:t>
+      </w:r>
+      <w:hyperlink r:id="rId49">
+        <w:r>
+          <w:rPr>
+            <w:rStyle w:val="VerbatimChar"/>
+          </w:rPr>
+          <w:t xml:space="preserve">srv/lib/aggregator.js</w:t>
+        </w:r>
+      </w:hyperlink>
+      <w:r>
+        <w:t xml:space="preserve">. For every public read it walks the BOM graph downwards from the DPP’s variant, recurses into every</w:t>
+      </w:r>
+      <w:r>
+        <w:t xml:space="preserve"> </w:t>
+      </w:r>
+      <w:r>
+        <w:rPr>
+          <w:rStyle w:val="VerbatimChar"/>
+        </w:rPr>
+        <w:t xml:space="preserve">sub_dpp</w:t>
+      </w:r>
+      <w:r>
+        <w:t xml:space="preserve">, and combines self values with weighted child contributions. Out-of-the-box aggregators:</w:t>
+      </w:r>
+      <w:r>
+        <w:t xml:space="preserve"> </w:t>
+      </w:r>
+      <w:r>
+        <w:rPr>
+          <w:rStyle w:val="VerbatimChar"/>
+        </w:rPr>
+        <w:t xml:space="preserve">co2_footprint_kg</w:t>
+      </w:r>
+      <w:r>
+        <w:t xml:space="preserve"> </w:t>
+      </w:r>
+      <w:r>
+        <w:t xml:space="preserve">(weighted sum),</w:t>
+      </w:r>
+      <w:r>
+        <w:t xml:space="preserve"> </w:t>
+      </w:r>
+      <w:r>
+        <w:rPr>
+          <w:rStyle w:val="VerbatimChar"/>
+        </w:rPr>
+        <w:t xml:space="preserve">recycled_content_pct</w:t>
+      </w:r>
+      <w:r>
+        <w:t xml:space="preserve"> </w:t>
+      </w:r>
+      <w:r>
+        <w:t xml:space="preserve">(weighted average),</w:t>
+      </w:r>
+      <w:r>
+        <w:t xml:space="preserve"> </w:t>
+      </w:r>
+      <w:r>
+        <w:rPr>
+          <w:rStyle w:val="VerbatimChar"/>
+        </w:rPr>
+        <w:t xml:space="preserve">substances_of_concern</w:t>
+      </w:r>
+      <w:r>
+        <w:t xml:space="preserve"> </w:t>
+      </w:r>
+      <w:r>
+        <w:t xml:space="preserve">(union),</w:t>
+      </w:r>
+      <w:r>
+        <w:t xml:space="preserve"> </w:t>
+      </w:r>
+      <w:r>
+        <w:rPr>
+          <w:rStyle w:val="VerbatimChar"/>
+        </w:rPr>
+        <w:t xml:space="preserve">fibre_composition</w:t>
+      </w:r>
+      <w:r>
+        <w:t xml:space="preserve"> </w:t>
+      </w:r>
+      <w:r>
+        <w:t xml:space="preserve">(rollup). Additional aggregators can be registered at runtime through</w:t>
+      </w:r>
+      <w:r>
+        <w:t xml:space="preserve"> </w:t>
+      </w:r>
+      <w:r>
+        <w:rPr>
+          <w:rStyle w:val="VerbatimChar"/>
+        </w:rPr>
+        <w:t xml:space="preserve">registerAggregator(name, def)</w:t>
+      </w:r>
+      <w:r>
+        <w:t xml:space="preserve">. Sub-DPPs that are external (URL only) or missing are reported as</w:t>
+      </w:r>
+      <w:r>
+        <w:t xml:space="preserve"> </w:t>
+      </w:r>
+      <w:r>
+        <w:rPr>
+          <w:rStyle w:val="VerbatimChar"/>
+        </w:rPr>
+        <w:t xml:space="preserve">missing</w:t>
+      </w:r>
+      <w:r>
+        <w:t xml:space="preserve"> </w:t>
+      </w:r>
+      <w:r>
+        <w:t xml:space="preserve">entries with</w:t>
+      </w:r>
+      <w:r>
+        <w:t xml:space="preserve"> </w:t>
+      </w:r>
+      <w:r>
+        <w:rPr>
+          <w:rStyle w:val="VerbatimChar"/>
+        </w:rPr>
+        <w:t xml:space="preserve">incomplete: true</w:t>
+      </w:r>
+      <w:r>
+        <w:t xml:space="preserve"> </w:t>
+      </w:r>
+      <w:r>
+        <w:t xml:space="preserve">on the response.</w:t>
+      </w:r>
+    </w:p>
+    <w:bookmarkEnd w:id="50"/>
+    <w:bookmarkStart w:id="51" w:name="qrcodes"/>
     <w:p>
       <w:pPr>
         <w:pStyle w:val="Heading3"/>
@@ -8459,235 +9810,129 @@
         </w:tc>
       </w:tr>
     </w:tbl>
-    <w:bookmarkEnd w:id="48"/>
-    <w:bookmarkEnd w:id="49"/>
-    <w:bookmarkStart w:id="50" w:name="uniqueness-and-integrity-constraints"/>
-    <w:p>
-      <w:pPr>
-        <w:pStyle w:val="Heading2"/>
-      </w:pPr>
-      <w:r>
-        <w:t xml:space="preserve">4.5 Uniqueness and Integrity Constraints</w:t>
-      </w:r>
-    </w:p>
-    <w:p>
-      <w:pPr>
-        <w:numPr>
-          <w:ilvl w:val="0"/>
-          <w:numId w:val="1011"/>
-        </w:numPr>
-        <w:pStyle w:val="Compact"/>
-      </w:pPr>
+    <w:bookmarkEnd w:id="51"/>
+    <w:bookmarkStart w:id="53" w:name="dppmarketinglinks"/>
+    <w:p>
+      <w:pPr>
+        <w:pStyle w:val="Heading3"/>
+      </w:pPr>
+      <w:r>
+        <w:t xml:space="preserve">DPPMarketingLinks</w:t>
+      </w:r>
+    </w:p>
+    <w:p>
+      <w:pPr>
+        <w:pStyle w:val="FirstParagraph"/>
+      </w:pPr>
+      <w:r>
+        <w:t xml:space="preserve">Marketing / advertising links shown on the</w:t>
+      </w:r>
+      <w:r>
+        <w:t xml:space="preserve"> </w:t>
+      </w:r>
+      <w:r>
+        <w:rPr>
+          <w:bCs/>
+          <w:b/>
+        </w:rPr>
+        <w:t xml:space="preserve">public DPP view</w:t>
+      </w:r>
+      <w:r>
+        <w:t xml:space="preserve"> </w:t>
+      </w:r>
+      <w:r>
+        <w:t xml:space="preserve">(ads, product info, care products, promotions). A link is either attached to a specific</w:t>
+      </w:r>
+      <w:r>
+        <w:t xml:space="preserve"> </w:t>
+      </w:r>
       <w:r>
         <w:rPr>
           <w:rStyle w:val="VerbatimChar"/>
         </w:rPr>
-        <w:t xml:space="preserve">Organizations.tenant_id</w:t>
-      </w:r>
-      <w:r>
-        <w:t xml:space="preserve"> </w:t>
-      </w:r>
-      <w:r>
-        <w:t xml:space="preserve">UNIQUE</w:t>
-      </w:r>
-    </w:p>
-    <w:p>
-      <w:pPr>
-        <w:numPr>
-          <w:ilvl w:val="0"/>
-          <w:numId w:val="1011"/>
-        </w:numPr>
-        <w:pStyle w:val="Compact"/>
-      </w:pPr>
+        <w:t xml:space="preserve">dpp</w:t>
+      </w:r>
+      <w:r>
+        <w:t xml:space="preserve"> </w:t>
+      </w:r>
+      <w:r>
+        <w:t xml:space="preserve">(e.g. an item-level care-product ad) or</w:t>
+      </w:r>
+      <w:r>
+        <w:t xml:space="preserve"> </w:t>
+      </w:r>
+      <w:r>
+        <w:rPr>
+          <w:bCs/>
+          <w:b/>
+        </w:rPr>
+        <w:t xml:space="preserve">organisation-wide</w:t>
+      </w:r>
+      <w:r>
+        <w:t xml:space="preserve"> </w:t>
+      </w:r>
+      <w:r>
+        <w:t xml:space="preserve">when</w:t>
+      </w:r>
+      <w:r>
+        <w:t xml:space="preserve"> </w:t>
+      </w:r>
       <w:r>
         <w:rPr>
           <w:rStyle w:val="VerbatimChar"/>
         </w:rPr>
-        <w:t xml:space="preserve">Users (email, organization)</w:t>
-      </w:r>
-      <w:r>
-        <w:t xml:space="preserve"> </w:t>
-      </w:r>
-      <w:r>
-        <w:t xml:space="preserve">UNIQUE</w:t>
-      </w:r>
-    </w:p>
-    <w:p>
-      <w:pPr>
-        <w:numPr>
-          <w:ilvl w:val="0"/>
-          <w:numId w:val="1011"/>
-        </w:numPr>
-        <w:pStyle w:val="Compact"/>
-      </w:pPr>
+        <w:t xml:space="preserve">dpp</w:t>
+      </w:r>
+      <w:r>
+        <w:t xml:space="preserve"> </w:t>
+      </w:r>
+      <w:r>
+        <w:t xml:space="preserve">is null (e.g. a</w:t>
+      </w:r>
+      <w:r>
+        <w:t xml:space="preserve"> </w:t>
+      </w:r>
+      <w:r>
+        <w:t xml:space="preserve">“</w:t>
+      </w:r>
+      <w:r>
+        <w:t xml:space="preserve">Summer sale</w:t>
+      </w:r>
+      <w:r>
+        <w:t xml:space="preserve">”</w:t>
+      </w:r>
+      <w:r>
+        <w:t xml:space="preserve"> </w:t>
+      </w:r>
+      <w:r>
+        <w:t xml:space="preserve">campaign shown across all the organisation’s published DPPs). Tenant-scoped via</w:t>
+      </w:r>
+      <w:r>
+        <w:t xml:space="preserve"> </w:t>
+      </w:r>
       <w:r>
         <w:rPr>
           <w:rStyle w:val="VerbatimChar"/>
         </w:rPr>
-        <w:t xml:space="preserve">BusinessPartnerRoles (partner, role)</w:t>
-      </w:r>
-      <w:r>
-        <w:t xml:space="preserve"> </w:t>
-      </w:r>
-      <w:r>
-        <w:t xml:space="preserve">UNIQUE</w:t>
-      </w:r>
-    </w:p>
-    <w:p>
-      <w:pPr>
-        <w:numPr>
-          <w:ilvl w:val="0"/>
-          <w:numId w:val="1011"/>
-        </w:numPr>
-        <w:pStyle w:val="Compact"/>
-      </w:pPr>
+        <w:t xml:space="preserve">owning_organization</w:t>
+      </w:r>
+      <w:r>
+        <w:t xml:space="preserve">; includes the</w:t>
+      </w:r>
+      <w:r>
+        <w:t xml:space="preserve"> </w:t>
+      </w:r>
       <w:r>
         <w:rPr>
           <w:rStyle w:val="VerbatimChar"/>
         </w:rPr>
-        <w:t xml:space="preserve">Products (gtin, owning_organization)</w:t>
-      </w:r>
-      <w:r>
-        <w:t xml:space="preserve"> </w:t>
-      </w:r>
-      <w:r>
-        <w:t xml:space="preserve">UNIQUE</w:t>
-      </w:r>
-    </w:p>
-    <w:p>
-      <w:pPr>
-        <w:numPr>
-          <w:ilvl w:val="0"/>
-          <w:numId w:val="1011"/>
-        </w:numPr>
-        <w:pStyle w:val="Compact"/>
-      </w:pPr>
-      <w:r>
-        <w:rPr>
-          <w:rStyle w:val="VerbatimChar"/>
-        </w:rPr>
-        <w:t xml:space="preserve">ProductVariants (sku, product)</w:t>
-      </w:r>
-      <w:r>
-        <w:t xml:space="preserve"> </w:t>
-      </w:r>
-      <w:r>
-        <w:t xml:space="preserve">UNIQUE</w:t>
-      </w:r>
-    </w:p>
-    <w:p>
-      <w:pPr>
-        <w:numPr>
-          <w:ilvl w:val="0"/>
-          <w:numId w:val="1011"/>
-        </w:numPr>
-        <w:pStyle w:val="Compact"/>
-      </w:pPr>
-      <w:r>
-        <w:rPr>
-          <w:rStyle w:val="VerbatimChar"/>
-        </w:rPr>
-        <w:t xml:space="preserve">Batches (batch_number, variant)</w:t>
-      </w:r>
-      <w:r>
-        <w:t xml:space="preserve"> </w:t>
-      </w:r>
-      <w:r>
-        <w:t xml:space="preserve">UNIQUE</w:t>
-      </w:r>
-    </w:p>
-    <w:p>
-      <w:pPr>
-        <w:numPr>
-          <w:ilvl w:val="0"/>
-          <w:numId w:val="1011"/>
-        </w:numPr>
-        <w:pStyle w:val="Compact"/>
-      </w:pPr>
-      <w:r>
-        <w:rPr>
-          <w:rStyle w:val="VerbatimChar"/>
-        </w:rPr>
-        <w:t xml:space="preserve">ProductItems.upi</w:t>
-      </w:r>
-      <w:r>
-        <w:t xml:space="preserve"> </w:t>
-      </w:r>
-      <w:r>
-        <w:t xml:space="preserve">UNIQUE (global)</w:t>
-      </w:r>
-    </w:p>
-    <w:p>
-      <w:pPr>
-        <w:numPr>
-          <w:ilvl w:val="0"/>
-          <w:numId w:val="1011"/>
-        </w:numPr>
-        <w:pStyle w:val="Compact"/>
-      </w:pPr>
-      <w:r>
-        <w:rPr>
-          <w:rStyle w:val="VerbatimChar"/>
-        </w:rPr>
-        <w:t xml:space="preserve">ProductItems (serial_number, batch)</w:t>
-      </w:r>
-      <w:r>
-        <w:t xml:space="preserve"> </w:t>
-      </w:r>
-      <w:r>
-        <w:t xml:space="preserve">UNIQUE</w:t>
-      </w:r>
-    </w:p>
-    <w:p>
-      <w:pPr>
-        <w:numPr>
-          <w:ilvl w:val="0"/>
-          <w:numId w:val="1011"/>
-        </w:numPr>
-        <w:pStyle w:val="Compact"/>
-      </w:pPr>
-      <w:r>
-        <w:rPr>
-          <w:rStyle w:val="VerbatimChar"/>
-        </w:rPr>
-        <w:t xml:space="preserve">ProductBOMs (parent, component)</w:t>
-      </w:r>
-      <w:r>
-        <w:t xml:space="preserve"> </w:t>
-      </w:r>
-      <w:r>
-        <w:t xml:space="preserve">UNIQUE — no duplicate BOM edges, no self-loops, no cycles</w:t>
-      </w:r>
-    </w:p>
-    <w:p>
-      <w:pPr>
-        <w:numPr>
-          <w:ilvl w:val="0"/>
-          <w:numId w:val="1011"/>
-        </w:numPr>
-        <w:pStyle w:val="Compact"/>
-      </w:pPr>
-      <w:r>
-        <w:rPr>
-          <w:rStyle w:val="VerbatimChar"/>
-        </w:rPr>
-        <w:t xml:space="preserve">DPPs.qr_token</w:t>
-      </w:r>
-      <w:r>
-        <w:t xml:space="preserve"> </w:t>
-      </w:r>
-      <w:r>
-        <w:t xml:space="preserve">UNIQUE</w:t>
-      </w:r>
-    </w:p>
-    <w:bookmarkEnd w:id="50"/>
-    <w:bookmarkStart w:id="51" w:name="cds-hana-abap-type-mapping"/>
-    <w:p>
-      <w:pPr>
-        <w:pStyle w:val="Heading2"/>
-      </w:pPr>
-      <w:r>
-        <w:t xml:space="preserve">4.6 CDS → HANA → ABAP type mapping</w:t>
+        <w:t xml:space="preserve">audited</w:t>
+      </w:r>
+      <w:r>
+        <w:t xml:space="preserve"> </w:t>
+      </w:r>
+      <w:r>
+        <w:t xml:space="preserve">aspect.</w:t>
       </w:r>
     </w:p>
     <w:tbl>
@@ -8705,6 +9950,718 @@
               <w:jc w:val="left"/>
             </w:pPr>
             <w:r>
+              <w:t xml:space="preserve">Field</w:t>
+            </w:r>
+          </w:p>
+        </w:tc>
+        <w:tc>
+          <w:p>
+            <w:pPr>
+              <w:pStyle w:val="Compact"/>
+              <w:jc w:val="left"/>
+            </w:pPr>
+            <w:r>
+              <w:t xml:space="preserve">Type</w:t>
+            </w:r>
+          </w:p>
+        </w:tc>
+        <w:tc>
+          <w:p>
+            <w:pPr>
+              <w:pStyle w:val="Compact"/>
+              <w:jc w:val="left"/>
+            </w:pPr>
+            <w:r>
+              <w:t xml:space="preserve">Notes</w:t>
+            </w:r>
+          </w:p>
+        </w:tc>
+      </w:tr>
+      <w:tr>
+        <w:tc>
+          <w:p>
+            <w:pPr>
+              <w:pStyle w:val="Compact"/>
+              <w:jc w:val="left"/>
+            </w:pPr>
+            <w:r>
+              <w:t xml:space="preserve">ID</w:t>
+            </w:r>
+          </w:p>
+        </w:tc>
+        <w:tc>
+          <w:p>
+            <w:pPr>
+              <w:pStyle w:val="Compact"/>
+              <w:jc w:val="left"/>
+            </w:pPr>
+            <w:r>
+              <w:t xml:space="preserve">String(36)</w:t>
+            </w:r>
+          </w:p>
+        </w:tc>
+        <w:tc>
+          <w:p>
+            <w:pPr>
+              <w:pStyle w:val="Compact"/>
+              <w:jc w:val="left"/>
+            </w:pPr>
+            <w:r>
+              <w:t xml:space="preserve">Primary key</w:t>
+            </w:r>
+          </w:p>
+        </w:tc>
+      </w:tr>
+      <w:tr>
+        <w:tc>
+          <w:p>
+            <w:pPr>
+              <w:pStyle w:val="Compact"/>
+              <w:jc w:val="left"/>
+            </w:pPr>
+            <w:r>
+              <w:t xml:space="preserve">owning_organization</w:t>
+            </w:r>
+          </w:p>
+        </w:tc>
+        <w:tc>
+          <w:p>
+            <w:pPr>
+              <w:pStyle w:val="Compact"/>
+              <w:jc w:val="left"/>
+            </w:pPr>
+            <w:r>
+              <w:t xml:space="preserve">Association to Organizations</w:t>
+            </w:r>
+          </w:p>
+        </w:tc>
+        <w:tc>
+          <w:p>
+            <w:pPr>
+              <w:pStyle w:val="Compact"/>
+              <w:jc w:val="left"/>
+            </w:pPr>
+            <w:r>
+              <w:t xml:space="preserve">not null — tenant scope</w:t>
+            </w:r>
+          </w:p>
+        </w:tc>
+      </w:tr>
+      <w:tr>
+        <w:tc>
+          <w:p>
+            <w:pPr>
+              <w:pStyle w:val="Compact"/>
+              <w:jc w:val="left"/>
+            </w:pPr>
+            <w:r>
+              <w:t xml:space="preserve">dpp</w:t>
+            </w:r>
+          </w:p>
+        </w:tc>
+        <w:tc>
+          <w:p>
+            <w:pPr>
+              <w:pStyle w:val="Compact"/>
+              <w:jc w:val="left"/>
+            </w:pPr>
+            <w:r>
+              <w:t xml:space="preserve">Association to DPPs</w:t>
+            </w:r>
+          </w:p>
+        </w:tc>
+        <w:tc>
+          <w:p>
+            <w:pPr>
+              <w:pStyle w:val="Compact"/>
+              <w:jc w:val="left"/>
+            </w:pPr>
+            <w:r>
+              <w:t xml:space="preserve">optional — null = applies to all of the org’s DPPs</w:t>
+            </w:r>
+          </w:p>
+        </w:tc>
+      </w:tr>
+      <w:tr>
+        <w:tc>
+          <w:p>
+            <w:pPr>
+              <w:pStyle w:val="Compact"/>
+              <w:jc w:val="left"/>
+            </w:pPr>
+            <w:r>
+              <w:t xml:space="preserve">link_type</w:t>
+            </w:r>
+          </w:p>
+        </w:tc>
+        <w:tc>
+          <w:p>
+            <w:pPr>
+              <w:pStyle w:val="Compact"/>
+              <w:jc w:val="left"/>
+            </w:pPr>
+            <w:r>
+              <w:t xml:space="preserve">MarketingLinkType</w:t>
+            </w:r>
+          </w:p>
+        </w:tc>
+        <w:tc>
+          <w:p>
+            <w:pPr>
+              <w:pStyle w:val="Compact"/>
+              <w:jc w:val="left"/>
+            </w:pPr>
+            <w:r>
+              <w:t xml:space="preserve">default</w:t>
+            </w:r>
+            <w:r>
+              <w:t xml:space="preserve"> </w:t>
+            </w:r>
+            <w:r>
+              <w:rPr>
+                <w:rStyle w:val="VerbatimChar"/>
+              </w:rPr>
+              <w:t xml:space="preserve">advertisement</w:t>
+            </w:r>
+          </w:p>
+        </w:tc>
+      </w:tr>
+      <w:tr>
+        <w:tc>
+          <w:p>
+            <w:pPr>
+              <w:pStyle w:val="Compact"/>
+              <w:jc w:val="left"/>
+            </w:pPr>
+            <w:r>
+              <w:t xml:space="preserve">title</w:t>
+            </w:r>
+          </w:p>
+        </w:tc>
+        <w:tc>
+          <w:p>
+            <w:pPr>
+              <w:pStyle w:val="Compact"/>
+              <w:jc w:val="left"/>
+            </w:pPr>
+            <w:r>
+              <w:t xml:space="preserve">String(200)</w:t>
+            </w:r>
+          </w:p>
+        </w:tc>
+        <w:tc>
+          <w:p>
+            <w:pPr>
+              <w:pStyle w:val="Compact"/>
+              <w:jc w:val="left"/>
+            </w:pPr>
+            <w:r>
+              <w:t xml:space="preserve">not null</w:t>
+            </w:r>
+          </w:p>
+        </w:tc>
+      </w:tr>
+      <w:tr>
+        <w:tc>
+          <w:p>
+            <w:pPr>
+              <w:pStyle w:val="Compact"/>
+              <w:jc w:val="left"/>
+            </w:pPr>
+            <w:r>
+              <w:t xml:space="preserve">url</w:t>
+            </w:r>
+          </w:p>
+        </w:tc>
+        <w:tc>
+          <w:p>
+            <w:pPr>
+              <w:pStyle w:val="Compact"/>
+              <w:jc w:val="left"/>
+            </w:pPr>
+            <w:r>
+              <w:t xml:space="preserve">URL</w:t>
+            </w:r>
+          </w:p>
+        </w:tc>
+        <w:tc>
+          <w:p>
+            <w:pPr>
+              <w:pStyle w:val="Compact"/>
+              <w:jc w:val="left"/>
+            </w:pPr>
+            <w:r>
+              <w:t xml:space="preserve">target link</w:t>
+            </w:r>
+          </w:p>
+        </w:tc>
+      </w:tr>
+      <w:tr>
+        <w:tc>
+          <w:p>
+            <w:pPr>
+              <w:pStyle w:val="Compact"/>
+              <w:jc w:val="left"/>
+            </w:pPr>
+            <w:r>
+              <w:t xml:space="preserve">display_order</w:t>
+            </w:r>
+          </w:p>
+        </w:tc>
+        <w:tc>
+          <w:p>
+            <w:pPr>
+              <w:pStyle w:val="Compact"/>
+              <w:jc w:val="left"/>
+            </w:pPr>
+            <w:r>
+              <w:t xml:space="preserve">Integer</w:t>
+            </w:r>
+          </w:p>
+        </w:tc>
+        <w:tc>
+          <w:p>
+            <w:pPr>
+              <w:pStyle w:val="Compact"/>
+              <w:jc w:val="left"/>
+            </w:pPr>
+            <w:r>
+              <w:t xml:space="preserve">default 0 — ascending sort in the view</w:t>
+            </w:r>
+          </w:p>
+        </w:tc>
+      </w:tr>
+      <w:tr>
+        <w:tc>
+          <w:p>
+            <w:pPr>
+              <w:pStyle w:val="Compact"/>
+              <w:jc w:val="left"/>
+            </w:pPr>
+            <w:r>
+              <w:t xml:space="preserve">is_active</w:t>
+            </w:r>
+          </w:p>
+        </w:tc>
+        <w:tc>
+          <w:p>
+            <w:pPr>
+              <w:pStyle w:val="Compact"/>
+              <w:jc w:val="left"/>
+            </w:pPr>
+            <w:r>
+              <w:t xml:space="preserve">Boolean</w:t>
+            </w:r>
+          </w:p>
+        </w:tc>
+        <w:tc>
+          <w:p>
+            <w:pPr>
+              <w:pStyle w:val="Compact"/>
+              <w:jc w:val="left"/>
+            </w:pPr>
+            <w:r>
+              <w:t xml:space="preserve">default true</w:t>
+            </w:r>
+          </w:p>
+        </w:tc>
+      </w:tr>
+      <w:tr>
+        <w:tc>
+          <w:p>
+            <w:pPr>
+              <w:pStyle w:val="Compact"/>
+              <w:jc w:val="left"/>
+            </w:pPr>
+            <w:r>
+              <w:t xml:space="preserve">valid_from</w:t>
+            </w:r>
+          </w:p>
+        </w:tc>
+        <w:tc>
+          <w:p>
+            <w:pPr>
+              <w:pStyle w:val="Compact"/>
+              <w:jc w:val="left"/>
+            </w:pPr>
+            <w:r>
+              <w:t xml:space="preserve">Date</w:t>
+            </w:r>
+          </w:p>
+        </w:tc>
+        <w:tc>
+          <w:p>
+            <w:pPr>
+              <w:pStyle w:val="Compact"/>
+              <w:jc w:val="left"/>
+            </w:pPr>
+            <w:r>
+              <w:t xml:space="preserve">optional start of the display window</w:t>
+            </w:r>
+          </w:p>
+        </w:tc>
+      </w:tr>
+      <w:tr>
+        <w:tc>
+          <w:p>
+            <w:pPr>
+              <w:pStyle w:val="Compact"/>
+              <w:jc w:val="left"/>
+            </w:pPr>
+            <w:r>
+              <w:t xml:space="preserve">valid_to</w:t>
+            </w:r>
+          </w:p>
+        </w:tc>
+        <w:tc>
+          <w:p>
+            <w:pPr>
+              <w:pStyle w:val="Compact"/>
+              <w:jc w:val="left"/>
+            </w:pPr>
+            <w:r>
+              <w:t xml:space="preserve">Date</w:t>
+            </w:r>
+          </w:p>
+        </w:tc>
+        <w:tc>
+          <w:p>
+            <w:pPr>
+              <w:pStyle w:val="Compact"/>
+              <w:jc w:val="left"/>
+            </w:pPr>
+            <w:r>
+              <w:t xml:space="preserve">optional end of the display window</w:t>
+            </w:r>
+          </w:p>
+        </w:tc>
+      </w:tr>
+    </w:tbl>
+    <w:p>
+      <w:pPr>
+        <w:pStyle w:val="BodyText"/>
+      </w:pPr>
+      <w:r>
+        <w:t xml:space="preserve">The public consumer read (</w:t>
+      </w:r>
+      <w:hyperlink r:id="rId52">
+        <w:r>
+          <w:rPr>
+            <w:rStyle w:val="VerbatimChar"/>
+          </w:rPr>
+          <w:t xml:space="preserve">srv/handlers/public-handler.js</w:t>
+        </w:r>
+      </w:hyperlink>
+      <w:r>
+        <w:t xml:space="preserve">) returns, for a published/public DPP, all</w:t>
+      </w:r>
+      <w:r>
+        <w:t xml:space="preserve"> </w:t>
+      </w:r>
+      <w:r>
+        <w:rPr>
+          <w:rStyle w:val="VerbatimChar"/>
+        </w:rPr>
+        <w:t xml:space="preserve">is_active</w:t>
+      </w:r>
+      <w:r>
+        <w:t xml:space="preserve"> </w:t>
+      </w:r>
+      <w:r>
+        <w:t xml:space="preserve">links of the DPP’s organisation whose validity window covers the current date and that either target this DPP or are org-wide (</w:t>
+      </w:r>
+      <w:r>
+        <w:rPr>
+          <w:rStyle w:val="VerbatimChar"/>
+        </w:rPr>
+        <w:t xml:space="preserve">dpp</w:t>
+      </w:r>
+      <w:r>
+        <w:t xml:space="preserve"> </w:t>
+      </w:r>
+      <w:r>
+        <w:t xml:space="preserve">null), sorted by</w:t>
+      </w:r>
+      <w:r>
+        <w:t xml:space="preserve"> </w:t>
+      </w:r>
+      <w:r>
+        <w:rPr>
+          <w:rStyle w:val="VerbatimChar"/>
+        </w:rPr>
+        <w:t xml:space="preserve">display_order</w:t>
+      </w:r>
+      <w:r>
+        <w:t xml:space="preserve">.</w:t>
+      </w:r>
+    </w:p>
+    <w:bookmarkEnd w:id="53"/>
+    <w:bookmarkEnd w:id="54"/>
+    <w:bookmarkStart w:id="55" w:name="uniqueness-and-integrity-constraints"/>
+    <w:p>
+      <w:pPr>
+        <w:pStyle w:val="Heading2"/>
+      </w:pPr>
+      <w:r>
+        <w:t xml:space="preserve">4.5 Uniqueness and Integrity Constraints</w:t>
+      </w:r>
+    </w:p>
+    <w:p>
+      <w:pPr>
+        <w:numPr>
+          <w:ilvl w:val="0"/>
+          <w:numId w:val="1011"/>
+        </w:numPr>
+        <w:pStyle w:val="Compact"/>
+      </w:pPr>
+      <w:r>
+        <w:rPr>
+          <w:rStyle w:val="VerbatimChar"/>
+        </w:rPr>
+        <w:t xml:space="preserve">Organizations.tenant_id</w:t>
+      </w:r>
+      <w:r>
+        <w:t xml:space="preserve"> </w:t>
+      </w:r>
+      <w:r>
+        <w:t xml:space="preserve">UNIQUE</w:t>
+      </w:r>
+    </w:p>
+    <w:p>
+      <w:pPr>
+        <w:numPr>
+          <w:ilvl w:val="0"/>
+          <w:numId w:val="1011"/>
+        </w:numPr>
+        <w:pStyle w:val="Compact"/>
+      </w:pPr>
+      <w:r>
+        <w:rPr>
+          <w:rStyle w:val="VerbatimChar"/>
+        </w:rPr>
+        <w:t xml:space="preserve">Users (email, organization)</w:t>
+      </w:r>
+      <w:r>
+        <w:t xml:space="preserve"> </w:t>
+      </w:r>
+      <w:r>
+        <w:t xml:space="preserve">UNIQUE</w:t>
+      </w:r>
+    </w:p>
+    <w:p>
+      <w:pPr>
+        <w:numPr>
+          <w:ilvl w:val="0"/>
+          <w:numId w:val="1011"/>
+        </w:numPr>
+        <w:pStyle w:val="Compact"/>
+      </w:pPr>
+      <w:r>
+        <w:rPr>
+          <w:rStyle w:val="VerbatimChar"/>
+        </w:rPr>
+        <w:t xml:space="preserve">BusinessPartnerRoles (partner, role)</w:t>
+      </w:r>
+      <w:r>
+        <w:t xml:space="preserve"> </w:t>
+      </w:r>
+      <w:r>
+        <w:t xml:space="preserve">UNIQUE</w:t>
+      </w:r>
+    </w:p>
+    <w:p>
+      <w:pPr>
+        <w:numPr>
+          <w:ilvl w:val="0"/>
+          <w:numId w:val="1011"/>
+        </w:numPr>
+        <w:pStyle w:val="Compact"/>
+      </w:pPr>
+      <w:r>
+        <w:rPr>
+          <w:rStyle w:val="VerbatimChar"/>
+        </w:rPr>
+        <w:t xml:space="preserve">Products (gtin, owning_organization)</w:t>
+      </w:r>
+      <w:r>
+        <w:t xml:space="preserve"> </w:t>
+      </w:r>
+      <w:r>
+        <w:t xml:space="preserve">UNIQUE</w:t>
+      </w:r>
+    </w:p>
+    <w:p>
+      <w:pPr>
+        <w:numPr>
+          <w:ilvl w:val="0"/>
+          <w:numId w:val="1011"/>
+        </w:numPr>
+        <w:pStyle w:val="Compact"/>
+      </w:pPr>
+      <w:r>
+        <w:rPr>
+          <w:rStyle w:val="VerbatimChar"/>
+        </w:rPr>
+        <w:t xml:space="preserve">ProductVariants (sku, product)</w:t>
+      </w:r>
+      <w:r>
+        <w:t xml:space="preserve"> </w:t>
+      </w:r>
+      <w:r>
+        <w:t xml:space="preserve">UNIQUE</w:t>
+      </w:r>
+    </w:p>
+    <w:p>
+      <w:pPr>
+        <w:numPr>
+          <w:ilvl w:val="0"/>
+          <w:numId w:val="1011"/>
+        </w:numPr>
+        <w:pStyle w:val="Compact"/>
+      </w:pPr>
+      <w:r>
+        <w:rPr>
+          <w:rStyle w:val="VerbatimChar"/>
+        </w:rPr>
+        <w:t xml:space="preserve">Batches (batch_number, variant)</w:t>
+      </w:r>
+      <w:r>
+        <w:t xml:space="preserve"> </w:t>
+      </w:r>
+      <w:r>
+        <w:t xml:space="preserve">UNIQUE</w:t>
+      </w:r>
+    </w:p>
+    <w:p>
+      <w:pPr>
+        <w:numPr>
+          <w:ilvl w:val="0"/>
+          <w:numId w:val="1011"/>
+        </w:numPr>
+        <w:pStyle w:val="Compact"/>
+      </w:pPr>
+      <w:r>
+        <w:rPr>
+          <w:rStyle w:val="VerbatimChar"/>
+        </w:rPr>
+        <w:t xml:space="preserve">ProductItems (serial_number, batch)</w:t>
+      </w:r>
+      <w:r>
+        <w:t xml:space="preserve"> </w:t>
+      </w:r>
+      <w:r>
+        <w:t xml:space="preserve">UNIQUE — no duplicate serials within a batch</w:t>
+      </w:r>
+    </w:p>
+    <w:p>
+      <w:pPr>
+        <w:numPr>
+          <w:ilvl w:val="0"/>
+          <w:numId w:val="1011"/>
+        </w:numPr>
+        <w:pStyle w:val="Compact"/>
+      </w:pPr>
+      <w:r>
+        <w:rPr>
+          <w:rStyle w:val="VerbatimChar"/>
+        </w:rPr>
+        <w:t xml:space="preserve">ProductItems.upi</w:t>
+      </w:r>
+      <w:r>
+        <w:t xml:space="preserve"> </w:t>
+      </w:r>
+      <w:r>
+        <w:t xml:space="preserve">UNIQUE — globally unique product identifier (ESPR)</w:t>
+      </w:r>
+    </w:p>
+    <w:p>
+      <w:pPr>
+        <w:numPr>
+          <w:ilvl w:val="0"/>
+          <w:numId w:val="1011"/>
+        </w:numPr>
+        <w:pStyle w:val="Compact"/>
+      </w:pPr>
+      <w:r>
+        <w:rPr>
+          <w:rStyle w:val="VerbatimChar"/>
+        </w:rPr>
+        <w:t xml:space="preserve">ProductBOMs (parent, component)</w:t>
+      </w:r>
+      <w:r>
+        <w:t xml:space="preserve"> </w:t>
+      </w:r>
+      <w:r>
+        <w:t xml:space="preserve">UNIQUE — no duplicate BOM edges, no self-loops, no cycles (parent is a Variant)</w:t>
+      </w:r>
+    </w:p>
+    <w:p>
+      <w:pPr>
+        <w:numPr>
+          <w:ilvl w:val="0"/>
+          <w:numId w:val="1011"/>
+        </w:numPr>
+        <w:pStyle w:val="Compact"/>
+      </w:pPr>
+      <w:r>
+        <w:rPr>
+          <w:rStyle w:val="VerbatimChar"/>
+        </w:rPr>
+        <w:t xml:space="preserve">DPPs.qr_token</w:t>
+      </w:r>
+      <w:r>
+        <w:t xml:space="preserve"> </w:t>
+      </w:r>
+      <w:r>
+        <w:t xml:space="preserve">UNIQUE</w:t>
+      </w:r>
+    </w:p>
+    <w:p>
+      <w:pPr>
+        <w:numPr>
+          <w:ilvl w:val="0"/>
+          <w:numId w:val="1011"/>
+        </w:numPr>
+        <w:pStyle w:val="Compact"/>
+      </w:pPr>
+      <w:r>
+        <w:rPr>
+          <w:rStyle w:val="VerbatimChar"/>
+        </w:rPr>
+        <w:t xml:space="preserve">DPPs.item</w:t>
+      </w:r>
+      <w:r>
+        <w:t xml:space="preserve"> </w:t>
+      </w:r>
+      <w:r>
+        <w:t xml:space="preserve">UNIQUE — exactly one DPP per serialised item (1:1)</w:t>
+      </w:r>
+    </w:p>
+    <w:bookmarkEnd w:id="55"/>
+    <w:bookmarkStart w:id="56" w:name="cds-hana-abap-type-mapping"/>
+    <w:p>
+      <w:pPr>
+        <w:pStyle w:val="Heading2"/>
+      </w:pPr>
+      <w:r>
+        <w:t xml:space="preserve">4.6 CDS → HANA → ABAP type mapping</w:t>
+      </w:r>
+    </w:p>
+    <w:tbl>
+      <w:tblPr>
+        <w:tblStyle w:val="Table"/>
+        <w:tblW w:type="pct" w:w="0.0"/>
+        <w:tblLook w:firstRow="1" w:lastRow="0" w:firstColumn="0" w:lastColumn="0" w:noHBand="0" w:noVBand="0" w:val="0020"/>
+      </w:tblPr>
+      <w:tblGrid/>
+      <w:tr>
+        <w:tc>
+          <w:p>
+            <w:pPr>
+              <w:pStyle w:val="Compact"/>
+              <w:jc w:val="left"/>
+            </w:pPr>
+            <w:r>
               <w:t xml:space="preserve">Modelling type</w:t>
             </w:r>
           </w:p>
@@ -9315,8 +11272,8 @@
         </w:tc>
       </w:tr>
     </w:tbl>
-    <w:bookmarkEnd w:id="51"/>
-    <w:bookmarkEnd w:id="52"/>
+    <w:bookmarkEnd w:id="56"/>
+    <w:bookmarkEnd w:id="57"/>
     <w:sectPr/>
   </w:body>
 </w:document>
@@ -10117,7 +12074,7 @@
       <w:color w:themeColor="accent1" w:themeShade="BF" w:val="365F91"/>
     </w:rPr>
   </w:style>
-  <w:style w:type="paragraph" w:customStyle="1" w:styleId="SourceCode">
+  <w:style w:customStyle="1" w:styleId="SourceCode" w:type="paragraph">
     <w:name w:val="Source Code"/>
     <w:basedOn w:val="Normal"/>
     <w:link w:val="VerbatimChar"/>
@@ -10125,7 +12082,7 @@
       <w:wordWrap w:val="off"/>
     </w:pPr>
   </w:style>
-  <w:style w:type="character" w:customStyle="1" w:styleId="KeywordTok">
+  <w:style w:customStyle="1" w:styleId="KeywordTok" w:type="character">
     <w:name w:val="KeywordTok"/>
     <w:basedOn w:val="VerbatimChar"/>
     <w:rPr>
@@ -10133,82 +12090,82 @@
       <w:b/>
     </w:rPr>
   </w:style>
-  <w:style w:type="character" w:customStyle="1" w:styleId="DataTypeTok">
+  <w:style w:customStyle="1" w:styleId="DataTypeTok" w:type="character">
     <w:name w:val="DataTypeTok"/>
     <w:basedOn w:val="VerbatimChar"/>
     <w:rPr>
       <w:color w:val="902000"/>
     </w:rPr>
   </w:style>
-  <w:style w:type="character" w:customStyle="1" w:styleId="DecValTok">
+  <w:style w:customStyle="1" w:styleId="DecValTok" w:type="character">
     <w:name w:val="DecValTok"/>
     <w:basedOn w:val="VerbatimChar"/>
     <w:rPr>
       <w:color w:val="40a070"/>
     </w:rPr>
   </w:style>
-  <w:style w:type="character" w:customStyle="1" w:styleId="BaseNTok">
+  <w:style w:customStyle="1" w:styleId="BaseNTok" w:type="character">
     <w:name w:val="BaseNTok"/>
     <w:basedOn w:val="VerbatimChar"/>
     <w:rPr>
       <w:color w:val="40a070"/>
     </w:rPr>
   </w:style>
-  <w:style w:type="character" w:customStyle="1" w:styleId="FloatTok">
+  <w:style w:customStyle="1" w:styleId="FloatTok" w:type="character">
     <w:name w:val="FloatTok"/>
     <w:basedOn w:val="VerbatimChar"/>
     <w:rPr>
       <w:color w:val="40a070"/>
     </w:rPr>
   </w:style>
-  <w:style w:type="character" w:customStyle="1" w:styleId="ConstantTok">
+  <w:style w:customStyle="1" w:styleId="ConstantTok" w:type="character">
     <w:name w:val="ConstantTok"/>
     <w:basedOn w:val="VerbatimChar"/>
     <w:rPr>
       <w:color w:val="880000"/>
     </w:rPr>
   </w:style>
-  <w:style w:type="character" w:customStyle="1" w:styleId="CharTok">
+  <w:style w:customStyle="1" w:styleId="CharTok" w:type="character">
     <w:name w:val="CharTok"/>
     <w:basedOn w:val="VerbatimChar"/>
     <w:rPr>
       <w:color w:val="4070a0"/>
     </w:rPr>
   </w:style>
-  <w:style w:type="character" w:customStyle="1" w:styleId="SpecialCharTok">
+  <w:style w:customStyle="1" w:styleId="SpecialCharTok" w:type="character">
     <w:name w:val="SpecialCharTok"/>
     <w:basedOn w:val="VerbatimChar"/>
     <w:rPr>
       <w:color w:val="4070a0"/>
     </w:rPr>
   </w:style>
-  <w:style w:type="character" w:customStyle="1" w:styleId="StringTok">
+  <w:style w:customStyle="1" w:styleId="StringTok" w:type="character">
     <w:name w:val="StringTok"/>
     <w:basedOn w:val="VerbatimChar"/>
     <w:rPr>
       <w:color w:val="4070a0"/>
     </w:rPr>
   </w:style>
-  <w:style w:type="character" w:customStyle="1" w:styleId="VerbatimStringTok">
+  <w:style w:customStyle="1" w:styleId="VerbatimStringTok" w:type="character">
     <w:name w:val="VerbatimStringTok"/>
     <w:basedOn w:val="VerbatimChar"/>
     <w:rPr>
       <w:color w:val="4070a0"/>
     </w:rPr>
   </w:style>
-  <w:style w:type="character" w:customStyle="1" w:styleId="SpecialStringTok">
+  <w:style w:customStyle="1" w:styleId="SpecialStringTok" w:type="character">
     <w:name w:val="SpecialStringTok"/>
     <w:basedOn w:val="VerbatimChar"/>
     <w:rPr>
       <w:color w:val="bb6688"/>
     </w:rPr>
   </w:style>
-  <w:style w:type="character" w:customStyle="1" w:styleId="ImportTok">
+  <w:style w:customStyle="1" w:styleId="ImportTok" w:type="character">
     <w:name w:val="ImportTok"/>
     <w:basedOn w:val="VerbatimChar"/>
     <w:rPr/>
   </w:style>
-  <w:style w:type="character" w:customStyle="1" w:styleId="CommentTok">
+  <w:style w:customStyle="1" w:styleId="CommentTok" w:type="character">
     <w:name w:val="CommentTok"/>
     <w:basedOn w:val="VerbatimChar"/>
     <w:rPr>
@@ -10216,7 +12173,7 @@
       <w:i/>
     </w:rPr>
   </w:style>
-  <w:style w:type="character" w:customStyle="1" w:styleId="DocumentationTok">
+  <w:style w:customStyle="1" w:styleId="DocumentationTok" w:type="character">
     <w:name w:val="DocumentationTok"/>
     <w:basedOn w:val="VerbatimChar"/>
     <w:rPr>
@@ -10224,7 +12181,7 @@
       <w:i/>
     </w:rPr>
   </w:style>
-  <w:style w:type="character" w:customStyle="1" w:styleId="AnnotationTok">
+  <w:style w:customStyle="1" w:styleId="AnnotationTok" w:type="character">
     <w:name w:val="AnnotationTok"/>
     <w:basedOn w:val="VerbatimChar"/>
     <w:rPr>
@@ -10233,7 +12190,7 @@
       <w:i/>
     </w:rPr>
   </w:style>
-  <w:style w:type="character" w:customStyle="1" w:styleId="CommentVarTok">
+  <w:style w:customStyle="1" w:styleId="CommentVarTok" w:type="character">
     <w:name w:val="CommentVarTok"/>
     <w:basedOn w:val="VerbatimChar"/>
     <w:rPr>
@@ -10242,28 +12199,28 @@
       <w:i/>
     </w:rPr>
   </w:style>
-  <w:style w:type="character" w:customStyle="1" w:styleId="OtherTok">
+  <w:style w:customStyle="1" w:styleId="OtherTok" w:type="character">
     <w:name w:val="OtherTok"/>
     <w:basedOn w:val="VerbatimChar"/>
     <w:rPr>
       <w:color w:val="007020"/>
     </w:rPr>
   </w:style>
-  <w:style w:type="character" w:customStyle="1" w:styleId="FunctionTok">
+  <w:style w:customStyle="1" w:styleId="FunctionTok" w:type="character">
     <w:name w:val="FunctionTok"/>
     <w:basedOn w:val="VerbatimChar"/>
     <w:rPr>
       <w:color w:val="06287e"/>
     </w:rPr>
   </w:style>
-  <w:style w:type="character" w:customStyle="1" w:styleId="VariableTok">
+  <w:style w:customStyle="1" w:styleId="VariableTok" w:type="character">
     <w:name w:val="VariableTok"/>
     <w:basedOn w:val="VerbatimChar"/>
     <w:rPr>
       <w:color w:val="19177c"/>
     </w:rPr>
   </w:style>
-  <w:style w:type="character" w:customStyle="1" w:styleId="ControlFlowTok">
+  <w:style w:customStyle="1" w:styleId="ControlFlowTok" w:type="character">
     <w:name w:val="ControlFlowTok"/>
     <w:basedOn w:val="VerbatimChar"/>
     <w:rPr>
@@ -10271,43 +12228,43 @@
       <w:b/>
     </w:rPr>
   </w:style>
-  <w:style w:type="character" w:customStyle="1" w:styleId="OperatorTok">
+  <w:style w:customStyle="1" w:styleId="OperatorTok" w:type="character">
     <w:name w:val="OperatorTok"/>
     <w:basedOn w:val="VerbatimChar"/>
     <w:rPr>
       <w:color w:val="666666"/>
     </w:rPr>
   </w:style>
-  <w:style w:type="character" w:customStyle="1" w:styleId="BuiltInTok">
+  <w:style w:customStyle="1" w:styleId="BuiltInTok" w:type="character">
     <w:name w:val="BuiltInTok"/>
     <w:basedOn w:val="VerbatimChar"/>
     <w:rPr/>
   </w:style>
-  <w:style w:type="character" w:customStyle="1" w:styleId="ExtensionTok">
+  <w:style w:customStyle="1" w:styleId="ExtensionTok" w:type="character">
     <w:name w:val="ExtensionTok"/>
     <w:basedOn w:val="VerbatimChar"/>
     <w:rPr/>
   </w:style>
-  <w:style w:type="character" w:customStyle="1" w:styleId="PreprocessorTok">
+  <w:style w:customStyle="1" w:styleId="PreprocessorTok" w:type="character">
     <w:name w:val="PreprocessorTok"/>
     <w:basedOn w:val="VerbatimChar"/>
     <w:rPr>
       <w:color w:val="bc7a00"/>
     </w:rPr>
   </w:style>
-  <w:style w:type="character" w:customStyle="1" w:styleId="AttributeTok">
+  <w:style w:customStyle="1" w:styleId="AttributeTok" w:type="character">
     <w:name w:val="AttributeTok"/>
     <w:basedOn w:val="VerbatimChar"/>
     <w:rPr>
       <w:color w:val="7d9029"/>
     </w:rPr>
   </w:style>
-  <w:style w:type="character" w:customStyle="1" w:styleId="RegionMarkerTok">
+  <w:style w:customStyle="1" w:styleId="RegionMarkerTok" w:type="character">
     <w:name w:val="RegionMarkerTok"/>
     <w:basedOn w:val="VerbatimChar"/>
     <w:rPr/>
   </w:style>
-  <w:style w:type="character" w:customStyle="1" w:styleId="InformationTok">
+  <w:style w:customStyle="1" w:styleId="InformationTok" w:type="character">
     <w:name w:val="InformationTok"/>
     <w:basedOn w:val="VerbatimChar"/>
     <w:rPr>
@@ -10316,7 +12273,7 @@
       <w:i/>
     </w:rPr>
   </w:style>
-  <w:style w:type="character" w:customStyle="1" w:styleId="WarningTok">
+  <w:style w:customStyle="1" w:styleId="WarningTok" w:type="character">
     <w:name w:val="WarningTok"/>
     <w:basedOn w:val="VerbatimChar"/>
     <w:rPr>
@@ -10325,7 +12282,7 @@
       <w:i/>
     </w:rPr>
   </w:style>
-  <w:style w:type="character" w:customStyle="1" w:styleId="AlertTok">
+  <w:style w:customStyle="1" w:styleId="AlertTok" w:type="character">
     <w:name w:val="AlertTok"/>
     <w:basedOn w:val="VerbatimChar"/>
     <w:rPr>
@@ -10333,7 +12290,7 @@
       <w:b/>
     </w:rPr>
   </w:style>
-  <w:style w:type="character" w:customStyle="1" w:styleId="ErrorTok">
+  <w:style w:customStyle="1" w:styleId="ErrorTok" w:type="character">
     <w:name w:val="ErrorTok"/>
     <w:basedOn w:val="VerbatimChar"/>
     <w:rPr>
@@ -10341,7 +12298,7 @@
       <w:b/>
     </w:rPr>
   </w:style>
-  <w:style w:type="character" w:customStyle="1" w:styleId="NormalTok">
+  <w:style w:customStyle="1" w:styleId="NormalTok" w:type="character">
     <w:name w:val="NormalTok"/>
     <w:basedOn w:val="VerbatimChar"/>
     <w:rPr/>
